--- a/fundamentals of management theory/lab4/Лабораторная работа №4.docx
+++ b/fundamentals of management theory/lab4/Лабораторная работа №4.docx
@@ -10,7 +10,7 @@
           <w:bCs/>
           <w:sz w:val="28"/>
           <w:szCs w:val="28"/>
-          <w:lang w:val="en-US"/>
+          <w:lang w:val="ru-RU"/>
         </w:rPr>
       </w:pPr>
       <w:r>
@@ -38,7 +38,7 @@
           <w:bCs/>
           <w:sz w:val="28"/>
           <w:szCs w:val="28"/>
-          <w:lang w:val="en-US"/>
+          <w:lang w:val="ru-RU"/>
         </w:rPr>
         <w:t>4</w:t>
       </w:r>
@@ -157,6 +157,7 @@
       </w:pPr>
       <w:r>
         <w:rPr>
+          <w:noProof/>
           <w:lang w:val="ru-RU"/>
         </w:rPr>
         <w:drawing>
@@ -225,6 +226,7 @@
       </w:pPr>
       <w:r>
         <w:rPr>
+          <w:noProof/>
           <w:lang w:val="ru-US"/>
         </w:rPr>
         <w:drawing>
@@ -286,6 +288,7 @@
       </w:pPr>
       <w:r>
         <w:rPr>
+          <w:noProof/>
           <w:lang w:val="ru-RU"/>
         </w:rPr>
         <w:drawing>
@@ -464,6 +467,7 @@
         <w:rPr>
           <w:b/>
           <w:bCs/>
+          <w:noProof/>
           <w:lang w:val="ru-RU"/>
         </w:rPr>
         <w:drawing>
@@ -549,6 +553,7 @@
       </w:pPr>
       <w:r>
         <w:rPr>
+          <w:noProof/>
           <w:lang w:val="ru-RU"/>
         </w:rPr>
         <w:drawing>
@@ -610,6 +615,7 @@
       </w:pPr>
       <w:r>
         <w:rPr>
+          <w:noProof/>
           <w:lang w:val="ru-RU"/>
         </w:rPr>
         <w:lastRenderedPageBreak/>
@@ -672,6 +678,7 @@
       </w:pPr>
       <w:r>
         <w:rPr>
+          <w:noProof/>
           <w:lang w:val="ru-RU"/>
         </w:rPr>
         <w:drawing>
@@ -767,6 +774,7 @@
       </w:pPr>
       <w:r>
         <w:rPr>
+          <w:noProof/>
           <w:lang w:val="ru-RU"/>
         </w:rPr>
         <w:drawing>
@@ -909,6 +917,7 @@
         <w:rPr>
           <w:b/>
           <w:bCs/>
+          <w:noProof/>
           <w:lang w:val="ru-RU"/>
         </w:rPr>
         <w:drawing>
@@ -969,6 +978,7 @@
         <w:rPr>
           <w:b/>
           <w:bCs/>
+          <w:noProof/>
           <w:lang w:val="ru-RU"/>
         </w:rPr>
         <w:drawing>
@@ -1125,6 +1135,7 @@
       </w:pPr>
       <w:r>
         <w:rPr>
+          <w:noProof/>
           <w:lang w:val="en-US"/>
         </w:rPr>
         <w:lastRenderedPageBreak/>
@@ -1175,8 +1186,21 @@
         <w:rPr>
           <w:lang w:val="en-US"/>
         </w:rPr>
-        <w:t>err = 0</w:t>
-      </w:r>
+        <w:t xml:space="preserve">err = </w:t>
+      </w:r>
+      <w:r>
+        <w:rPr>
+          <w:lang w:val="en-US"/>
+        </w:rPr>
+        <w:t>0.1220596</w:t>
+      </w:r>
+    </w:p>
+    <w:p>
+      <w:pPr>
+        <w:rPr>
+          <w:lang w:val="ru-RU"/>
+        </w:rPr>
+      </w:pPr>
     </w:p>
     <w:p>
       <w:pPr>
@@ -1194,11 +1218,12 @@
     <w:p>
       <w:pPr>
         <w:rPr>
-          <w:lang w:val="en-US"/>
-        </w:rPr>
-      </w:pPr>
-      <w:r>
-        <w:rPr>
+          <w:lang w:val="ru-RU"/>
+        </w:rPr>
+      </w:pPr>
+      <w:r>
+        <w:rPr>
+          <w:noProof/>
           <w:lang w:val="en-US"/>
         </w:rPr>
         <w:drawing>
@@ -1241,14 +1266,7 @@
     <w:p>
       <w:pPr>
         <w:rPr>
-          <w:lang w:val="en-US"/>
-        </w:rPr>
-      </w:pPr>
-    </w:p>
-    <w:p>
-      <w:pPr>
-        <w:rPr>
-          <w:lang w:val="en-US"/>
+          <w:lang w:val="ru-RU"/>
         </w:rPr>
       </w:pPr>
       <w:r>
@@ -1261,15 +1279,8 @@
         <w:rPr>
           <w:lang w:val="en-US"/>
         </w:rPr>
-        <w:t>0.0324746</w:t>
-      </w:r>
-    </w:p>
-    <w:p>
-      <w:pPr>
-        <w:rPr>
-          <w:lang w:val="en-US"/>
-        </w:rPr>
-      </w:pPr>
+        <w:t>0.0576756</w:t>
+      </w:r>
     </w:p>
     <w:p>
       <w:pPr>
@@ -1301,11 +1312,12 @@
     <w:p>
       <w:pPr>
         <w:rPr>
-          <w:lang w:val="en-US"/>
-        </w:rPr>
-      </w:pPr>
-      <w:r>
-        <w:rPr>
+          <w:lang w:val="ru-RU"/>
+        </w:rPr>
+      </w:pPr>
+      <w:r>
+        <w:rPr>
+          <w:noProof/>
           <w:lang w:val="en-US"/>
         </w:rPr>
         <w:lastRenderedPageBreak/>
@@ -1349,13 +1361,6 @@
     <w:p>
       <w:pPr>
         <w:rPr>
-          <w:lang w:val="en-US"/>
-        </w:rPr>
-      </w:pPr>
-    </w:p>
-    <w:p>
-      <w:pPr>
-        <w:rPr>
           <w:lang w:val="ru-RU"/>
         </w:rPr>
       </w:pPr>
@@ -1369,8 +1374,15 @@
         <w:rPr>
           <w:lang w:val="en-US"/>
         </w:rPr>
-        <w:t>0.0658850</w:t>
-      </w:r>
+        <w:t>0.0257183</w:t>
+      </w:r>
+    </w:p>
+    <w:p>
+      <w:pPr>
+        <w:rPr>
+          <w:lang w:val="ru-RU"/>
+        </w:rPr>
+      </w:pPr>
     </w:p>
     <w:p>
       <w:pPr>
@@ -1388,11 +1400,12 @@
     <w:p>
       <w:pPr>
         <w:rPr>
-          <w:lang w:val="en-US"/>
-        </w:rPr>
-      </w:pPr>
-      <w:r>
-        <w:rPr>
+          <w:lang w:val="ru-RU"/>
+        </w:rPr>
+      </w:pPr>
+      <w:r>
+        <w:rPr>
+          <w:noProof/>
           <w:lang w:val="en-US"/>
         </w:rPr>
         <w:drawing>
@@ -1435,27 +1448,26 @@
     <w:p>
       <w:pPr>
         <w:rPr>
-          <w:lang w:val="en-US"/>
-        </w:rPr>
-      </w:pPr>
-    </w:p>
-    <w:p>
-      <w:pPr>
-        <w:rPr>
-          <w:lang w:val="ru-RU"/>
-        </w:rPr>
-      </w:pPr>
-      <w:r>
-        <w:rPr>
-          <w:lang w:val="en-US"/>
-        </w:rPr>
-        <w:t xml:space="preserve">err = </w:t>
-      </w:r>
-      <w:r>
-        <w:rPr>
-          <w:lang w:val="en-US"/>
-        </w:rPr>
-        <w:t>0.0688897</w:t>
+          <w:lang w:val="ru-RU"/>
+        </w:rPr>
+      </w:pPr>
+      <w:r>
+        <w:rPr>
+          <w:lang w:val="en-US"/>
+        </w:rPr>
+        <w:t>err</w:t>
+      </w:r>
+      <w:r>
+        <w:rPr>
+          <w:lang w:val="ru-RU"/>
+        </w:rPr>
+        <w:t xml:space="preserve"> = </w:t>
+      </w:r>
+      <w:r>
+        <w:rPr>
+          <w:lang w:val="ru-RU"/>
+        </w:rPr>
+        <w:t>0.0294496</w:t>
       </w:r>
     </w:p>
     <w:p>
@@ -1729,12 +1741,6 @@
           <w:lang w:val="ru-RU"/>
         </w:rPr>
         <w:tab/>
-      </w:r>
-      <w:r>
-        <w:rPr>
-          <w:color w:val="A6A6A6" w:themeColor="background1" w:themeShade="A6"/>
-          <w:lang w:val="ru-RU"/>
-        </w:rPr>
         <w:t>// интегральная составляющая</w:t>
       </w:r>
     </w:p>
@@ -1811,33 +1817,148 @@
         <w:rPr>
           <w:lang w:val="en-US"/>
         </w:rPr>
+        <w:t>coef</w:t>
+      </w:r>
+      <w:r>
+        <w:rPr>
+          <w:lang w:val="ru-RU"/>
+        </w:rPr>
+        <w:t xml:space="preserve"> = 1;</w:t>
+      </w:r>
+      <w:r>
+        <w:rPr>
+          <w:lang w:val="ru-RU"/>
+        </w:rPr>
+        <w:tab/>
+      </w:r>
+      <w:r>
+        <w:rPr>
+          <w:lang w:val="ru-RU"/>
+        </w:rPr>
+        <w:tab/>
+      </w:r>
+      <w:r>
+        <w:rPr>
+          <w:color w:val="A6A6A6" w:themeColor="background1" w:themeShade="A6"/>
+          <w:lang w:val="ru-RU"/>
+        </w:rPr>
+        <w:t>// коэффициент для задания шага дискретизации</w:t>
+      </w:r>
+      <w:r>
+        <w:rPr>
+          <w:color w:val="A6A6A6" w:themeColor="background1" w:themeShade="A6"/>
+          <w:lang w:val="ru-RU"/>
+        </w:rPr>
+        <w:t xml:space="preserve">. </w:t>
+      </w:r>
+      <w:r>
+        <w:rPr>
+          <w:color w:val="A6A6A6" w:themeColor="background1" w:themeShade="A6"/>
+          <w:lang w:val="ru-RU"/>
+        </w:rPr>
+        <w:t>этот параметр    равен 1, 2, 10, 100</w:t>
+      </w:r>
+    </w:p>
+    <w:p>
+      <w:pPr>
+        <w:ind w:left="4248" w:hanging="4240"/>
+        <w:rPr>
+          <w:lang w:val="ru-RU"/>
+        </w:rPr>
+      </w:pPr>
+      <w:r>
+        <w:rPr>
+          <w:lang w:val="en-US"/>
+        </w:rPr>
         <w:lastRenderedPageBreak/>
+        <w:t>h</w:t>
+      </w:r>
+      <w:r>
+        <w:rPr>
+          <w:lang w:val="ru-RU"/>
+        </w:rPr>
+        <w:t xml:space="preserve"> = 1/</w:t>
+      </w:r>
+      <w:r>
+        <w:rPr>
+          <w:lang w:val="en-US"/>
+        </w:rPr>
         <w:t>coef</w:t>
       </w:r>
       <w:r>
         <w:rPr>
           <w:lang w:val="ru-RU"/>
         </w:rPr>
-        <w:t xml:space="preserve"> = 1;</w:t>
-      </w:r>
-      <w:r>
-        <w:rPr>
-          <w:lang w:val="ru-RU"/>
-        </w:rPr>
-        <w:tab/>
-      </w:r>
-      <w:r>
-        <w:rPr>
-          <w:lang w:val="ru-RU"/>
-        </w:rPr>
-        <w:tab/>
-      </w:r>
-      <w:r>
-        <w:rPr>
-          <w:color w:val="A6A6A6" w:themeColor="background1" w:themeShade="A6"/>
-          <w:lang w:val="ru-RU"/>
-        </w:rPr>
-        <w:t>// коэффициент для задания шага дискретизации</w:t>
+        <w:t>;</w:t>
+      </w:r>
+      <w:r>
+        <w:rPr>
+          <w:lang w:val="ru-RU"/>
+        </w:rPr>
+        <w:tab/>
+      </w:r>
+      <w:r>
+        <w:rPr>
+          <w:color w:val="A6A6A6" w:themeColor="background1" w:themeShade="A6"/>
+          <w:lang w:val="ru-RU"/>
+        </w:rPr>
+        <w:t>// шаг дискретизации (при coef</w:t>
+      </w:r>
+      <w:r>
+        <w:rPr>
+          <w:color w:val="A6A6A6" w:themeColor="background1" w:themeShade="A6"/>
+          <w:lang w:val="ru-RU"/>
+        </w:rPr>
+        <w:t xml:space="preserve"> </w:t>
+      </w:r>
+      <w:r>
+        <w:rPr>
+          <w:color w:val="A6A6A6" w:themeColor="background1" w:themeShade="A6"/>
+          <w:lang w:val="ru-RU"/>
+        </w:rPr>
+        <w:t>=</w:t>
+      </w:r>
+      <w:r>
+        <w:rPr>
+          <w:color w:val="A6A6A6" w:themeColor="background1" w:themeShade="A6"/>
+          <w:lang w:val="ru-RU"/>
+        </w:rPr>
+        <w:t xml:space="preserve"> </w:t>
+      </w:r>
+      <w:r>
+        <w:rPr>
+          <w:color w:val="A6A6A6" w:themeColor="background1" w:themeShade="A6"/>
+          <w:lang w:val="ru-RU"/>
+        </w:rPr>
+        <w:t>1 → h</w:t>
+      </w:r>
+      <w:r>
+        <w:rPr>
+          <w:color w:val="A6A6A6" w:themeColor="background1" w:themeShade="A6"/>
+          <w:lang w:val="ru-RU"/>
+        </w:rPr>
+        <w:t xml:space="preserve"> </w:t>
+      </w:r>
+      <w:r>
+        <w:rPr>
+          <w:color w:val="A6A6A6" w:themeColor="background1" w:themeShade="A6"/>
+          <w:lang w:val="ru-RU"/>
+        </w:rPr>
+        <w:t>=</w:t>
+      </w:r>
+      <w:r>
+        <w:rPr>
+          <w:color w:val="A6A6A6" w:themeColor="background1" w:themeShade="A6"/>
+          <w:lang w:val="ru-RU"/>
+        </w:rPr>
+        <w:t xml:space="preserve"> </w:t>
+      </w:r>
+      <w:r>
+        <w:rPr>
+          <w:color w:val="A6A6A6" w:themeColor="background1" w:themeShade="A6"/>
+          <w:lang w:val="ru-RU"/>
+        </w:rPr>
+        <w:t>1)</w:t>
       </w:r>
       <w:r>
         <w:rPr>
@@ -1846,21 +1967,487 @@
         </w:rPr>
         <w:t xml:space="preserve">. </w:t>
       </w:r>
-      <w:r>
-        <w:rPr>
-          <w:color w:val="A6A6A6" w:themeColor="background1" w:themeShade="A6"/>
-          <w:lang w:val="ru-RU"/>
-        </w:rPr>
-        <w:t>этот параметр    равен 1, 2, 10, 100</w:t>
-      </w:r>
-    </w:p>
-    <w:p>
-      <w:pPr>
-        <w:ind w:left="4248" w:hanging="4240"/>
-        <w:rPr>
-          <w:lang w:val="ru-RU"/>
-        </w:rPr>
-      </w:pPr>
+    </w:p>
+    <w:p>
+      <w:pPr>
+        <w:rPr>
+          <w:lang w:val="ru-RU"/>
+        </w:rPr>
+      </w:pPr>
+      <w:r>
+        <w:rPr>
+          <w:lang w:val="en-US"/>
+        </w:rPr>
+        <w:t>s</w:t>
+      </w:r>
+      <w:r>
+        <w:rPr>
+          <w:lang w:val="ru-RU"/>
+        </w:rPr>
+        <w:t xml:space="preserve"> = </w:t>
+      </w:r>
+      <w:r>
+        <w:rPr>
+          <w:lang w:val="en-US"/>
+        </w:rPr>
+        <w:t>poly</w:t>
+      </w:r>
+      <w:r>
+        <w:rPr>
+          <w:lang w:val="ru-RU"/>
+        </w:rPr>
+        <w:t>(0, '</w:t>
+      </w:r>
+      <w:r>
+        <w:rPr>
+          <w:lang w:val="en-US"/>
+        </w:rPr>
+        <w:t>s</w:t>
+      </w:r>
+      <w:r>
+        <w:rPr>
+          <w:lang w:val="ru-RU"/>
+        </w:rPr>
+        <w:t>');</w:t>
+      </w:r>
+      <w:r>
+        <w:rPr>
+          <w:lang w:val="ru-RU"/>
+        </w:rPr>
+        <w:tab/>
+      </w:r>
+      <w:r>
+        <w:rPr>
+          <w:lang w:val="ru-RU"/>
+        </w:rPr>
+        <w:tab/>
+      </w:r>
+      <w:r>
+        <w:rPr>
+          <w:lang w:val="ru-RU"/>
+        </w:rPr>
+        <w:tab/>
+      </w:r>
+      <w:r>
+        <w:rPr>
+          <w:lang w:val="ru-RU"/>
+        </w:rPr>
+        <w:tab/>
+      </w:r>
+      <w:r>
+        <w:rPr>
+          <w:lang w:val="ru-RU"/>
+        </w:rPr>
+        <w:tab/>
+      </w:r>
+      <w:r>
+        <w:rPr>
+          <w:color w:val="A6A6A6" w:themeColor="background1" w:themeShade="A6"/>
+          <w:lang w:val="ru-RU"/>
+        </w:rPr>
+        <w:t>// оператор Лапласа</w:t>
+      </w:r>
+    </w:p>
+    <w:p>
+      <w:pPr>
+        <w:rPr>
+          <w:lang w:val="ru-RU"/>
+        </w:rPr>
+      </w:pPr>
+      <w:r>
+        <w:rPr>
+          <w:lang w:val="en-US"/>
+        </w:rPr>
+        <w:t>Wright</w:t>
+      </w:r>
+      <w:r>
+        <w:rPr>
+          <w:lang w:val="ru-RU"/>
+        </w:rPr>
+        <w:t xml:space="preserve"> = 1 /(1 + </w:t>
+      </w:r>
+      <w:r>
+        <w:rPr>
+          <w:lang w:val="en-US"/>
+        </w:rPr>
+        <w:t>s</w:t>
+      </w:r>
+      <w:r>
+        <w:rPr>
+          <w:lang w:val="ru-RU"/>
+        </w:rPr>
+        <w:t>*</w:t>
+      </w:r>
+      <w:r>
+        <w:rPr>
+          <w:lang w:val="en-US"/>
+        </w:rPr>
+        <w:t>T</w:t>
+      </w:r>
+      <w:r>
+        <w:rPr>
+          <w:lang w:val="ru-RU"/>
+        </w:rPr>
+        <w:t>0)^</w:t>
+      </w:r>
+      <w:r>
+        <w:rPr>
+          <w:lang w:val="en-US"/>
+        </w:rPr>
+        <w:t>n</w:t>
+      </w:r>
+      <w:r>
+        <w:rPr>
+          <w:lang w:val="ru-RU"/>
+        </w:rPr>
+        <w:t>;</w:t>
+      </w:r>
+      <w:r>
+        <w:rPr>
+          <w:lang w:val="ru-RU"/>
+        </w:rPr>
+        <w:tab/>
+      </w:r>
+      <w:r>
+        <w:rPr>
+          <w:lang w:val="ru-RU"/>
+        </w:rPr>
+        <w:tab/>
+      </w:r>
+      <w:r>
+        <w:rPr>
+          <w:lang w:val="ru-RU"/>
+        </w:rPr>
+        <w:tab/>
+      </w:r>
+      <w:r>
+        <w:rPr>
+          <w:color w:val="A6A6A6" w:themeColor="background1" w:themeShade="A6"/>
+          <w:lang w:val="ru-RU"/>
+        </w:rPr>
+        <w:t xml:space="preserve">// </w:t>
+      </w:r>
+      <w:r>
+        <w:rPr>
+          <w:color w:val="A6A6A6" w:themeColor="background1" w:themeShade="A6"/>
+          <w:lang w:val="ru-RU"/>
+        </w:rPr>
+        <w:t>п</w:t>
+      </w:r>
+      <w:r>
+        <w:rPr>
+          <w:color w:val="A6A6A6" w:themeColor="background1" w:themeShade="A6"/>
+          <w:lang w:val="ru-RU"/>
+        </w:rPr>
+        <w:t>ередаточная функция объекта</w:t>
+      </w:r>
+    </w:p>
+    <w:p>
+      <w:pPr>
+        <w:ind w:left="4240" w:hanging="4240"/>
+        <w:rPr>
+          <w:lang w:val="ru-RU"/>
+        </w:rPr>
+      </w:pPr>
+      <w:r>
+        <w:rPr>
+          <w:lang w:val="en-US"/>
+        </w:rPr>
+        <w:t>Wleft</w:t>
+      </w:r>
+      <w:r>
+        <w:rPr>
+          <w:lang w:val="ru-RU"/>
+        </w:rPr>
+        <w:t xml:space="preserve"> =(1 + 1/(</w:t>
+      </w:r>
+      <w:r>
+        <w:rPr>
+          <w:lang w:val="en-US"/>
+        </w:rPr>
+        <w:t>s</w:t>
+      </w:r>
+      <w:r>
+        <w:rPr>
+          <w:lang w:val="ru-RU"/>
+        </w:rPr>
+        <w:t xml:space="preserve"> * </w:t>
+      </w:r>
+      <w:r>
+        <w:rPr>
+          <w:lang w:val="en-US"/>
+        </w:rPr>
+        <w:t>Ti</w:t>
+      </w:r>
+      <w:r>
+        <w:rPr>
+          <w:lang w:val="ru-RU"/>
+        </w:rPr>
+        <w:t xml:space="preserve">)) * </w:t>
+      </w:r>
+      <w:r>
+        <w:rPr>
+          <w:lang w:val="en-US"/>
+        </w:rPr>
+        <w:t>K</w:t>
+      </w:r>
+      <w:r>
+        <w:rPr>
+          <w:lang w:val="ru-RU"/>
+        </w:rPr>
+        <w:t xml:space="preserve"> * </w:t>
+      </w:r>
+      <w:r>
+        <w:rPr>
+          <w:lang w:val="en-US"/>
+        </w:rPr>
+        <w:t>Wright</w:t>
+      </w:r>
+      <w:r>
+        <w:rPr>
+          <w:lang w:val="ru-RU"/>
+        </w:rPr>
+        <w:t>;</w:t>
+      </w:r>
+      <w:r>
+        <w:rPr>
+          <w:lang w:val="ru-RU"/>
+        </w:rPr>
+        <w:tab/>
+      </w:r>
+      <w:r>
+        <w:rPr>
+          <w:color w:val="A6A6A6" w:themeColor="background1" w:themeShade="A6"/>
+          <w:lang w:val="ru-RU"/>
+        </w:rPr>
+        <w:tab/>
+        <w:t xml:space="preserve">// </w:t>
+      </w:r>
+      <w:r>
+        <w:rPr>
+          <w:color w:val="A6A6A6" w:themeColor="background1" w:themeShade="A6"/>
+          <w:lang w:val="ru-RU"/>
+        </w:rPr>
+        <w:t>п</w:t>
+      </w:r>
+      <w:r>
+        <w:rPr>
+          <w:color w:val="A6A6A6" w:themeColor="background1" w:themeShade="A6"/>
+          <w:lang w:val="ru-RU"/>
+        </w:rPr>
+        <w:t>ередаточная функция разомкнутой системы (ПИ-регулятор + объект)</w:t>
+      </w:r>
+    </w:p>
+    <w:p>
+      <w:pPr>
+        <w:rPr>
+          <w:lang w:val="ru-RU"/>
+        </w:rPr>
+      </w:pPr>
+      <w:r>
+        <w:rPr>
+          <w:lang w:val="en-US"/>
+        </w:rPr>
+        <w:t>W</w:t>
+      </w:r>
+      <w:r>
+        <w:rPr>
+          <w:lang w:val="ru-RU"/>
+        </w:rPr>
+        <w:t xml:space="preserve"> = </w:t>
+      </w:r>
+      <w:r>
+        <w:rPr>
+          <w:lang w:val="en-US"/>
+        </w:rPr>
+        <w:t>Wleft</w:t>
+      </w:r>
+      <w:r>
+        <w:rPr>
+          <w:lang w:val="ru-RU"/>
+        </w:rPr>
+        <w:t xml:space="preserve"> / (1 + </w:t>
+      </w:r>
+      <w:r>
+        <w:rPr>
+          <w:lang w:val="en-US"/>
+        </w:rPr>
+        <w:t>Wleft</w:t>
+      </w:r>
+      <w:r>
+        <w:rPr>
+          <w:lang w:val="ru-RU"/>
+        </w:rPr>
+        <w:t xml:space="preserve">); </w:t>
+      </w:r>
+      <w:r>
+        <w:rPr>
+          <w:lang w:val="ru-RU"/>
+        </w:rPr>
+        <w:tab/>
+      </w:r>
+      <w:r>
+        <w:rPr>
+          <w:lang w:val="ru-RU"/>
+        </w:rPr>
+        <w:tab/>
+      </w:r>
+      <w:r>
+        <w:rPr>
+          <w:lang w:val="ru-RU"/>
+        </w:rPr>
+        <w:tab/>
+      </w:r>
+      <w:r>
+        <w:rPr>
+          <w:color w:val="A6A6A6" w:themeColor="background1" w:themeShade="A6"/>
+          <w:lang w:val="ru-RU"/>
+        </w:rPr>
+        <w:t xml:space="preserve">// </w:t>
+      </w:r>
+      <w:r>
+        <w:rPr>
+          <w:color w:val="A6A6A6" w:themeColor="background1" w:themeShade="A6"/>
+          <w:lang w:val="ru-RU"/>
+        </w:rPr>
+        <w:t>п</w:t>
+      </w:r>
+      <w:r>
+        <w:rPr>
+          <w:color w:val="A6A6A6" w:themeColor="background1" w:themeShade="A6"/>
+          <w:lang w:val="ru-RU"/>
+        </w:rPr>
+        <w:t>ередаточная функция замкнутой системы</w:t>
+      </w:r>
+    </w:p>
+    <w:p>
+      <w:pPr>
+        <w:rPr>
+          <w:lang w:val="ru-RU"/>
+        </w:rPr>
+      </w:pPr>
+      <w:r>
+        <w:rPr>
+          <w:lang w:val="en-US"/>
+        </w:rPr>
+        <w:t>sl</w:t>
+      </w:r>
+      <w:r>
+        <w:rPr>
+          <w:lang w:val="ru-RU"/>
+        </w:rPr>
+        <w:t xml:space="preserve"> = </w:t>
+      </w:r>
+      <w:r>
+        <w:rPr>
+          <w:lang w:val="en-US"/>
+        </w:rPr>
+        <w:t>syslin</w:t>
+      </w:r>
+      <w:r>
+        <w:rPr>
+          <w:lang w:val="ru-RU"/>
+        </w:rPr>
+        <w:t>('</w:t>
+      </w:r>
+      <w:r>
+        <w:rPr>
+          <w:lang w:val="en-US"/>
+        </w:rPr>
+        <w:t>c</w:t>
+      </w:r>
+      <w:r>
+        <w:rPr>
+          <w:lang w:val="ru-RU"/>
+        </w:rPr>
+        <w:t xml:space="preserve">', </w:t>
+      </w:r>
+      <w:r>
+        <w:rPr>
+          <w:lang w:val="en-US"/>
+        </w:rPr>
+        <w:t>W</w:t>
+      </w:r>
+      <w:r>
+        <w:rPr>
+          <w:lang w:val="ru-RU"/>
+        </w:rPr>
+        <w:t xml:space="preserve">); </w:t>
+      </w:r>
+      <w:r>
+        <w:rPr>
+          <w:lang w:val="ru-RU"/>
+        </w:rPr>
+        <w:tab/>
+      </w:r>
+      <w:r>
+        <w:rPr>
+          <w:lang w:val="ru-RU"/>
+        </w:rPr>
+        <w:tab/>
+      </w:r>
+      <w:r>
+        <w:rPr>
+          <w:lang w:val="ru-RU"/>
+        </w:rPr>
+        <w:tab/>
+      </w:r>
+      <w:r>
+        <w:rPr>
+          <w:lang w:val="ru-RU"/>
+        </w:rPr>
+        <w:tab/>
+      </w:r>
+      <w:r>
+        <w:rPr>
+          <w:color w:val="A6A6A6" w:themeColor="background1" w:themeShade="A6"/>
+          <w:lang w:val="ru-RU"/>
+        </w:rPr>
+        <w:t>// создание непрерывной системы в Scilab</w:t>
+      </w:r>
+    </w:p>
+    <w:p>
+      <w:pPr>
+        <w:rPr>
+          <w:lang w:val="ru-RU"/>
+        </w:rPr>
+      </w:pPr>
+      <w:r>
+        <w:rPr>
+          <w:lang w:val="en-US"/>
+        </w:rPr>
+        <w:t>sysD</w:t>
+      </w:r>
+      <w:r>
+        <w:rPr>
+          <w:lang w:val="ru-RU"/>
+        </w:rPr>
+        <w:t xml:space="preserve"> = </w:t>
+      </w:r>
+      <w:r>
+        <w:rPr>
+          <w:lang w:val="en-US"/>
+        </w:rPr>
+        <w:t>dscr</w:t>
+      </w:r>
+      <w:r>
+        <w:rPr>
+          <w:lang w:val="ru-RU"/>
+        </w:rPr>
+        <w:t>(</w:t>
+      </w:r>
+      <w:r>
+        <w:rPr>
+          <w:lang w:val="en-US"/>
+        </w:rPr>
+        <w:t>sl</w:t>
+      </w:r>
+      <w:r>
+        <w:rPr>
+          <w:lang w:val="ru-RU"/>
+        </w:rPr>
+        <w:t xml:space="preserve">, </w:t>
+      </w:r>
       <w:r>
         <w:rPr>
           <w:lang w:val="en-US"/>
@@ -1871,13 +2458,669 @@
         <w:rPr>
           <w:lang w:val="ru-RU"/>
         </w:rPr>
-        <w:t xml:space="preserve"> = 1/</w:t>
-      </w:r>
-      <w:r>
-        <w:rPr>
-          <w:lang w:val="en-US"/>
-        </w:rPr>
-        <w:t>coef</w:t>
+        <w:t>);</w:t>
+      </w:r>
+      <w:r>
+        <w:rPr>
+          <w:lang w:val="ru-RU"/>
+        </w:rPr>
+        <w:tab/>
+      </w:r>
+      <w:r>
+        <w:rPr>
+          <w:lang w:val="ru-RU"/>
+        </w:rPr>
+        <w:tab/>
+      </w:r>
+      <w:r>
+        <w:rPr>
+          <w:lang w:val="ru-RU"/>
+        </w:rPr>
+        <w:tab/>
+      </w:r>
+      <w:r>
+        <w:rPr>
+          <w:lang w:val="ru-RU"/>
+        </w:rPr>
+        <w:tab/>
+      </w:r>
+      <w:r>
+        <w:rPr>
+          <w:color w:val="A6A6A6" w:themeColor="background1" w:themeShade="A6"/>
+          <w:lang w:val="ru-RU"/>
+        </w:rPr>
+        <w:t>// дискретизация системы с шагом h</w:t>
+      </w:r>
+    </w:p>
+    <w:p>
+      <w:pPr>
+        <w:rPr>
+          <w:lang w:val="ru-RU"/>
+        </w:rPr>
+      </w:pPr>
+      <w:r>
+        <w:rPr>
+          <w:lang w:val="en-US"/>
+        </w:rPr>
+        <w:t>time</w:t>
+      </w:r>
+      <w:r>
+        <w:rPr>
+          <w:lang w:val="ru-RU"/>
+        </w:rPr>
+        <w:t>_</w:t>
+      </w:r>
+      <w:r>
+        <w:rPr>
+          <w:lang w:val="en-US"/>
+        </w:rPr>
+        <w:t>max</w:t>
+      </w:r>
+      <w:r>
+        <w:rPr>
+          <w:lang w:val="ru-RU"/>
+        </w:rPr>
+        <w:t xml:space="preserve"> = 100;</w:t>
+      </w:r>
+      <w:r>
+        <w:rPr>
+          <w:lang w:val="ru-RU"/>
+        </w:rPr>
+        <w:tab/>
+      </w:r>
+      <w:r>
+        <w:rPr>
+          <w:lang w:val="ru-RU"/>
+        </w:rPr>
+        <w:tab/>
+      </w:r>
+      <w:r>
+        <w:rPr>
+          <w:lang w:val="ru-RU"/>
+        </w:rPr>
+        <w:tab/>
+      </w:r>
+      <w:r>
+        <w:rPr>
+          <w:lang w:val="ru-RU"/>
+        </w:rPr>
+        <w:tab/>
+      </w:r>
+      <w:r>
+        <w:rPr>
+          <w:color w:val="A6A6A6" w:themeColor="background1" w:themeShade="A6"/>
+          <w:lang w:val="ru-RU"/>
+        </w:rPr>
+        <w:t>// время моделирования</w:t>
+      </w:r>
+    </w:p>
+    <w:p>
+      <w:pPr>
+        <w:ind w:left="4240" w:hanging="4240"/>
+        <w:rPr>
+          <w:lang w:val="ru-RU"/>
+        </w:rPr>
+      </w:pPr>
+      <w:r>
+        <w:rPr>
+          <w:lang w:val="en-US"/>
+        </w:rPr>
+        <w:t>t</w:t>
+      </w:r>
+      <w:r>
+        <w:rPr>
+          <w:lang w:val="ru-RU"/>
+        </w:rPr>
+        <w:t xml:space="preserve"> = [0:</w:t>
+      </w:r>
+      <w:r>
+        <w:rPr>
+          <w:lang w:val="en-US"/>
+        </w:rPr>
+        <w:t>h</w:t>
+      </w:r>
+      <w:r>
+        <w:rPr>
+          <w:lang w:val="ru-RU"/>
+        </w:rPr>
+        <w:t>:</w:t>
+      </w:r>
+      <w:r>
+        <w:rPr>
+          <w:lang w:val="en-US"/>
+        </w:rPr>
+        <w:t>time</w:t>
+      </w:r>
+      <w:r>
+        <w:rPr>
+          <w:lang w:val="ru-RU"/>
+        </w:rPr>
+        <w:t>_</w:t>
+      </w:r>
+      <w:r>
+        <w:rPr>
+          <w:lang w:val="en-US"/>
+        </w:rPr>
+        <w:t>max</w:t>
+      </w:r>
+      <w:r>
+        <w:rPr>
+          <w:lang w:val="ru-RU"/>
+        </w:rPr>
+        <w:t>];</w:t>
+      </w:r>
+      <w:r>
+        <w:rPr>
+          <w:lang w:val="ru-RU"/>
+        </w:rPr>
+        <w:tab/>
+      </w:r>
+      <w:r>
+        <w:rPr>
+          <w:lang w:val="ru-RU"/>
+        </w:rPr>
+        <w:tab/>
+      </w:r>
+      <w:r>
+        <w:rPr>
+          <w:color w:val="A6A6A6" w:themeColor="background1" w:themeShade="A6"/>
+          <w:lang w:val="ru-RU"/>
+        </w:rPr>
+        <w:t>// вектор времени</w:t>
+      </w:r>
+      <w:r>
+        <w:rPr>
+          <w:color w:val="A6A6A6" w:themeColor="background1" w:themeShade="A6"/>
+          <w:lang w:val="ru-RU"/>
+        </w:rPr>
+        <w:t>. е</w:t>
+      </w:r>
+      <w:r>
+        <w:rPr>
+          <w:color w:val="A6A6A6" w:themeColor="background1" w:themeShade="A6"/>
+          <w:lang w:val="ru-RU"/>
+        </w:rPr>
+        <w:t>сли x является списком syslin (линейная система в виде пространства состояний или передаточной форме), то zeros(x) так же является корректным и возвращает матрицу нулей.</w:t>
+      </w:r>
+    </w:p>
+    <w:p>
+      <w:pPr>
+        <w:rPr>
+          <w:lang w:val="ru-RU"/>
+        </w:rPr>
+      </w:pPr>
+      <w:r>
+        <w:rPr>
+          <w:lang w:val="en-US"/>
+        </w:rPr>
+        <w:t>v</w:t>
+      </w:r>
+      <w:r>
+        <w:rPr>
+          <w:lang w:val="ru-RU"/>
+        </w:rPr>
+        <w:t xml:space="preserve"> = </w:t>
+      </w:r>
+      <w:r>
+        <w:rPr>
+          <w:lang w:val="en-US"/>
+        </w:rPr>
+        <w:t>zeros</w:t>
+      </w:r>
+      <w:r>
+        <w:rPr>
+          <w:lang w:val="ru-RU"/>
+        </w:rPr>
+        <w:t>(</w:t>
+      </w:r>
+      <w:r>
+        <w:rPr>
+          <w:lang w:val="en-US"/>
+        </w:rPr>
+        <w:t>sysD</w:t>
+      </w:r>
+      <w:r>
+        <w:rPr>
+          <w:lang w:val="ru-RU"/>
+        </w:rPr>
+        <w:t>.</w:t>
+      </w:r>
+      <w:r>
+        <w:rPr>
+          <w:lang w:val="en-US"/>
+        </w:rPr>
+        <w:t>B</w:t>
+      </w:r>
+      <w:r>
+        <w:rPr>
+          <w:lang w:val="ru-RU"/>
+        </w:rPr>
+        <w:t xml:space="preserve">); </w:t>
+      </w:r>
+      <w:r>
+        <w:rPr>
+          <w:lang w:val="ru-RU"/>
+        </w:rPr>
+        <w:tab/>
+      </w:r>
+      <w:r>
+        <w:rPr>
+          <w:lang w:val="ru-RU"/>
+        </w:rPr>
+        <w:tab/>
+      </w:r>
+      <w:r>
+        <w:rPr>
+          <w:lang w:val="ru-RU"/>
+        </w:rPr>
+        <w:tab/>
+      </w:r>
+      <w:r>
+        <w:rPr>
+          <w:lang w:val="ru-RU"/>
+        </w:rPr>
+        <w:tab/>
+      </w:r>
+      <w:r>
+        <w:rPr>
+          <w:color w:val="A6A6A6" w:themeColor="background1" w:themeShade="A6"/>
+          <w:lang w:val="ru-RU"/>
+        </w:rPr>
+        <w:t>// начальное состояние системы</w:t>
+      </w:r>
+      <w:r>
+        <w:rPr>
+          <w:color w:val="A6A6A6" w:themeColor="background1" w:themeShade="A6"/>
+          <w:lang w:val="ru-RU"/>
+        </w:rPr>
+        <w:tab/>
+      </w:r>
+      <w:r>
+        <w:rPr>
+          <w:color w:val="A6A6A6" w:themeColor="background1" w:themeShade="A6"/>
+          <w:lang w:val="ru-RU"/>
+        </w:rPr>
+        <w:tab/>
+      </w:r>
+      <w:r>
+        <w:rPr>
+          <w:lang w:val="ru-RU"/>
+        </w:rPr>
+        <w:tab/>
+      </w:r>
+    </w:p>
+    <w:p>
+      <w:pPr>
+        <w:rPr>
+          <w:lang w:val="ru-RU"/>
+        </w:rPr>
+      </w:pPr>
+      <w:r>
+        <w:rPr>
+          <w:lang w:val="en-US"/>
+        </w:rPr>
+        <w:t>u</w:t>
+      </w:r>
+      <w:r>
+        <w:rPr>
+          <w:lang w:val="ru-RU"/>
+        </w:rPr>
+        <w:t xml:space="preserve"> = </w:t>
+      </w:r>
+      <w:r>
+        <w:rPr>
+          <w:lang w:val="en-US"/>
+        </w:rPr>
+        <w:t>ones</w:t>
+      </w:r>
+      <w:r>
+        <w:rPr>
+          <w:lang w:val="ru-RU"/>
+        </w:rPr>
+        <w:t>(</w:t>
+      </w:r>
+      <w:r>
+        <w:rPr>
+          <w:lang w:val="en-US"/>
+        </w:rPr>
+        <w:t>t</w:t>
+      </w:r>
+      <w:r>
+        <w:rPr>
+          <w:lang w:val="ru-RU"/>
+        </w:rPr>
+        <w:t xml:space="preserve">); </w:t>
+      </w:r>
+      <w:r>
+        <w:rPr>
+          <w:lang w:val="ru-RU"/>
+        </w:rPr>
+        <w:tab/>
+      </w:r>
+      <w:r>
+        <w:rPr>
+          <w:lang w:val="ru-RU"/>
+        </w:rPr>
+        <w:tab/>
+      </w:r>
+      <w:r>
+        <w:rPr>
+          <w:lang w:val="ru-RU"/>
+        </w:rPr>
+        <w:tab/>
+      </w:r>
+      <w:r>
+        <w:rPr>
+          <w:lang w:val="ru-RU"/>
+        </w:rPr>
+        <w:tab/>
+      </w:r>
+      <w:r>
+        <w:rPr>
+          <w:lang w:val="ru-RU"/>
+        </w:rPr>
+        <w:tab/>
+      </w:r>
+      <w:r>
+        <w:rPr>
+          <w:color w:val="A6A6A6" w:themeColor="background1" w:themeShade="A6"/>
+          <w:lang w:val="ru-RU"/>
+        </w:rPr>
+        <w:t>// входное воздействие (единичный скачок)</w:t>
+      </w:r>
+    </w:p>
+    <w:p>
+      <w:pPr>
+        <w:rPr>
+          <w:lang w:val="ru-RU"/>
+        </w:rPr>
+      </w:pPr>
+      <w:r>
+        <w:rPr>
+          <w:lang w:val="en-US"/>
+        </w:rPr>
+        <w:t>x</w:t>
+      </w:r>
+      <w:r>
+        <w:rPr>
+          <w:lang w:val="ru-RU"/>
+        </w:rPr>
+        <w:t xml:space="preserve"> = </w:t>
+      </w:r>
+      <w:r>
+        <w:rPr>
+          <w:lang w:val="en-US"/>
+        </w:rPr>
+        <w:t>zeros</w:t>
+      </w:r>
+      <w:r>
+        <w:rPr>
+          <w:lang w:val="ru-RU"/>
+        </w:rPr>
+        <w:t>(</w:t>
+      </w:r>
+      <w:r>
+        <w:rPr>
+          <w:lang w:val="en-US"/>
+        </w:rPr>
+        <w:t>u</w:t>
+      </w:r>
+      <w:r>
+        <w:rPr>
+          <w:lang w:val="ru-RU"/>
+        </w:rPr>
+        <w:t>);</w:t>
+      </w:r>
+      <w:r>
+        <w:rPr>
+          <w:lang w:val="ru-RU"/>
+        </w:rPr>
+        <w:tab/>
+      </w:r>
+      <w:r>
+        <w:rPr>
+          <w:lang w:val="ru-RU"/>
+        </w:rPr>
+        <w:tab/>
+      </w:r>
+      <w:r>
+        <w:rPr>
+          <w:lang w:val="ru-RU"/>
+        </w:rPr>
+        <w:tab/>
+      </w:r>
+      <w:r>
+        <w:rPr>
+          <w:lang w:val="ru-RU"/>
+        </w:rPr>
+        <w:tab/>
+      </w:r>
+      <w:r>
+        <w:rPr>
+          <w:lang w:val="ru-RU"/>
+        </w:rPr>
+        <w:tab/>
+      </w:r>
+      <w:r>
+        <w:rPr>
+          <w:color w:val="A6A6A6" w:themeColor="background1" w:themeShade="A6"/>
+          <w:lang w:val="ru-RU"/>
+        </w:rPr>
+        <w:t>// выход системы</w:t>
+      </w:r>
+    </w:p>
+    <w:p>
+      <w:pPr>
+        <w:rPr>
+          <w:color w:val="A6A6A6" w:themeColor="background1" w:themeShade="A6"/>
+          <w:lang w:val="ru-RU"/>
+        </w:rPr>
+      </w:pPr>
+      <w:r>
+        <w:rPr>
+          <w:color w:val="A6A6A6" w:themeColor="background1" w:themeShade="A6"/>
+          <w:lang w:val="ru-RU"/>
+        </w:rPr>
+        <w:t>// цикл дискретного моделирования</w:t>
+      </w:r>
+      <w:r>
+        <w:rPr>
+          <w:color w:val="A6A6A6" w:themeColor="background1" w:themeShade="A6"/>
+          <w:lang w:val="ru-RU"/>
+        </w:rPr>
+        <w:t xml:space="preserve"> - </w:t>
+      </w:r>
+      <w:r>
+        <w:rPr>
+          <w:color w:val="A6A6A6" w:themeColor="background1" w:themeShade="A6"/>
+          <w:lang w:val="ru-RU"/>
+        </w:rPr>
+        <w:t>дискретная система в нормальной форме 1</w:t>
+      </w:r>
+      <w:r>
+        <w:rPr>
+          <w:color w:val="A6A6A6" w:themeColor="background1" w:themeShade="A6"/>
+          <w:lang w:val="ru-RU"/>
+        </w:rPr>
+        <w:t>-</w:t>
+      </w:r>
+      <w:r>
+        <w:rPr>
+          <w:color w:val="A6A6A6" w:themeColor="background1" w:themeShade="A6"/>
+          <w:lang w:val="ru-RU"/>
+        </w:rPr>
+        <w:t>го порядка</w:t>
+      </w:r>
+    </w:p>
+    <w:p>
+      <w:pPr>
+        <w:rPr>
+          <w:lang w:val="ru-RU"/>
+        </w:rPr>
+      </w:pPr>
+      <w:r>
+        <w:rPr>
+          <w:lang w:val="en-US"/>
+        </w:rPr>
+        <w:t>for</w:t>
+      </w:r>
+      <w:r>
+        <w:rPr>
+          <w:lang w:val="ru-RU"/>
+        </w:rPr>
+        <w:t xml:space="preserve"> </w:t>
+      </w:r>
+      <w:r>
+        <w:rPr>
+          <w:lang w:val="en-US"/>
+        </w:rPr>
+        <w:t>i</w:t>
+      </w:r>
+      <w:r>
+        <w:rPr>
+          <w:lang w:val="ru-RU"/>
+        </w:rPr>
+        <w:t>=1:</w:t>
+      </w:r>
+      <w:r>
+        <w:rPr>
+          <w:lang w:val="en-US"/>
+        </w:rPr>
+        <w:t>length</w:t>
+      </w:r>
+      <w:r>
+        <w:rPr>
+          <w:lang w:val="ru-RU"/>
+        </w:rPr>
+        <w:t>(</w:t>
+      </w:r>
+      <w:r>
+        <w:rPr>
+          <w:lang w:val="en-US"/>
+        </w:rPr>
+        <w:t>u</w:t>
+      </w:r>
+      <w:r>
+        <w:rPr>
+          <w:lang w:val="ru-RU"/>
+        </w:rPr>
+        <w:t>)</w:t>
+      </w:r>
+      <w:r>
+        <w:rPr>
+          <w:lang w:val="ru-RU"/>
+        </w:rPr>
+        <w:tab/>
+      </w:r>
+      <w:r>
+        <w:rPr>
+          <w:lang w:val="ru-RU"/>
+        </w:rPr>
+        <w:tab/>
+      </w:r>
+      <w:r>
+        <w:rPr>
+          <w:lang w:val="ru-RU"/>
+        </w:rPr>
+        <w:tab/>
+      </w:r>
+      <w:r>
+        <w:rPr>
+          <w:lang w:val="ru-RU"/>
+        </w:rPr>
+        <w:tab/>
+      </w:r>
+      <w:r>
+        <w:rPr>
+          <w:color w:val="A6A6A6" w:themeColor="background1" w:themeShade="A6"/>
+          <w:lang w:val="ru-RU"/>
+        </w:rPr>
+        <w:tab/>
+      </w:r>
+      <w:r>
+        <w:rPr>
+          <w:lang w:val="ru-RU"/>
+        </w:rPr>
+        <w:tab/>
+      </w:r>
+      <w:r>
+        <w:rPr>
+          <w:lang w:val="ru-RU"/>
+        </w:rPr>
+        <w:tab/>
+      </w:r>
+    </w:p>
+    <w:p>
+      <w:pPr>
+        <w:rPr>
+          <w:lang w:val="ru-RU"/>
+        </w:rPr>
+      </w:pPr>
+      <w:r>
+        <w:rPr>
+          <w:lang w:val="en-US"/>
+        </w:rPr>
+        <w:t>v</w:t>
+      </w:r>
+      <w:r>
+        <w:rPr>
+          <w:lang w:val="ru-RU"/>
+        </w:rPr>
+        <w:t xml:space="preserve"> = </w:t>
+      </w:r>
+      <w:r>
+        <w:rPr>
+          <w:lang w:val="en-US"/>
+        </w:rPr>
+        <w:t>sysD</w:t>
+      </w:r>
+      <w:r>
+        <w:rPr>
+          <w:lang w:val="ru-RU"/>
+        </w:rPr>
+        <w:t>.</w:t>
+      </w:r>
+      <w:r>
+        <w:rPr>
+          <w:lang w:val="en-US"/>
+        </w:rPr>
+        <w:t>A</w:t>
+      </w:r>
+      <w:r>
+        <w:rPr>
+          <w:lang w:val="ru-RU"/>
+        </w:rPr>
+        <w:t xml:space="preserve"> * </w:t>
+      </w:r>
+      <w:r>
+        <w:rPr>
+          <w:lang w:val="en-US"/>
+        </w:rPr>
+        <w:t>v</w:t>
+      </w:r>
+      <w:r>
+        <w:rPr>
+          <w:lang w:val="ru-RU"/>
+        </w:rPr>
+        <w:t xml:space="preserve"> + </w:t>
+      </w:r>
+      <w:r>
+        <w:rPr>
+          <w:lang w:val="en-US"/>
+        </w:rPr>
+        <w:t>sysD</w:t>
+      </w:r>
+      <w:r>
+        <w:rPr>
+          <w:lang w:val="ru-RU"/>
+        </w:rPr>
+        <w:t>.</w:t>
+      </w:r>
+      <w:r>
+        <w:rPr>
+          <w:lang w:val="en-US"/>
+        </w:rPr>
+        <w:t>B</w:t>
       </w:r>
       <w:r>
         <w:rPr>
@@ -1893,29 +3136,341 @@
       </w:r>
       <w:r>
         <w:rPr>
-          <w:color w:val="A6A6A6" w:themeColor="background1" w:themeShade="A6"/>
-          <w:lang w:val="ru-RU"/>
-        </w:rPr>
-        <w:t>// шаг дискретизации (при coef</w:t>
-      </w:r>
-      <w:r>
-        <w:rPr>
-          <w:color w:val="A6A6A6" w:themeColor="background1" w:themeShade="A6"/>
-          <w:lang w:val="ru-RU"/>
+          <w:lang w:val="ru-RU"/>
+        </w:rPr>
+        <w:tab/>
+      </w:r>
+      <w:r>
+        <w:rPr>
+          <w:lang w:val="ru-RU"/>
+        </w:rPr>
+        <w:tab/>
+      </w:r>
+      <w:r>
+        <w:rPr>
+          <w:color w:val="A6A6A6" w:themeColor="background1" w:themeShade="A6"/>
+          <w:lang w:val="ru-RU"/>
+        </w:rPr>
+        <w:t>// обновление состояния</w:t>
+      </w:r>
+    </w:p>
+    <w:p>
+      <w:pPr>
+        <w:rPr>
+          <w:lang w:val="ru-RU"/>
+        </w:rPr>
+      </w:pPr>
+      <w:r>
+        <w:rPr>
+          <w:lang w:val="en-US"/>
+        </w:rPr>
+        <w:t>x</w:t>
+      </w:r>
+      <w:r>
+        <w:rPr>
+          <w:lang w:val="ru-RU"/>
+        </w:rPr>
+        <w:t>(</w:t>
+      </w:r>
+      <w:r>
+        <w:rPr>
+          <w:lang w:val="en-US"/>
+        </w:rPr>
+        <w:t>i</w:t>
+      </w:r>
+      <w:r>
+        <w:rPr>
+          <w:lang w:val="ru-RU"/>
+        </w:rPr>
+        <w:t xml:space="preserve">) = </w:t>
+      </w:r>
+      <w:r>
+        <w:rPr>
+          <w:lang w:val="en-US"/>
+        </w:rPr>
+        <w:t>sysD</w:t>
+      </w:r>
+      <w:r>
+        <w:rPr>
+          <w:lang w:val="ru-RU"/>
+        </w:rPr>
+        <w:t>.</w:t>
+      </w:r>
+      <w:r>
+        <w:rPr>
+          <w:lang w:val="en-US"/>
+        </w:rPr>
+        <w:t>C</w:t>
+      </w:r>
+      <w:r>
+        <w:rPr>
+          <w:lang w:val="ru-RU"/>
+        </w:rPr>
+        <w:t xml:space="preserve"> * </w:t>
+      </w:r>
+      <w:r>
+        <w:rPr>
+          <w:lang w:val="en-US"/>
+        </w:rPr>
+        <w:t>v</w:t>
+      </w:r>
+      <w:r>
+        <w:rPr>
+          <w:lang w:val="ru-RU"/>
+        </w:rPr>
+        <w:t>;</w:t>
+      </w:r>
+      <w:r>
+        <w:rPr>
+          <w:lang w:val="ru-RU"/>
+        </w:rPr>
+        <w:tab/>
+      </w:r>
+      <w:r>
+        <w:rPr>
+          <w:lang w:val="ru-RU"/>
+        </w:rPr>
+        <w:tab/>
+      </w:r>
+      <w:r>
+        <w:rPr>
+          <w:lang w:val="ru-RU"/>
+        </w:rPr>
+        <w:tab/>
+      </w:r>
+      <w:r>
+        <w:rPr>
+          <w:lang w:val="ru-RU"/>
+        </w:rPr>
+        <w:tab/>
+      </w:r>
+      <w:r>
+        <w:rPr>
+          <w:color w:val="A6A6A6" w:themeColor="background1" w:themeShade="A6"/>
+          <w:lang w:val="ru-RU"/>
+        </w:rPr>
+        <w:t>// вычисление выхода</w:t>
+      </w:r>
+    </w:p>
+    <w:p>
+      <w:pPr>
+        <w:rPr>
+          <w:lang w:val="en-US"/>
+        </w:rPr>
+      </w:pPr>
+      <w:r>
+        <w:rPr>
+          <w:lang w:val="en-US"/>
+        </w:rPr>
+        <w:t>end</w:t>
+      </w:r>
+    </w:p>
+    <w:p>
+      <w:pPr>
+        <w:ind w:left="4240" w:hanging="4240"/>
+        <w:rPr>
+          <w:lang w:val="ru-RU"/>
+        </w:rPr>
+      </w:pPr>
+      <w:r>
+        <w:rPr>
+          <w:lang w:val="en-US"/>
+        </w:rPr>
+        <w:t>plot</w:t>
+      </w:r>
+      <w:r>
+        <w:rPr>
+          <w:lang w:val="ru-RU"/>
+        </w:rPr>
+        <w:t>(</w:t>
+      </w:r>
+      <w:r>
+        <w:rPr>
+          <w:lang w:val="en-US"/>
+        </w:rPr>
+        <w:t>t</w:t>
+      </w:r>
+      <w:r>
+        <w:rPr>
+          <w:lang w:val="ru-RU"/>
+        </w:rPr>
+        <w:t xml:space="preserve">, </w:t>
+      </w:r>
+      <w:r>
+        <w:rPr>
+          <w:lang w:val="en-US"/>
+        </w:rPr>
+        <w:t>x</w:t>
+      </w:r>
+      <w:r>
+        <w:rPr>
+          <w:lang w:val="ru-RU"/>
+        </w:rPr>
+        <w:t>,'</w:t>
+      </w:r>
+      <w:r>
+        <w:rPr>
+          <w:lang w:val="en-US"/>
+        </w:rPr>
+        <w:t>black</w:t>
+      </w:r>
+      <w:r>
+        <w:rPr>
+          <w:lang w:val="ru-RU"/>
+        </w:rPr>
+        <w:t>');</w:t>
+      </w:r>
+      <w:r>
+        <w:rPr>
+          <w:lang w:val="ru-RU"/>
+        </w:rPr>
+        <w:tab/>
+      </w:r>
+      <w:r>
+        <w:rPr>
+          <w:color w:val="A6A6A6" w:themeColor="background1" w:themeShade="A6"/>
+          <w:lang w:val="ru-RU"/>
+        </w:rPr>
+        <w:t xml:space="preserve">// график </w:t>
+      </w:r>
+      <w:r>
+        <w:rPr>
+          <w:color w:val="A6A6A6" w:themeColor="background1" w:themeShade="A6"/>
+          <w:lang w:val="ru-RU"/>
+        </w:rPr>
+        <w:t>переходн</w:t>
+      </w:r>
+      <w:r>
+        <w:rPr>
+          <w:color w:val="A6A6A6" w:themeColor="background1" w:themeShade="A6"/>
+          <w:lang w:val="ru-RU"/>
+        </w:rPr>
+        <w:t>ой</w:t>
+      </w:r>
+      <w:r>
+        <w:rPr>
+          <w:color w:val="A6A6A6" w:themeColor="background1" w:themeShade="A6"/>
+          <w:lang w:val="ru-RU"/>
+        </w:rPr>
+        <w:t xml:space="preserve"> характеристик</w:t>
+      </w:r>
+      <w:r>
+        <w:rPr>
+          <w:color w:val="A6A6A6" w:themeColor="background1" w:themeShade="A6"/>
+          <w:lang w:val="ru-RU"/>
+        </w:rPr>
+        <w:t>и</w:t>
+      </w:r>
+      <w:r>
+        <w:rPr>
+          <w:color w:val="A6A6A6" w:themeColor="background1" w:themeShade="A6"/>
+          <w:lang w:val="ru-RU"/>
+        </w:rPr>
+        <w:t xml:space="preserve"> системы по дискретной модели</w:t>
+      </w:r>
+    </w:p>
+    <w:p>
+      <w:pPr>
+        <w:rPr>
+          <w:lang w:val="en-US"/>
+        </w:rPr>
+      </w:pPr>
+      <w:r>
+        <w:rPr>
+          <w:lang w:val="en-US"/>
+        </w:rPr>
+        <w:t>data = fscanfMat("/Users/a1234/pi_regulator.TNO");</w:t>
+      </w:r>
+      <w:r>
+        <w:rPr>
+          <w:lang w:val="en-US"/>
         </w:rPr>
         <w:t xml:space="preserve"> </w:t>
       </w:r>
       <w:r>
         <w:rPr>
           <w:color w:val="A6A6A6" w:themeColor="background1" w:themeShade="A6"/>
-          <w:lang w:val="ru-RU"/>
-        </w:rPr>
-        <w:t>=</w:t>
-      </w:r>
-      <w:r>
-        <w:rPr>
-          <w:color w:val="A6A6A6" w:themeColor="background1" w:themeShade="A6"/>
-          <w:lang w:val="ru-RU"/>
+          <w:lang w:val="en-US"/>
+        </w:rPr>
+        <w:t>// загрузка данных из MicroCap</w:t>
+      </w:r>
+    </w:p>
+    <w:p>
+      <w:pPr>
+        <w:rPr>
+          <w:lang w:val="ru-RU"/>
+        </w:rPr>
+      </w:pPr>
+      <w:r>
+        <w:rPr>
+          <w:color w:val="A6A6A6" w:themeColor="background1" w:themeShade="A6"/>
+          <w:lang w:val="ru-RU"/>
+        </w:rPr>
+        <w:t xml:space="preserve">// </w:t>
+      </w:r>
+      <w:r>
+        <w:rPr>
+          <w:color w:val="A6A6A6" w:themeColor="background1" w:themeShade="A6"/>
+          <w:lang w:val="ru-RU"/>
+        </w:rPr>
+        <w:t>рассчет ошибки</w:t>
+      </w:r>
+    </w:p>
+    <w:p>
+      <w:pPr>
+        <w:rPr>
+          <w:lang w:val="ru-RU"/>
+        </w:rPr>
+      </w:pPr>
+      <w:r>
+        <w:rPr>
+          <w:lang w:val="en-US"/>
+        </w:rPr>
+        <w:t>t_cont = data(:,1);</w:t>
+      </w:r>
+      <w:r>
+        <w:rPr>
+          <w:lang w:val="en-US"/>
+        </w:rPr>
+        <w:tab/>
+      </w:r>
+      <w:r>
+        <w:rPr>
+          <w:lang w:val="en-US"/>
+        </w:rPr>
+        <w:tab/>
+      </w:r>
+      <w:r>
+        <w:rPr>
+          <w:lang w:val="en-US"/>
+        </w:rPr>
+        <w:tab/>
+      </w:r>
+      <w:r>
+        <w:rPr>
+          <w:color w:val="BFBFBF" w:themeColor="background1" w:themeShade="BF"/>
+          <w:lang w:val="en-US"/>
+        </w:rPr>
+        <w:tab/>
+      </w:r>
+      <w:r>
+        <w:rPr>
+          <w:color w:val="A6A6A6" w:themeColor="background1" w:themeShade="A6"/>
+          <w:lang w:val="en-US"/>
+        </w:rPr>
+        <w:t xml:space="preserve">// </w:t>
+      </w:r>
+      <w:r>
+        <w:rPr>
+          <w:color w:val="A6A6A6" w:themeColor="background1" w:themeShade="A6"/>
+          <w:lang w:val="ru-RU"/>
+        </w:rPr>
+        <w:t>время</w:t>
+      </w:r>
+      <w:r>
+        <w:rPr>
+          <w:color w:val="A6A6A6" w:themeColor="background1" w:themeShade="A6"/>
+          <w:lang w:val="en-US"/>
         </w:rPr>
         <w:t xml:space="preserve"> </w:t>
       </w:r>
@@ -1924,12 +3479,71 @@
           <w:color w:val="A6A6A6" w:themeColor="background1" w:themeShade="A6"/>
           <w:lang w:val="ru-RU"/>
         </w:rPr>
-        <w:t>1 → h</w:t>
-      </w:r>
-      <w:r>
-        <w:rPr>
-          <w:color w:val="A6A6A6" w:themeColor="background1" w:themeShade="A6"/>
-          <w:lang w:val="ru-RU"/>
+        <w:t>из</w:t>
+      </w:r>
+      <w:r>
+        <w:rPr>
+          <w:color w:val="A6A6A6" w:themeColor="background1" w:themeShade="A6"/>
+          <w:lang w:val="en-US"/>
+        </w:rPr>
+        <w:t xml:space="preserve"> Micro-Cap</w:t>
+      </w:r>
+    </w:p>
+    <w:p>
+      <w:pPr>
+        <w:rPr>
+          <w:color w:val="A6A6A6" w:themeColor="background1" w:themeShade="A6"/>
+          <w:lang w:val="ru-RU"/>
+        </w:rPr>
+      </w:pPr>
+      <w:r>
+        <w:rPr>
+          <w:lang w:val="en-US"/>
+        </w:rPr>
+        <w:t>y_cont = data(:,2);</w:t>
+      </w:r>
+      <w:r>
+        <w:rPr>
+          <w:lang w:val="en-US"/>
+        </w:rPr>
+        <w:tab/>
+      </w:r>
+      <w:r>
+        <w:rPr>
+          <w:lang w:val="en-US"/>
+        </w:rPr>
+        <w:tab/>
+      </w:r>
+      <w:r>
+        <w:rPr>
+          <w:lang w:val="en-US"/>
+        </w:rPr>
+        <w:tab/>
+      </w:r>
+      <w:r>
+        <w:rPr>
+          <w:lang w:val="en-US"/>
+        </w:rPr>
+        <w:tab/>
+      </w:r>
+      <w:r>
+        <w:rPr>
+          <w:color w:val="A6A6A6" w:themeColor="background1" w:themeShade="A6"/>
+          <w:lang w:val="en-US"/>
+        </w:rPr>
+        <w:t xml:space="preserve">// </w:t>
+      </w:r>
+      <w:r>
+        <w:rPr>
+          <w:color w:val="A6A6A6" w:themeColor="background1" w:themeShade="A6"/>
+          <w:lang w:val="ru-RU"/>
+        </w:rPr>
+        <w:t>выход</w:t>
+      </w:r>
+      <w:r>
+        <w:rPr>
+          <w:color w:val="A6A6A6" w:themeColor="background1" w:themeShade="A6"/>
+          <w:lang w:val="en-US"/>
         </w:rPr>
         <w:t xml:space="preserve"> </w:t>
       </w:r>
@@ -1938,41 +3552,218 @@
           <w:color w:val="A6A6A6" w:themeColor="background1" w:themeShade="A6"/>
           <w:lang w:val="ru-RU"/>
         </w:rPr>
-        <w:t>=</w:t>
-      </w:r>
-      <w:r>
-        <w:rPr>
-          <w:color w:val="A6A6A6" w:themeColor="background1" w:themeShade="A6"/>
-          <w:lang w:val="ru-RU"/>
-        </w:rPr>
-        <w:t xml:space="preserve"> </w:t>
-      </w:r>
-      <w:r>
-        <w:rPr>
-          <w:color w:val="A6A6A6" w:themeColor="background1" w:themeShade="A6"/>
-          <w:lang w:val="ru-RU"/>
-        </w:rPr>
-        <w:t>1)</w:t>
-      </w:r>
-      <w:r>
-        <w:rPr>
-          <w:color w:val="A6A6A6" w:themeColor="background1" w:themeShade="A6"/>
-          <w:lang w:val="ru-RU"/>
-        </w:rPr>
-        <w:t xml:space="preserve">. </w:t>
-      </w:r>
-    </w:p>
-    <w:p>
-      <w:pPr>
-        <w:rPr>
-          <w:lang w:val="ru-RU"/>
-        </w:rPr>
-      </w:pPr>
-      <w:r>
-        <w:rPr>
-          <w:lang w:val="en-US"/>
-        </w:rPr>
-        <w:t>s</w:t>
+        <w:t>из</w:t>
+      </w:r>
+      <w:r>
+        <w:rPr>
+          <w:color w:val="A6A6A6" w:themeColor="background1" w:themeShade="A6"/>
+          <w:lang w:val="en-US"/>
+        </w:rPr>
+        <w:t xml:space="preserve"> Micro-Cap</w:t>
+      </w:r>
+    </w:p>
+    <w:p>
+      <w:pPr>
+        <w:rPr>
+          <w:color w:val="A6A6A6" w:themeColor="background1" w:themeShade="A6"/>
+          <w:lang w:val="ru-RU"/>
+        </w:rPr>
+      </w:pPr>
+      <w:r>
+        <w:rPr>
+          <w:lang w:val="en-US"/>
+        </w:rPr>
+        <w:t>plot</w:t>
+      </w:r>
+      <w:r>
+        <w:rPr>
+          <w:lang w:val="ru-RU"/>
+        </w:rPr>
+        <w:t>(</w:t>
+      </w:r>
+      <w:r>
+        <w:rPr>
+          <w:lang w:val="en-US"/>
+        </w:rPr>
+        <w:t>data</w:t>
+      </w:r>
+      <w:r>
+        <w:rPr>
+          <w:lang w:val="ru-RU"/>
+        </w:rPr>
+        <w:t>(</w:t>
+      </w:r>
+      <w:r>
+        <w:rPr>
+          <w:lang w:val="ru-RU"/>
+        </w:rPr>
+        <w:t>t_cont, y_cont, 'red'</w:t>
+      </w:r>
+      <w:r>
+        <w:rPr>
+          <w:lang w:val="ru-RU"/>
+        </w:rPr>
+        <w:t>);</w:t>
+      </w:r>
+      <w:r>
+        <w:rPr>
+          <w:lang w:val="ru-RU"/>
+        </w:rPr>
+        <w:tab/>
+      </w:r>
+      <w:r>
+        <w:rPr>
+          <w:lang w:val="ru-RU"/>
+        </w:rPr>
+        <w:tab/>
+      </w:r>
+      <w:r>
+        <w:rPr>
+          <w:color w:val="A6A6A6" w:themeColor="background1" w:themeShade="A6"/>
+          <w:lang w:val="ru-RU"/>
+        </w:rPr>
+        <w:t>// график непрерывной модели</w:t>
+      </w:r>
+    </w:p>
+    <w:p>
+      <w:pPr>
+        <w:rPr>
+          <w:lang w:val="en-US"/>
+        </w:rPr>
+      </w:pPr>
+      <w:r>
+        <w:rPr>
+          <w:lang w:val="en-US"/>
+        </w:rPr>
+        <w:t>err</w:t>
+      </w:r>
+      <w:r>
+        <w:rPr>
+          <w:lang w:val="en-US"/>
+        </w:rPr>
+        <w:t xml:space="preserve"> = 0;</w:t>
+      </w:r>
+    </w:p>
+    <w:p>
+      <w:pPr>
+        <w:rPr>
+          <w:lang w:val="en-US"/>
+        </w:rPr>
+      </w:pPr>
+      <w:r>
+        <w:rPr>
+          <w:lang w:val="en-US"/>
+        </w:rPr>
+        <w:t>for i = 1:length(t)</w:t>
+      </w:r>
+    </w:p>
+    <w:p>
+      <w:pPr>
+        <w:rPr>
+          <w:color w:val="A6A6A6" w:themeColor="background1" w:themeShade="A6"/>
+          <w:lang w:val="ru-RU"/>
+        </w:rPr>
+      </w:pPr>
+      <w:r>
+        <w:rPr>
+          <w:color w:val="A6A6A6" w:themeColor="background1" w:themeShade="A6"/>
+          <w:lang w:val="ru-RU"/>
+        </w:rPr>
+        <w:t xml:space="preserve">// </w:t>
+      </w:r>
+      <w:r>
+        <w:rPr>
+          <w:color w:val="A6A6A6" w:themeColor="background1" w:themeShade="A6"/>
+          <w:lang w:val="ru-RU"/>
+        </w:rPr>
+        <w:t>и</w:t>
+      </w:r>
+      <w:r>
+        <w:rPr>
+          <w:color w:val="A6A6A6" w:themeColor="background1" w:themeShade="A6"/>
+          <w:lang w:val="ru-RU"/>
+        </w:rPr>
+        <w:t xml:space="preserve">нтерполяция — берём значение непрерывной модели точно в момент </w:t>
+      </w:r>
+      <w:r>
+        <w:rPr>
+          <w:color w:val="A6A6A6" w:themeColor="background1" w:themeShade="A6"/>
+          <w:lang w:val="en-US"/>
+        </w:rPr>
+        <w:t>t</w:t>
+      </w:r>
+      <w:r>
+        <w:rPr>
+          <w:color w:val="A6A6A6" w:themeColor="background1" w:themeShade="A6"/>
+          <w:lang w:val="ru-RU"/>
+        </w:rPr>
+        <w:t>(</w:t>
+      </w:r>
+      <w:r>
+        <w:rPr>
+          <w:color w:val="A6A6A6" w:themeColor="background1" w:themeShade="A6"/>
+          <w:lang w:val="en-US"/>
+        </w:rPr>
+        <w:t>i</w:t>
+      </w:r>
+      <w:r>
+        <w:rPr>
+          <w:color w:val="A6A6A6" w:themeColor="background1" w:themeShade="A6"/>
+          <w:lang w:val="ru-RU"/>
+        </w:rPr>
+        <w:t>)</w:t>
+      </w:r>
+    </w:p>
+    <w:p>
+      <w:pPr>
+        <w:rPr>
+          <w:lang w:val="en-US"/>
+        </w:rPr>
+      </w:pPr>
+      <w:r>
+        <w:rPr>
+          <w:lang w:val="en-US"/>
+        </w:rPr>
+        <w:t>y_interp = interp1(t_cont, y_cont, t(i), 'linear', 'extrap');</w:t>
+      </w:r>
+    </w:p>
+    <w:p>
+      <w:pPr>
+        <w:rPr>
+          <w:lang w:val="en-US"/>
+        </w:rPr>
+      </w:pPr>
+      <w:r>
+        <w:rPr>
+          <w:lang w:val="en-US"/>
+        </w:rPr>
+        <w:t>err = err + (y_interp - x(i))^2;</w:t>
+      </w:r>
+    </w:p>
+    <w:p>
+      <w:pPr>
+        <w:rPr>
+          <w:lang w:val="ru-RU"/>
+        </w:rPr>
+      </w:pPr>
+      <w:r>
+        <w:rPr>
+          <w:lang w:val="en-US"/>
+        </w:rPr>
+        <w:t>end</w:t>
+      </w:r>
+    </w:p>
+    <w:p>
+      <w:pPr>
+        <w:rPr>
+          <w:lang w:val="ru-RU"/>
+        </w:rPr>
+      </w:pPr>
+      <w:r>
+        <w:rPr>
+          <w:lang w:val="en-US"/>
+        </w:rPr>
+        <w:t>err</w:t>
       </w:r>
       <w:r>
         <w:rPr>
@@ -1980,12 +3771,11 @@
         </w:rPr>
         <w:t xml:space="preserve"> = </w:t>
       </w:r>
-      <w:proofErr w:type="gramStart"/>
-      <w:r>
-        <w:rPr>
-          <w:lang w:val="en-US"/>
-        </w:rPr>
-        <w:t>poly</w:t>
+      <w:r>
+        <w:rPr>
+          <w:lang w:val="en-US"/>
+        </w:rPr>
+        <w:t>sqrt</w:t>
       </w:r>
       <w:r>
         <w:rPr>
@@ -1993,403 +3783,23 @@
         </w:rPr>
         <w:t>(</w:t>
       </w:r>
-      <w:proofErr w:type="gramEnd"/>
-      <w:r>
-        <w:rPr>
-          <w:lang w:val="ru-RU"/>
-        </w:rPr>
-        <w:t>0, '</w:t>
-      </w:r>
-      <w:r>
-        <w:rPr>
-          <w:lang w:val="en-US"/>
-        </w:rPr>
-        <w:t>s</w:t>
-      </w:r>
-      <w:r>
-        <w:rPr>
-          <w:lang w:val="ru-RU"/>
-        </w:rPr>
-        <w:t>');</w:t>
-      </w:r>
-      <w:r>
-        <w:rPr>
-          <w:lang w:val="ru-RU"/>
-        </w:rPr>
-        <w:tab/>
-      </w:r>
-      <w:r>
-        <w:rPr>
-          <w:lang w:val="ru-RU"/>
-        </w:rPr>
-        <w:tab/>
-      </w:r>
-      <w:r>
-        <w:rPr>
-          <w:lang w:val="ru-RU"/>
-        </w:rPr>
-        <w:tab/>
-      </w:r>
-      <w:r>
-        <w:rPr>
-          <w:lang w:val="ru-RU"/>
-        </w:rPr>
-        <w:tab/>
-      </w:r>
-      <w:r>
-        <w:rPr>
-          <w:lang w:val="ru-RU"/>
-        </w:rPr>
-        <w:tab/>
-      </w:r>
-      <w:r>
-        <w:rPr>
-          <w:color w:val="A6A6A6" w:themeColor="background1" w:themeShade="A6"/>
-          <w:lang w:val="ru-RU"/>
-        </w:rPr>
-        <w:t>// оператор Лапласа</w:t>
-      </w:r>
-    </w:p>
-    <w:p>
-      <w:pPr>
-        <w:rPr>
-          <w:lang w:val="ru-RU"/>
-        </w:rPr>
-      </w:pPr>
-      <w:r>
-        <w:rPr>
-          <w:lang w:val="en-US"/>
-        </w:rPr>
-        <w:t>Wright</w:t>
-      </w:r>
-      <w:r>
-        <w:rPr>
-          <w:lang w:val="ru-RU"/>
-        </w:rPr>
-        <w:t xml:space="preserve"> = 1 </w:t>
-      </w:r>
-      <w:proofErr w:type="gramStart"/>
-      <w:r>
-        <w:rPr>
-          <w:lang w:val="ru-RU"/>
-        </w:rPr>
-        <w:t>/(</w:t>
-      </w:r>
-      <w:proofErr w:type="gramEnd"/>
-      <w:r>
-        <w:rPr>
-          <w:lang w:val="ru-RU"/>
-        </w:rPr>
-        <w:t xml:space="preserve">1 + </w:t>
-      </w:r>
-      <w:r>
-        <w:rPr>
-          <w:lang w:val="en-US"/>
-        </w:rPr>
-        <w:t>s</w:t>
-      </w:r>
-      <w:r>
-        <w:rPr>
-          <w:lang w:val="ru-RU"/>
-        </w:rPr>
-        <w:t>*</w:t>
-      </w:r>
-      <w:r>
-        <w:rPr>
-          <w:lang w:val="en-US"/>
-        </w:rPr>
-        <w:t>T</w:t>
-      </w:r>
-      <w:proofErr w:type="gramStart"/>
-      <w:r>
-        <w:rPr>
-          <w:lang w:val="ru-RU"/>
-        </w:rPr>
-        <w:t>0)^</w:t>
-      </w:r>
-      <w:proofErr w:type="gramEnd"/>
-      <w:r>
-        <w:rPr>
-          <w:lang w:val="en-US"/>
-        </w:rPr>
-        <w:t>n</w:t>
-      </w:r>
-      <w:r>
-        <w:rPr>
-          <w:lang w:val="ru-RU"/>
-        </w:rPr>
-        <w:t>;</w:t>
-      </w:r>
-      <w:r>
-        <w:rPr>
-          <w:lang w:val="ru-RU"/>
-        </w:rPr>
-        <w:tab/>
-      </w:r>
-      <w:r>
-        <w:rPr>
-          <w:lang w:val="ru-RU"/>
-        </w:rPr>
-        <w:tab/>
-      </w:r>
-      <w:r>
-        <w:rPr>
-          <w:lang w:val="ru-RU"/>
-        </w:rPr>
-        <w:tab/>
-      </w:r>
-      <w:r>
-        <w:rPr>
-          <w:color w:val="A6A6A6" w:themeColor="background1" w:themeShade="A6"/>
-          <w:lang w:val="ru-RU"/>
-        </w:rPr>
-        <w:t xml:space="preserve">// </w:t>
-      </w:r>
-      <w:r>
-        <w:rPr>
-          <w:color w:val="A6A6A6" w:themeColor="background1" w:themeShade="A6"/>
-          <w:lang w:val="ru-RU"/>
-        </w:rPr>
-        <w:t>п</w:t>
-      </w:r>
-      <w:r>
-        <w:rPr>
-          <w:color w:val="A6A6A6" w:themeColor="background1" w:themeShade="A6"/>
-          <w:lang w:val="ru-RU"/>
-        </w:rPr>
-        <w:t>ередаточная функция объекта</w:t>
-      </w:r>
-    </w:p>
-    <w:p>
-      <w:pPr>
-        <w:ind w:left="4240" w:hanging="4240"/>
-        <w:rPr>
-          <w:lang w:val="ru-RU"/>
-        </w:rPr>
-      </w:pPr>
-      <w:r>
-        <w:rPr>
-          <w:lang w:val="en-US"/>
-        </w:rPr>
-        <w:t>Wleft</w:t>
-      </w:r>
-      <w:r>
-        <w:rPr>
-          <w:lang w:val="ru-RU"/>
-        </w:rPr>
-        <w:t xml:space="preserve"> </w:t>
-      </w:r>
-      <w:proofErr w:type="gramStart"/>
-      <w:r>
-        <w:rPr>
-          <w:lang w:val="ru-RU"/>
-        </w:rPr>
-        <w:t>=(</w:t>
-      </w:r>
-      <w:proofErr w:type="gramEnd"/>
-      <w:r>
-        <w:rPr>
-          <w:lang w:val="ru-RU"/>
-        </w:rPr>
-        <w:t>1 + 1</w:t>
-      </w:r>
-      <w:proofErr w:type="gramStart"/>
-      <w:r>
-        <w:rPr>
-          <w:lang w:val="ru-RU"/>
-        </w:rPr>
-        <w:t>/(</w:t>
-      </w:r>
-      <w:proofErr w:type="gramEnd"/>
-      <w:r>
-        <w:rPr>
-          <w:lang w:val="en-US"/>
-        </w:rPr>
-        <w:t>s</w:t>
-      </w:r>
-      <w:r>
-        <w:rPr>
-          <w:lang w:val="ru-RU"/>
-        </w:rPr>
-        <w:t xml:space="preserve"> * </w:t>
-      </w:r>
-      <w:r>
-        <w:rPr>
-          <w:lang w:val="en-US"/>
-        </w:rPr>
-        <w:t>Ti</w:t>
-      </w:r>
-      <w:r>
-        <w:rPr>
-          <w:lang w:val="ru-RU"/>
-        </w:rPr>
-        <w:t xml:space="preserve">)) * </w:t>
-      </w:r>
-      <w:r>
-        <w:rPr>
-          <w:lang w:val="en-US"/>
-        </w:rPr>
-        <w:t>K</w:t>
-      </w:r>
-      <w:r>
-        <w:rPr>
-          <w:lang w:val="ru-RU"/>
-        </w:rPr>
-        <w:t xml:space="preserve"> * </w:t>
-      </w:r>
-      <w:r>
-        <w:rPr>
-          <w:lang w:val="en-US"/>
-        </w:rPr>
-        <w:t>Wright</w:t>
-      </w:r>
-      <w:r>
-        <w:rPr>
-          <w:lang w:val="ru-RU"/>
-        </w:rPr>
-        <w:t>;</w:t>
-      </w:r>
-      <w:r>
-        <w:rPr>
-          <w:lang w:val="ru-RU"/>
-        </w:rPr>
-        <w:tab/>
-      </w:r>
-      <w:r>
-        <w:rPr>
-          <w:color w:val="A6A6A6" w:themeColor="background1" w:themeShade="A6"/>
-          <w:lang w:val="ru-RU"/>
-        </w:rPr>
-        <w:tab/>
-      </w:r>
-      <w:r>
-        <w:rPr>
-          <w:color w:val="A6A6A6" w:themeColor="background1" w:themeShade="A6"/>
-          <w:lang w:val="ru-RU"/>
-        </w:rPr>
-        <w:t xml:space="preserve">// </w:t>
-      </w:r>
-      <w:r>
-        <w:rPr>
-          <w:color w:val="A6A6A6" w:themeColor="background1" w:themeShade="A6"/>
-          <w:lang w:val="ru-RU"/>
-        </w:rPr>
-        <w:t>п</w:t>
-      </w:r>
-      <w:r>
-        <w:rPr>
-          <w:color w:val="A6A6A6" w:themeColor="background1" w:themeShade="A6"/>
-          <w:lang w:val="ru-RU"/>
-        </w:rPr>
-        <w:t>ередаточная функция разомкнутой системы (ПИ-регулятор + объект)</w:t>
-      </w:r>
-    </w:p>
-    <w:p>
-      <w:pPr>
-        <w:rPr>
-          <w:lang w:val="ru-RU"/>
-        </w:rPr>
-      </w:pPr>
-      <w:r>
-        <w:rPr>
-          <w:lang w:val="en-US"/>
-        </w:rPr>
-        <w:t>W</w:t>
-      </w:r>
-      <w:r>
-        <w:rPr>
-          <w:lang w:val="ru-RU"/>
-        </w:rPr>
-        <w:t xml:space="preserve"> = </w:t>
-      </w:r>
-      <w:r>
-        <w:rPr>
-          <w:lang w:val="en-US"/>
-        </w:rPr>
-        <w:t>Wleft</w:t>
-      </w:r>
-      <w:r>
-        <w:rPr>
-          <w:lang w:val="ru-RU"/>
-        </w:rPr>
-        <w:t xml:space="preserve"> / (1 + </w:t>
-      </w:r>
-      <w:r>
-        <w:rPr>
-          <w:lang w:val="en-US"/>
-        </w:rPr>
-        <w:t>Wleft</w:t>
-      </w:r>
-      <w:r>
-        <w:rPr>
-          <w:lang w:val="ru-RU"/>
-        </w:rPr>
-        <w:t xml:space="preserve">); </w:t>
-      </w:r>
-      <w:r>
-        <w:rPr>
-          <w:lang w:val="ru-RU"/>
-        </w:rPr>
-        <w:tab/>
-      </w:r>
-      <w:r>
-        <w:rPr>
-          <w:lang w:val="ru-RU"/>
-        </w:rPr>
-        <w:tab/>
-      </w:r>
-      <w:r>
-        <w:rPr>
-          <w:lang w:val="ru-RU"/>
-        </w:rPr>
-        <w:tab/>
-      </w:r>
-      <w:r>
-        <w:rPr>
-          <w:color w:val="A6A6A6" w:themeColor="background1" w:themeShade="A6"/>
-          <w:lang w:val="ru-RU"/>
-        </w:rPr>
-        <w:t xml:space="preserve">// </w:t>
-      </w:r>
-      <w:r>
-        <w:rPr>
-          <w:color w:val="A6A6A6" w:themeColor="background1" w:themeShade="A6"/>
-          <w:lang w:val="ru-RU"/>
-        </w:rPr>
-        <w:t>п</w:t>
-      </w:r>
-      <w:r>
-        <w:rPr>
-          <w:color w:val="A6A6A6" w:themeColor="background1" w:themeShade="A6"/>
-          <w:lang w:val="ru-RU"/>
-        </w:rPr>
-        <w:t>ередаточная функция замкнутой системы</w:t>
-      </w:r>
-    </w:p>
-    <w:p>
-      <w:pPr>
-        <w:rPr>
-          <w:lang w:val="ru-RU"/>
-        </w:rPr>
-      </w:pPr>
-      <w:r>
-        <w:rPr>
-          <w:lang w:val="en-US"/>
-        </w:rPr>
-        <w:t>sl</w:t>
-      </w:r>
-      <w:r>
-        <w:rPr>
-          <w:lang w:val="ru-RU"/>
-        </w:rPr>
-        <w:t xml:space="preserve"> = </w:t>
-      </w:r>
-      <w:proofErr w:type="gramStart"/>
-      <w:r>
-        <w:rPr>
-          <w:lang w:val="en-US"/>
-        </w:rPr>
-        <w:t>syslin</w:t>
+      <w:r>
+        <w:rPr>
+          <w:lang w:val="en-US"/>
+        </w:rPr>
+        <w:t>err</w:t>
+      </w:r>
+      <w:r>
+        <w:rPr>
+          <w:lang w:val="ru-RU"/>
+        </w:rPr>
+        <w:t xml:space="preserve"> / </w:t>
+      </w:r>
+      <w:r>
+        <w:rPr>
+          <w:lang w:val="en-US"/>
+        </w:rPr>
+        <w:t>length</w:t>
       </w:r>
       <w:r>
         <w:rPr>
@@ -2397,226 +3807,6 @@
         </w:rPr>
         <w:t>(</w:t>
       </w:r>
-      <w:proofErr w:type="gramEnd"/>
-      <w:r>
-        <w:rPr>
-          <w:lang w:val="ru-RU"/>
-        </w:rPr>
-        <w:t>'</w:t>
-      </w:r>
-      <w:r>
-        <w:rPr>
-          <w:lang w:val="en-US"/>
-        </w:rPr>
-        <w:t>c</w:t>
-      </w:r>
-      <w:r>
-        <w:rPr>
-          <w:lang w:val="ru-RU"/>
-        </w:rPr>
-        <w:t xml:space="preserve">', </w:t>
-      </w:r>
-      <w:r>
-        <w:rPr>
-          <w:lang w:val="en-US"/>
-        </w:rPr>
-        <w:t>W</w:t>
-      </w:r>
-      <w:r>
-        <w:rPr>
-          <w:lang w:val="ru-RU"/>
-        </w:rPr>
-        <w:t xml:space="preserve">); </w:t>
-      </w:r>
-      <w:r>
-        <w:rPr>
-          <w:lang w:val="ru-RU"/>
-        </w:rPr>
-        <w:tab/>
-      </w:r>
-      <w:r>
-        <w:rPr>
-          <w:lang w:val="ru-RU"/>
-        </w:rPr>
-        <w:tab/>
-      </w:r>
-      <w:r>
-        <w:rPr>
-          <w:lang w:val="ru-RU"/>
-        </w:rPr>
-        <w:tab/>
-      </w:r>
-      <w:r>
-        <w:rPr>
-          <w:lang w:val="ru-RU"/>
-        </w:rPr>
-        <w:tab/>
-      </w:r>
-      <w:r>
-        <w:rPr>
-          <w:color w:val="A6A6A6" w:themeColor="background1" w:themeShade="A6"/>
-          <w:lang w:val="ru-RU"/>
-        </w:rPr>
-        <w:t>// создание непрерывной системы в Scilab</w:t>
-      </w:r>
-    </w:p>
-    <w:p>
-      <w:pPr>
-        <w:rPr>
-          <w:lang w:val="ru-RU"/>
-        </w:rPr>
-      </w:pPr>
-      <w:r>
-        <w:rPr>
-          <w:lang w:val="en-US"/>
-        </w:rPr>
-        <w:t>sysD</w:t>
-      </w:r>
-      <w:r>
-        <w:rPr>
-          <w:lang w:val="ru-RU"/>
-        </w:rPr>
-        <w:t xml:space="preserve"> = </w:t>
-      </w:r>
-      <w:proofErr w:type="gramStart"/>
-      <w:r>
-        <w:rPr>
-          <w:lang w:val="en-US"/>
-        </w:rPr>
-        <w:t>dscr</w:t>
-      </w:r>
-      <w:r>
-        <w:rPr>
-          <w:lang w:val="ru-RU"/>
-        </w:rPr>
-        <w:t>(</w:t>
-      </w:r>
-      <w:proofErr w:type="gramEnd"/>
-      <w:r>
-        <w:rPr>
-          <w:lang w:val="en-US"/>
-        </w:rPr>
-        <w:t>sl</w:t>
-      </w:r>
-      <w:r>
-        <w:rPr>
-          <w:lang w:val="ru-RU"/>
-        </w:rPr>
-        <w:t xml:space="preserve">, </w:t>
-      </w:r>
-      <w:r>
-        <w:rPr>
-          <w:lang w:val="en-US"/>
-        </w:rPr>
-        <w:t>h</w:t>
-      </w:r>
-      <w:r>
-        <w:rPr>
-          <w:lang w:val="ru-RU"/>
-        </w:rPr>
-        <w:t>);</w:t>
-      </w:r>
-      <w:r>
-        <w:rPr>
-          <w:lang w:val="ru-RU"/>
-        </w:rPr>
-        <w:tab/>
-      </w:r>
-      <w:r>
-        <w:rPr>
-          <w:lang w:val="ru-RU"/>
-        </w:rPr>
-        <w:tab/>
-      </w:r>
-      <w:r>
-        <w:rPr>
-          <w:lang w:val="ru-RU"/>
-        </w:rPr>
-        <w:tab/>
-      </w:r>
-      <w:r>
-        <w:rPr>
-          <w:lang w:val="ru-RU"/>
-        </w:rPr>
-        <w:tab/>
-      </w:r>
-      <w:r>
-        <w:rPr>
-          <w:color w:val="A6A6A6" w:themeColor="background1" w:themeShade="A6"/>
-          <w:lang w:val="ru-RU"/>
-        </w:rPr>
-        <w:t>// дискретизация системы с шагом h</w:t>
-      </w:r>
-    </w:p>
-    <w:p>
-      <w:pPr>
-        <w:rPr>
-          <w:lang w:val="ru-RU"/>
-        </w:rPr>
-      </w:pPr>
-      <w:r>
-        <w:rPr>
-          <w:lang w:val="en-US"/>
-        </w:rPr>
-        <w:t>time</w:t>
-      </w:r>
-      <w:r>
-        <w:rPr>
-          <w:lang w:val="ru-RU"/>
-        </w:rPr>
-        <w:t>_</w:t>
-      </w:r>
-      <w:r>
-        <w:rPr>
-          <w:lang w:val="en-US"/>
-        </w:rPr>
-        <w:t>max</w:t>
-      </w:r>
-      <w:r>
-        <w:rPr>
-          <w:lang w:val="ru-RU"/>
-        </w:rPr>
-        <w:t xml:space="preserve"> = 100;</w:t>
-      </w:r>
-      <w:r>
-        <w:rPr>
-          <w:lang w:val="ru-RU"/>
-        </w:rPr>
-        <w:tab/>
-      </w:r>
-      <w:r>
-        <w:rPr>
-          <w:lang w:val="ru-RU"/>
-        </w:rPr>
-        <w:tab/>
-      </w:r>
-      <w:r>
-        <w:rPr>
-          <w:lang w:val="ru-RU"/>
-        </w:rPr>
-        <w:tab/>
-      </w:r>
-      <w:r>
-        <w:rPr>
-          <w:lang w:val="ru-RU"/>
-        </w:rPr>
-        <w:tab/>
-      </w:r>
-      <w:r>
-        <w:rPr>
-          <w:color w:val="A6A6A6" w:themeColor="background1" w:themeShade="A6"/>
-          <w:lang w:val="ru-RU"/>
-        </w:rPr>
-        <w:t>// время моделирования</w:t>
-      </w:r>
-    </w:p>
-    <w:p>
-      <w:pPr>
-        <w:ind w:left="4240" w:hanging="4240"/>
-        <w:rPr>
-          <w:lang w:val="ru-RU"/>
-        </w:rPr>
-      </w:pPr>
       <w:r>
         <w:rPr>
           <w:lang w:val="en-US"/>
@@ -2627,1396 +3817,35 @@
         <w:rPr>
           <w:lang w:val="ru-RU"/>
         </w:rPr>
-        <w:t xml:space="preserve"> = [0:</w:t>
-      </w:r>
-      <w:proofErr w:type="gramStart"/>
-      <w:r>
-        <w:rPr>
-          <w:lang w:val="en-US"/>
-        </w:rPr>
-        <w:t>h</w:t>
-      </w:r>
-      <w:r>
-        <w:rPr>
-          <w:lang w:val="ru-RU"/>
-        </w:rPr>
-        <w:t>:</w:t>
-      </w:r>
-      <w:r>
-        <w:rPr>
-          <w:lang w:val="en-US"/>
-        </w:rPr>
-        <w:t>time</w:t>
-      </w:r>
-      <w:proofErr w:type="gramEnd"/>
-      <w:r>
-        <w:rPr>
-          <w:lang w:val="ru-RU"/>
-        </w:rPr>
-        <w:t>_</w:t>
-      </w:r>
-      <w:r>
-        <w:rPr>
-          <w:lang w:val="en-US"/>
-        </w:rPr>
-        <w:t>max</w:t>
-      </w:r>
-      <w:r>
-        <w:rPr>
-          <w:lang w:val="ru-RU"/>
-        </w:rPr>
-        <w:t>];</w:t>
-      </w:r>
-      <w:r>
-        <w:rPr>
-          <w:lang w:val="ru-RU"/>
-        </w:rPr>
-        <w:tab/>
-      </w:r>
-      <w:r>
-        <w:rPr>
-          <w:lang w:val="ru-RU"/>
-        </w:rPr>
-        <w:tab/>
-      </w:r>
-      <w:r>
-        <w:rPr>
-          <w:color w:val="A6A6A6" w:themeColor="background1" w:themeShade="A6"/>
-          <w:lang w:val="ru-RU"/>
-        </w:rPr>
-        <w:t>// вектор времени</w:t>
-      </w:r>
-      <w:r>
-        <w:rPr>
-          <w:color w:val="A6A6A6" w:themeColor="background1" w:themeShade="A6"/>
-          <w:lang w:val="ru-RU"/>
-        </w:rPr>
-        <w:t>. е</w:t>
-      </w:r>
-      <w:r>
-        <w:rPr>
-          <w:color w:val="A6A6A6" w:themeColor="background1" w:themeShade="A6"/>
-          <w:lang w:val="ru-RU"/>
-        </w:rPr>
-        <w:t>сли x является списком syslin (линейная система в виде пространства состояний или передаточной форме), то zeros(x) так же является корректным и возвращает матрицу нулей.</w:t>
-      </w:r>
-    </w:p>
-    <w:p>
-      <w:pPr>
-        <w:rPr>
-          <w:lang w:val="ru-RU"/>
-        </w:rPr>
-      </w:pPr>
-      <w:r>
-        <w:rPr>
-          <w:lang w:val="en-US"/>
-        </w:rPr>
-        <w:t>v</w:t>
-      </w:r>
-      <w:r>
-        <w:rPr>
-          <w:lang w:val="ru-RU"/>
-        </w:rPr>
-        <w:t xml:space="preserve"> = </w:t>
-      </w:r>
-      <w:proofErr w:type="gramStart"/>
-      <w:r>
-        <w:rPr>
-          <w:lang w:val="en-US"/>
-        </w:rPr>
-        <w:t>zeros</w:t>
-      </w:r>
-      <w:r>
-        <w:rPr>
-          <w:lang w:val="ru-RU"/>
-        </w:rPr>
-        <w:t>(</w:t>
-      </w:r>
-      <w:proofErr w:type="gramEnd"/>
-      <w:r>
-        <w:rPr>
-          <w:lang w:val="en-US"/>
-        </w:rPr>
-        <w:t>sysD</w:t>
-      </w:r>
-      <w:r>
-        <w:rPr>
-          <w:lang w:val="ru-RU"/>
-        </w:rPr>
-        <w:t>.</w:t>
-      </w:r>
-      <w:r>
-        <w:rPr>
-          <w:lang w:val="en-US"/>
-        </w:rPr>
-        <w:t>B</w:t>
-      </w:r>
-      <w:r>
-        <w:rPr>
-          <w:lang w:val="ru-RU"/>
-        </w:rPr>
-        <w:t xml:space="preserve">); </w:t>
-      </w:r>
-      <w:r>
-        <w:rPr>
-          <w:lang w:val="ru-RU"/>
-        </w:rPr>
-        <w:tab/>
-      </w:r>
-      <w:r>
-        <w:rPr>
-          <w:lang w:val="ru-RU"/>
-        </w:rPr>
-        <w:tab/>
-      </w:r>
-      <w:r>
-        <w:rPr>
-          <w:lang w:val="ru-RU"/>
-        </w:rPr>
-        <w:tab/>
-      </w:r>
-      <w:r>
-        <w:rPr>
-          <w:lang w:val="ru-RU"/>
-        </w:rPr>
-        <w:tab/>
-      </w:r>
-      <w:r>
-        <w:rPr>
-          <w:color w:val="A6A6A6" w:themeColor="background1" w:themeShade="A6"/>
-          <w:lang w:val="ru-RU"/>
-        </w:rPr>
-        <w:t>// начальное состояние системы</w:t>
-      </w:r>
-      <w:r>
-        <w:rPr>
-          <w:color w:val="A6A6A6" w:themeColor="background1" w:themeShade="A6"/>
-          <w:lang w:val="ru-RU"/>
-        </w:rPr>
-        <w:tab/>
-      </w:r>
-      <w:r>
-        <w:rPr>
-          <w:color w:val="A6A6A6" w:themeColor="background1" w:themeShade="A6"/>
-          <w:lang w:val="ru-RU"/>
-        </w:rPr>
-        <w:tab/>
-      </w:r>
-      <w:r>
-        <w:rPr>
-          <w:lang w:val="ru-RU"/>
-        </w:rPr>
-        <w:tab/>
-      </w:r>
-    </w:p>
-    <w:p>
-      <w:pPr>
-        <w:rPr>
-          <w:lang w:val="ru-RU"/>
-        </w:rPr>
-      </w:pPr>
-      <w:r>
-        <w:rPr>
-          <w:lang w:val="en-US"/>
-        </w:rPr>
-        <w:t>u</w:t>
-      </w:r>
-      <w:r>
-        <w:rPr>
-          <w:lang w:val="ru-RU"/>
-        </w:rPr>
-        <w:t xml:space="preserve"> = </w:t>
-      </w:r>
-      <w:r>
-        <w:rPr>
-          <w:lang w:val="en-US"/>
-        </w:rPr>
-        <w:t>ones</w:t>
-      </w:r>
-      <w:r>
-        <w:rPr>
-          <w:lang w:val="ru-RU"/>
-        </w:rPr>
-        <w:t>(</w:t>
-      </w:r>
-      <w:r>
-        <w:rPr>
-          <w:lang w:val="en-US"/>
-        </w:rPr>
-        <w:t>t</w:t>
-      </w:r>
-      <w:r>
-        <w:rPr>
-          <w:lang w:val="ru-RU"/>
-        </w:rPr>
-        <w:t xml:space="preserve">); </w:t>
-      </w:r>
-      <w:r>
-        <w:rPr>
-          <w:lang w:val="ru-RU"/>
-        </w:rPr>
-        <w:tab/>
-      </w:r>
-      <w:r>
-        <w:rPr>
-          <w:lang w:val="ru-RU"/>
-        </w:rPr>
-        <w:tab/>
-      </w:r>
-      <w:r>
-        <w:rPr>
-          <w:lang w:val="ru-RU"/>
-        </w:rPr>
-        <w:tab/>
-      </w:r>
-      <w:r>
-        <w:rPr>
-          <w:lang w:val="ru-RU"/>
-        </w:rPr>
-        <w:tab/>
-      </w:r>
-      <w:r>
-        <w:rPr>
-          <w:lang w:val="ru-RU"/>
-        </w:rPr>
-        <w:tab/>
-      </w:r>
-      <w:r>
-        <w:rPr>
-          <w:color w:val="A6A6A6" w:themeColor="background1" w:themeShade="A6"/>
-          <w:lang w:val="ru-RU"/>
-        </w:rPr>
-        <w:t>// входное воздействие (единичный скачок)</w:t>
-      </w:r>
-    </w:p>
-    <w:p>
-      <w:pPr>
-        <w:rPr>
-          <w:lang w:val="ru-RU"/>
-        </w:rPr>
-      </w:pPr>
-      <w:r>
-        <w:rPr>
-          <w:lang w:val="en-US"/>
-        </w:rPr>
-        <w:t>x</w:t>
-      </w:r>
-      <w:r>
-        <w:rPr>
-          <w:lang w:val="ru-RU"/>
-        </w:rPr>
-        <w:t xml:space="preserve"> = </w:t>
-      </w:r>
-      <w:r>
-        <w:rPr>
-          <w:lang w:val="en-US"/>
-        </w:rPr>
-        <w:t>zeros</w:t>
-      </w:r>
-      <w:r>
-        <w:rPr>
-          <w:lang w:val="ru-RU"/>
-        </w:rPr>
-        <w:t>(</w:t>
-      </w:r>
-      <w:r>
-        <w:rPr>
-          <w:lang w:val="en-US"/>
-        </w:rPr>
-        <w:t>u</w:t>
-      </w:r>
-      <w:r>
-        <w:rPr>
-          <w:lang w:val="ru-RU"/>
-        </w:rPr>
-        <w:t>);</w:t>
-      </w:r>
-      <w:r>
-        <w:rPr>
-          <w:lang w:val="ru-RU"/>
-        </w:rPr>
-        <w:tab/>
-      </w:r>
-      <w:r>
-        <w:rPr>
-          <w:lang w:val="ru-RU"/>
-        </w:rPr>
-        <w:tab/>
-      </w:r>
-      <w:r>
-        <w:rPr>
-          <w:lang w:val="ru-RU"/>
-        </w:rPr>
-        <w:tab/>
-      </w:r>
-      <w:r>
-        <w:rPr>
-          <w:lang w:val="ru-RU"/>
-        </w:rPr>
-        <w:tab/>
-      </w:r>
-      <w:r>
-        <w:rPr>
-          <w:lang w:val="ru-RU"/>
-        </w:rPr>
-        <w:tab/>
-      </w:r>
-      <w:r>
-        <w:rPr>
-          <w:color w:val="A6A6A6" w:themeColor="background1" w:themeShade="A6"/>
-          <w:lang w:val="ru-RU"/>
-        </w:rPr>
-        <w:t>// выход системы</w:t>
-      </w:r>
-    </w:p>
-    <w:p>
-      <w:pPr>
-        <w:rPr>
-          <w:color w:val="A6A6A6" w:themeColor="background1" w:themeShade="A6"/>
-          <w:lang w:val="ru-RU"/>
-        </w:rPr>
-      </w:pPr>
-      <w:r>
-        <w:rPr>
-          <w:color w:val="A6A6A6" w:themeColor="background1" w:themeShade="A6"/>
-          <w:lang w:val="ru-RU"/>
-        </w:rPr>
-        <w:t xml:space="preserve">// </w:t>
-      </w:r>
-      <w:r>
-        <w:rPr>
-          <w:color w:val="A6A6A6" w:themeColor="background1" w:themeShade="A6"/>
-          <w:lang w:val="ru-RU"/>
-        </w:rPr>
-        <w:t>ц</w:t>
-      </w:r>
-      <w:r>
-        <w:rPr>
-          <w:color w:val="A6A6A6" w:themeColor="background1" w:themeShade="A6"/>
-          <w:lang w:val="ru-RU"/>
-        </w:rPr>
-        <w:t>икл дискретного моделирования</w:t>
-      </w:r>
-      <w:r>
-        <w:rPr>
-          <w:color w:val="A6A6A6" w:themeColor="background1" w:themeShade="A6"/>
-          <w:lang w:val="ru-RU"/>
-        </w:rPr>
-        <w:t xml:space="preserve"> - </w:t>
-      </w:r>
-      <w:r>
-        <w:rPr>
-          <w:color w:val="A6A6A6" w:themeColor="background1" w:themeShade="A6"/>
-          <w:lang w:val="ru-RU"/>
-        </w:rPr>
-        <w:t>дискретная система в нормальной форме 1</w:t>
-      </w:r>
-      <w:r>
-        <w:rPr>
-          <w:color w:val="A6A6A6" w:themeColor="background1" w:themeShade="A6"/>
-          <w:lang w:val="ru-RU"/>
-        </w:rPr>
-        <w:t>-</w:t>
-      </w:r>
-      <w:r>
-        <w:rPr>
-          <w:color w:val="A6A6A6" w:themeColor="background1" w:themeShade="A6"/>
-          <w:lang w:val="ru-RU"/>
-        </w:rPr>
-        <w:t>го порядка</w:t>
-      </w:r>
-    </w:p>
-    <w:p>
-      <w:pPr>
-        <w:rPr>
-          <w:lang w:val="ru-RU"/>
-        </w:rPr>
-      </w:pPr>
-      <w:r>
-        <w:rPr>
-          <w:lang w:val="en-US"/>
-        </w:rPr>
-        <w:t>for</w:t>
-      </w:r>
-      <w:r>
-        <w:rPr>
-          <w:lang w:val="ru-RU"/>
-        </w:rPr>
-        <w:t xml:space="preserve"> </w:t>
-      </w:r>
-      <w:r>
-        <w:rPr>
-          <w:lang w:val="en-US"/>
-        </w:rPr>
-        <w:t>i</w:t>
-      </w:r>
-      <w:r>
-        <w:rPr>
-          <w:lang w:val="ru-RU"/>
-        </w:rPr>
-        <w:t>=</w:t>
-      </w:r>
-      <w:proofErr w:type="gramStart"/>
-      <w:r>
-        <w:rPr>
-          <w:lang w:val="ru-RU"/>
-        </w:rPr>
-        <w:t>1:</w:t>
-      </w:r>
-      <w:r>
-        <w:rPr>
-          <w:lang w:val="en-US"/>
-        </w:rPr>
-        <w:t>length</w:t>
-      </w:r>
-      <w:proofErr w:type="gramEnd"/>
-      <w:r>
-        <w:rPr>
-          <w:lang w:val="ru-RU"/>
-        </w:rPr>
-        <w:t>(</w:t>
-      </w:r>
-      <w:r>
-        <w:rPr>
-          <w:lang w:val="en-US"/>
-        </w:rPr>
-        <w:t>u</w:t>
-      </w:r>
-      <w:r>
-        <w:rPr>
-          <w:lang w:val="ru-RU"/>
-        </w:rPr>
-        <w:t>)</w:t>
-      </w:r>
-      <w:r>
-        <w:rPr>
-          <w:lang w:val="ru-RU"/>
-        </w:rPr>
-        <w:tab/>
-      </w:r>
-      <w:r>
-        <w:rPr>
-          <w:lang w:val="ru-RU"/>
-        </w:rPr>
-        <w:tab/>
-      </w:r>
-      <w:r>
-        <w:rPr>
-          <w:lang w:val="ru-RU"/>
-        </w:rPr>
-        <w:tab/>
-      </w:r>
-      <w:r>
-        <w:rPr>
-          <w:lang w:val="ru-RU"/>
-        </w:rPr>
-        <w:tab/>
-      </w:r>
-      <w:r>
-        <w:rPr>
-          <w:color w:val="A6A6A6" w:themeColor="background1" w:themeShade="A6"/>
-          <w:lang w:val="ru-RU"/>
-        </w:rPr>
-        <w:tab/>
-      </w:r>
-      <w:r>
-        <w:rPr>
-          <w:lang w:val="ru-RU"/>
-        </w:rPr>
-        <w:tab/>
-      </w:r>
-      <w:r>
-        <w:rPr>
-          <w:lang w:val="ru-RU"/>
-        </w:rPr>
-        <w:tab/>
-      </w:r>
-    </w:p>
-    <w:p>
-      <w:pPr>
-        <w:rPr>
-          <w:lang w:val="ru-RU"/>
-        </w:rPr>
-      </w:pPr>
-      <w:r>
-        <w:rPr>
-          <w:lang w:val="en-US"/>
-        </w:rPr>
-        <w:t>v</w:t>
-      </w:r>
-      <w:r>
-        <w:rPr>
-          <w:lang w:val="ru-RU"/>
-        </w:rPr>
-        <w:t xml:space="preserve"> = </w:t>
-      </w:r>
-      <w:r>
-        <w:rPr>
-          <w:lang w:val="en-US"/>
-        </w:rPr>
-        <w:t>sysD</w:t>
-      </w:r>
-      <w:r>
-        <w:rPr>
-          <w:lang w:val="ru-RU"/>
-        </w:rPr>
-        <w:t>.</w:t>
-      </w:r>
-      <w:r>
-        <w:rPr>
-          <w:lang w:val="en-US"/>
-        </w:rPr>
-        <w:t>A</w:t>
-      </w:r>
-      <w:r>
-        <w:rPr>
-          <w:lang w:val="ru-RU"/>
-        </w:rPr>
-        <w:t xml:space="preserve"> * </w:t>
-      </w:r>
-      <w:r>
-        <w:rPr>
-          <w:lang w:val="en-US"/>
-        </w:rPr>
-        <w:t>v</w:t>
-      </w:r>
-      <w:r>
-        <w:rPr>
-          <w:lang w:val="ru-RU"/>
-        </w:rPr>
-        <w:t xml:space="preserve"> + </w:t>
-      </w:r>
-      <w:r>
-        <w:rPr>
-          <w:lang w:val="en-US"/>
-        </w:rPr>
-        <w:t>sysD</w:t>
-      </w:r>
-      <w:r>
-        <w:rPr>
-          <w:lang w:val="ru-RU"/>
-        </w:rPr>
-        <w:t>.</w:t>
-      </w:r>
-      <w:r>
-        <w:rPr>
-          <w:lang w:val="en-US"/>
-        </w:rPr>
-        <w:t>B</w:t>
-      </w:r>
-      <w:r>
-        <w:rPr>
-          <w:lang w:val="ru-RU"/>
-        </w:rPr>
-        <w:t>;</w:t>
-      </w:r>
-      <w:r>
-        <w:rPr>
-          <w:lang w:val="ru-RU"/>
-        </w:rPr>
-        <w:tab/>
-      </w:r>
-      <w:r>
-        <w:rPr>
-          <w:lang w:val="ru-RU"/>
-        </w:rPr>
-        <w:tab/>
-      </w:r>
-      <w:r>
-        <w:rPr>
-          <w:lang w:val="ru-RU"/>
-        </w:rPr>
-        <w:tab/>
-      </w:r>
-      <w:r>
-        <w:rPr>
-          <w:color w:val="A6A6A6" w:themeColor="background1" w:themeShade="A6"/>
-          <w:lang w:val="ru-RU"/>
-        </w:rPr>
-        <w:t>// обновление состояния</w:t>
-      </w:r>
-    </w:p>
-    <w:p>
-      <w:pPr>
-        <w:rPr>
-          <w:lang w:val="ru-RU"/>
-        </w:rPr>
-      </w:pPr>
-      <w:r>
-        <w:rPr>
-          <w:lang w:val="en-US"/>
-        </w:rPr>
-        <w:t>x</w:t>
-      </w:r>
-      <w:r>
-        <w:rPr>
-          <w:lang w:val="ru-RU"/>
-        </w:rPr>
-        <w:t>(</w:t>
-      </w:r>
-      <w:r>
-        <w:rPr>
-          <w:lang w:val="en-US"/>
-        </w:rPr>
-        <w:t>i</w:t>
-      </w:r>
-      <w:r>
-        <w:rPr>
-          <w:lang w:val="ru-RU"/>
-        </w:rPr>
-        <w:t xml:space="preserve">) = </w:t>
-      </w:r>
-      <w:r>
-        <w:rPr>
-          <w:lang w:val="en-US"/>
-        </w:rPr>
-        <w:t>sysD</w:t>
-      </w:r>
-      <w:r>
-        <w:rPr>
-          <w:lang w:val="ru-RU"/>
-        </w:rPr>
-        <w:t>.</w:t>
-      </w:r>
-      <w:r>
-        <w:rPr>
-          <w:lang w:val="en-US"/>
-        </w:rPr>
-        <w:t>C</w:t>
-      </w:r>
-      <w:r>
-        <w:rPr>
-          <w:lang w:val="ru-RU"/>
-        </w:rPr>
-        <w:t xml:space="preserve"> * </w:t>
-      </w:r>
-      <w:r>
-        <w:rPr>
-          <w:lang w:val="en-US"/>
-        </w:rPr>
-        <w:t>v</w:t>
-      </w:r>
-      <w:r>
-        <w:rPr>
-          <w:lang w:val="ru-RU"/>
-        </w:rPr>
-        <w:t>;</w:t>
-      </w:r>
-      <w:r>
-        <w:rPr>
-          <w:lang w:val="ru-RU"/>
-        </w:rPr>
-        <w:tab/>
-      </w:r>
-      <w:r>
-        <w:rPr>
-          <w:lang w:val="ru-RU"/>
-        </w:rPr>
-        <w:tab/>
-      </w:r>
-      <w:r>
-        <w:rPr>
-          <w:lang w:val="ru-RU"/>
-        </w:rPr>
-        <w:tab/>
-      </w:r>
-      <w:r>
-        <w:rPr>
-          <w:lang w:val="ru-RU"/>
-        </w:rPr>
-        <w:tab/>
-      </w:r>
-      <w:r>
-        <w:rPr>
-          <w:color w:val="A6A6A6" w:themeColor="background1" w:themeShade="A6"/>
-          <w:lang w:val="ru-RU"/>
-        </w:rPr>
-        <w:t>// вычисление выхода</w:t>
-      </w:r>
-    </w:p>
-    <w:p>
-      <w:pPr>
-        <w:rPr>
-          <w:lang w:val="en-US"/>
-        </w:rPr>
-      </w:pPr>
-      <w:r>
-        <w:rPr>
-          <w:lang w:val="en-US"/>
-        </w:rPr>
-        <w:t>end</w:t>
-      </w:r>
-    </w:p>
-    <w:p>
-      <w:pPr>
-        <w:ind w:left="4240" w:hanging="4240"/>
-        <w:rPr>
-          <w:lang w:val="ru-RU"/>
-        </w:rPr>
-      </w:pPr>
-      <w:proofErr w:type="gramStart"/>
-      <w:r>
-        <w:rPr>
-          <w:lang w:val="en-US"/>
-        </w:rPr>
-        <w:t>plot</w:t>
-      </w:r>
-      <w:r>
-        <w:rPr>
-          <w:lang w:val="ru-RU"/>
-        </w:rPr>
-        <w:t>(</w:t>
-      </w:r>
-      <w:proofErr w:type="gramEnd"/>
-      <w:r>
-        <w:rPr>
-          <w:lang w:val="en-US"/>
-        </w:rPr>
-        <w:t>t</w:t>
-      </w:r>
-      <w:r>
-        <w:rPr>
-          <w:lang w:val="ru-RU"/>
-        </w:rPr>
-        <w:t xml:space="preserve">, </w:t>
-      </w:r>
-      <w:r>
-        <w:rPr>
-          <w:lang w:val="en-US"/>
-        </w:rPr>
-        <w:t>x</w:t>
-      </w:r>
-      <w:r>
-        <w:rPr>
-          <w:lang w:val="ru-RU"/>
-        </w:rPr>
-        <w:t>,'</w:t>
-      </w:r>
-      <w:r>
-        <w:rPr>
-          <w:lang w:val="en-US"/>
-        </w:rPr>
-        <w:t>black</w:t>
-      </w:r>
-      <w:r>
-        <w:rPr>
-          <w:lang w:val="ru-RU"/>
-        </w:rPr>
-        <w:t>');</w:t>
-      </w:r>
-      <w:r>
-        <w:rPr>
-          <w:lang w:val="ru-RU"/>
-        </w:rPr>
-        <w:tab/>
-      </w:r>
-      <w:r>
-        <w:rPr>
-          <w:color w:val="A6A6A6" w:themeColor="background1" w:themeShade="A6"/>
-          <w:lang w:val="ru-RU"/>
-        </w:rPr>
-        <w:t xml:space="preserve">// график </w:t>
-      </w:r>
-      <w:r>
-        <w:rPr>
-          <w:color w:val="A6A6A6" w:themeColor="background1" w:themeShade="A6"/>
-          <w:lang w:val="ru-RU"/>
-        </w:rPr>
-        <w:t>переходн</w:t>
-      </w:r>
-      <w:r>
-        <w:rPr>
-          <w:color w:val="A6A6A6" w:themeColor="background1" w:themeShade="A6"/>
-          <w:lang w:val="ru-RU"/>
-        </w:rPr>
-        <w:t>ой</w:t>
-      </w:r>
-      <w:r>
-        <w:rPr>
-          <w:color w:val="A6A6A6" w:themeColor="background1" w:themeShade="A6"/>
-          <w:lang w:val="ru-RU"/>
-        </w:rPr>
-        <w:t xml:space="preserve"> характеристик</w:t>
-      </w:r>
-      <w:r>
-        <w:rPr>
-          <w:color w:val="A6A6A6" w:themeColor="background1" w:themeShade="A6"/>
-          <w:lang w:val="ru-RU"/>
-        </w:rPr>
-        <w:t>и</w:t>
-      </w:r>
-      <w:r>
-        <w:rPr>
-          <w:color w:val="A6A6A6" w:themeColor="background1" w:themeShade="A6"/>
-          <w:lang w:val="ru-RU"/>
-        </w:rPr>
-        <w:t xml:space="preserve"> системы по дискретной модели</w:t>
-      </w:r>
-    </w:p>
-    <w:p>
-      <w:pPr>
-        <w:rPr>
-          <w:lang w:val="en-US"/>
-        </w:rPr>
-      </w:pPr>
-      <w:r>
-        <w:rPr>
-          <w:lang w:val="en-US"/>
-        </w:rPr>
-        <w:t>data = fscanfMat("/Users/a1234/pi_regulator.TNO");</w:t>
-      </w:r>
-      <w:r>
-        <w:rPr>
-          <w:lang w:val="en-US"/>
-        </w:rPr>
-        <w:t xml:space="preserve"> </w:t>
-      </w:r>
-      <w:r>
-        <w:rPr>
-          <w:color w:val="A6A6A6" w:themeColor="background1" w:themeShade="A6"/>
-          <w:lang w:val="en-US"/>
-        </w:rPr>
-        <w:t>// загрузка данных из MicroCap</w:t>
-      </w:r>
-    </w:p>
-    <w:p>
-      <w:pPr>
-        <w:rPr>
-          <w:color w:val="A6A6A6" w:themeColor="background1" w:themeShade="A6"/>
-          <w:lang w:val="ru-RU"/>
-        </w:rPr>
-      </w:pPr>
-      <w:proofErr w:type="gramStart"/>
-      <w:r>
-        <w:rPr>
-          <w:lang w:val="en-US"/>
-        </w:rPr>
-        <w:t>plot</w:t>
-      </w:r>
-      <w:r>
-        <w:rPr>
-          <w:lang w:val="ru-RU"/>
-        </w:rPr>
-        <w:t>(</w:t>
-      </w:r>
-      <w:proofErr w:type="gramEnd"/>
-      <w:r>
-        <w:rPr>
-          <w:lang w:val="en-US"/>
-        </w:rPr>
-        <w:t>data</w:t>
-      </w:r>
-      <w:proofErr w:type="gramStart"/>
-      <w:r>
-        <w:rPr>
-          <w:lang w:val="ru-RU"/>
-        </w:rPr>
-        <w:t>(:,</w:t>
-      </w:r>
-      <w:proofErr w:type="gramEnd"/>
-      <w:r>
-        <w:rPr>
-          <w:lang w:val="ru-RU"/>
-        </w:rPr>
-        <w:t xml:space="preserve"> 1), </w:t>
-      </w:r>
-      <w:r>
-        <w:rPr>
-          <w:lang w:val="en-US"/>
-        </w:rPr>
-        <w:t>data</w:t>
-      </w:r>
-      <w:proofErr w:type="gramStart"/>
-      <w:r>
-        <w:rPr>
-          <w:lang w:val="ru-RU"/>
-        </w:rPr>
-        <w:t>(:,</w:t>
-      </w:r>
-      <w:proofErr w:type="gramEnd"/>
-      <w:r>
-        <w:rPr>
-          <w:lang w:val="ru-RU"/>
-        </w:rPr>
-        <w:t xml:space="preserve"> 2), '</w:t>
-      </w:r>
-      <w:r>
-        <w:rPr>
-          <w:lang w:val="en-US"/>
-        </w:rPr>
-        <w:t>red</w:t>
-      </w:r>
-      <w:r>
-        <w:rPr>
-          <w:lang w:val="ru-RU"/>
-        </w:rPr>
-        <w:t>');</w:t>
-      </w:r>
-      <w:r>
-        <w:rPr>
-          <w:lang w:val="ru-RU"/>
-        </w:rPr>
-        <w:tab/>
-      </w:r>
-      <w:r>
-        <w:rPr>
-          <w:lang w:val="ru-RU"/>
-        </w:rPr>
-        <w:tab/>
-      </w:r>
-      <w:r>
-        <w:rPr>
-          <w:color w:val="A6A6A6" w:themeColor="background1" w:themeShade="A6"/>
-          <w:lang w:val="ru-RU"/>
-        </w:rPr>
-        <w:t>// график непрерывной модели</w:t>
-      </w:r>
-    </w:p>
-    <w:p>
-      <w:pPr>
-        <w:rPr>
-          <w:lang w:val="ru-RU"/>
-        </w:rPr>
-      </w:pPr>
-      <w:r>
-        <w:rPr>
-          <w:color w:val="A6A6A6" w:themeColor="background1" w:themeShade="A6"/>
-          <w:lang w:val="ru-RU"/>
-        </w:rPr>
-        <w:t xml:space="preserve">// </w:t>
-      </w:r>
-      <w:r>
-        <w:rPr>
-          <w:color w:val="A6A6A6" w:themeColor="background1" w:themeShade="A6"/>
-          <w:lang w:val="ru-RU"/>
-        </w:rPr>
-        <w:t>рассчет ошибки</w:t>
-      </w:r>
-    </w:p>
-    <w:p>
-      <w:pPr>
-        <w:rPr>
-          <w:lang w:val="ru-RU"/>
-        </w:rPr>
-      </w:pPr>
-      <w:r>
-        <w:rPr>
-          <w:lang w:val="en-US"/>
-        </w:rPr>
-        <w:t>y</w:t>
-      </w:r>
-      <w:r>
-        <w:rPr>
-          <w:lang w:val="ru-RU"/>
-        </w:rPr>
-        <w:t xml:space="preserve"> = </w:t>
-      </w:r>
-      <w:r>
-        <w:rPr>
-          <w:lang w:val="en-US"/>
-        </w:rPr>
-        <w:t>data</w:t>
-      </w:r>
-      <w:proofErr w:type="gramStart"/>
-      <w:r>
-        <w:rPr>
-          <w:lang w:val="ru-RU"/>
-        </w:rPr>
-        <w:t>(:,</w:t>
-      </w:r>
-      <w:proofErr w:type="gramEnd"/>
-      <w:r>
-        <w:rPr>
-          <w:lang w:val="ru-RU"/>
-        </w:rPr>
-        <w:t>2);</w:t>
-      </w:r>
-      <w:r>
-        <w:rPr>
-          <w:lang w:val="ru-RU"/>
-        </w:rPr>
-        <w:t xml:space="preserve"> </w:t>
-      </w:r>
-      <w:r>
-        <w:rPr>
-          <w:lang w:val="ru-RU"/>
-        </w:rPr>
-        <w:tab/>
-      </w:r>
-      <w:r>
-        <w:rPr>
-          <w:lang w:val="ru-RU"/>
-        </w:rPr>
-        <w:tab/>
-      </w:r>
-      <w:r>
-        <w:rPr>
-          <w:lang w:val="ru-RU"/>
-        </w:rPr>
-        <w:tab/>
-      </w:r>
-      <w:r>
-        <w:rPr>
-          <w:lang w:val="ru-RU"/>
-        </w:rPr>
-        <w:tab/>
-      </w:r>
-      <w:r>
-        <w:rPr>
-          <w:lang w:val="ru-RU"/>
-        </w:rPr>
-        <w:tab/>
-      </w:r>
-      <w:r>
-        <w:rPr>
-          <w:color w:val="A6A6A6" w:themeColor="background1" w:themeShade="A6"/>
-          <w:lang w:val="ru-RU"/>
-        </w:rPr>
-        <w:t>// значения из MicroCap</w:t>
-      </w:r>
-    </w:p>
-    <w:p>
-      <w:pPr>
-        <w:rPr>
-          <w:lang w:val="en-US"/>
-        </w:rPr>
-      </w:pPr>
-      <w:r>
-        <w:rPr>
-          <w:lang w:val="en-US"/>
-        </w:rPr>
-        <w:t>err = 0;</w:t>
-      </w:r>
-    </w:p>
-    <w:p>
-      <w:pPr>
-        <w:ind w:left="4240" w:hanging="4240"/>
-        <w:rPr>
-          <w:lang w:val="ru-RU"/>
-        </w:rPr>
-      </w:pPr>
-      <w:r>
-        <w:rPr>
-          <w:lang w:val="en-US"/>
-        </w:rPr>
-        <w:t>tau</w:t>
-      </w:r>
-      <w:r>
-        <w:rPr>
-          <w:lang w:val="ru-RU"/>
-        </w:rPr>
-        <w:t xml:space="preserve"> = </w:t>
-      </w:r>
-      <w:r>
-        <w:rPr>
-          <w:lang w:val="en-US"/>
-        </w:rPr>
-        <w:t>h</w:t>
-      </w:r>
-      <w:r>
-        <w:rPr>
-          <w:lang w:val="ru-RU"/>
-        </w:rPr>
-        <w:t xml:space="preserve"> * 100;</w:t>
-      </w:r>
-      <w:r>
-        <w:rPr>
-          <w:lang w:val="ru-RU"/>
-        </w:rPr>
-        <w:tab/>
-      </w:r>
-      <w:r>
-        <w:rPr>
-          <w:color w:val="A6A6A6" w:themeColor="background1" w:themeShade="A6"/>
-          <w:lang w:val="ru-RU"/>
-        </w:rPr>
-        <w:t>// коэффициент соответствия индексов (т.к. разное количество точек)</w:t>
-      </w:r>
-    </w:p>
-    <w:p>
-      <w:pPr>
-        <w:rPr>
-          <w:lang w:val="en-US"/>
-        </w:rPr>
-      </w:pPr>
-      <w:r>
-        <w:rPr>
-          <w:lang w:val="en-US"/>
-        </w:rPr>
-        <w:t xml:space="preserve">for k = </w:t>
-      </w:r>
-      <w:proofErr w:type="gramStart"/>
-      <w:r>
-        <w:rPr>
-          <w:lang w:val="en-US"/>
-        </w:rPr>
-        <w:t>2:length</w:t>
-      </w:r>
-      <w:proofErr w:type="gramEnd"/>
-      <w:r>
-        <w:rPr>
-          <w:lang w:val="en-US"/>
-        </w:rPr>
-        <w:t>(t)</w:t>
-      </w:r>
-    </w:p>
-    <w:p>
-      <w:pPr>
-        <w:rPr>
-          <w:lang w:val="ru-RU"/>
-        </w:rPr>
-      </w:pPr>
-      <w:r>
-        <w:rPr>
-          <w:lang w:val="en-US"/>
-        </w:rPr>
-        <w:t>err</w:t>
-      </w:r>
-      <w:r>
-        <w:rPr>
-          <w:lang w:val="ru-RU"/>
-        </w:rPr>
-        <w:t xml:space="preserve"> = </w:t>
-      </w:r>
-      <w:r>
-        <w:rPr>
-          <w:lang w:val="en-US"/>
-        </w:rPr>
-        <w:t>err</w:t>
-      </w:r>
-      <w:r>
-        <w:rPr>
-          <w:lang w:val="ru-RU"/>
-        </w:rPr>
-        <w:t xml:space="preserve"> + (</w:t>
-      </w:r>
-      <w:r>
-        <w:rPr>
-          <w:lang w:val="en-US"/>
-        </w:rPr>
-        <w:t>y</w:t>
-      </w:r>
-      <w:r>
-        <w:rPr>
-          <w:lang w:val="ru-RU"/>
-        </w:rPr>
-        <w:t>((</w:t>
-      </w:r>
-      <w:r>
-        <w:rPr>
-          <w:lang w:val="en-US"/>
-        </w:rPr>
-        <w:t>k</w:t>
-      </w:r>
-      <w:r>
-        <w:rPr>
-          <w:lang w:val="ru-RU"/>
-        </w:rPr>
-        <w:t>-</w:t>
-      </w:r>
-      <w:proofErr w:type="gramStart"/>
-      <w:r>
-        <w:rPr>
-          <w:lang w:val="ru-RU"/>
-        </w:rPr>
-        <w:t>1)*</w:t>
-      </w:r>
-      <w:proofErr w:type="gramEnd"/>
-      <w:r>
-        <w:rPr>
-          <w:lang w:val="en-US"/>
-        </w:rPr>
-        <w:t>tau</w:t>
-      </w:r>
-      <w:r>
-        <w:rPr>
-          <w:lang w:val="ru-RU"/>
-        </w:rPr>
-        <w:t xml:space="preserve">) - </w:t>
-      </w:r>
-      <w:r>
-        <w:rPr>
-          <w:lang w:val="en-US"/>
-        </w:rPr>
-        <w:t>x</w:t>
-      </w:r>
-      <w:r>
-        <w:rPr>
-          <w:lang w:val="ru-RU"/>
-        </w:rPr>
-        <w:t>(</w:t>
-      </w:r>
-      <w:r>
-        <w:rPr>
-          <w:lang w:val="en-US"/>
-        </w:rPr>
-        <w:t>k</w:t>
-      </w:r>
-      <w:proofErr w:type="gramStart"/>
-      <w:r>
-        <w:rPr>
-          <w:lang w:val="ru-RU"/>
-        </w:rPr>
-        <w:t>))^</w:t>
-      </w:r>
-      <w:proofErr w:type="gramEnd"/>
-      <w:r>
-        <w:rPr>
-          <w:lang w:val="ru-RU"/>
-        </w:rPr>
-        <w:t>2;</w:t>
-      </w:r>
-      <w:r>
-        <w:rPr>
-          <w:lang w:val="ru-RU"/>
-        </w:rPr>
-        <w:tab/>
-      </w:r>
-      <w:r>
-        <w:rPr>
-          <w:lang w:val="ru-RU"/>
-        </w:rPr>
-        <w:tab/>
-      </w:r>
-      <w:r>
-        <w:rPr>
-          <w:color w:val="A6A6A6" w:themeColor="background1" w:themeShade="A6"/>
-          <w:lang w:val="ru-RU"/>
-        </w:rPr>
-        <w:t>// накопление квадрата ошибки</w:t>
-      </w:r>
-    </w:p>
-    <w:p>
-      <w:pPr>
-        <w:rPr>
-          <w:lang w:val="ru-RU"/>
-        </w:rPr>
-      </w:pPr>
-      <w:r>
-        <w:rPr>
-          <w:lang w:val="en-US"/>
-        </w:rPr>
-        <w:t>end</w:t>
-      </w:r>
-    </w:p>
-    <w:p>
-      <w:pPr>
-        <w:rPr>
-          <w:lang w:val="ru-RU"/>
-        </w:rPr>
-      </w:pPr>
-      <w:r>
-        <w:rPr>
-          <w:lang w:val="en-US"/>
-        </w:rPr>
-        <w:t>err</w:t>
-      </w:r>
-      <w:r>
-        <w:rPr>
-          <w:lang w:val="ru-RU"/>
-        </w:rPr>
-        <w:t xml:space="preserve"> = </w:t>
-      </w:r>
-      <w:r>
-        <w:rPr>
-          <w:lang w:val="en-US"/>
-        </w:rPr>
-        <w:t>sqrt</w:t>
-      </w:r>
-      <w:r>
-        <w:rPr>
-          <w:lang w:val="ru-RU"/>
-        </w:rPr>
-        <w:t>(</w:t>
-      </w:r>
-      <w:r>
-        <w:rPr>
-          <w:lang w:val="en-US"/>
-        </w:rPr>
-        <w:t>err</w:t>
-      </w:r>
-      <w:r>
-        <w:rPr>
-          <w:lang w:val="ru-RU"/>
-        </w:rPr>
-        <w:t>/</w:t>
-      </w:r>
-      <w:r>
-        <w:rPr>
-          <w:lang w:val="en-US"/>
-        </w:rPr>
-        <w:t>length</w:t>
-      </w:r>
-      <w:r>
-        <w:rPr>
-          <w:lang w:val="ru-RU"/>
-        </w:rPr>
-        <w:t>(</w:t>
-      </w:r>
-      <w:r>
-        <w:rPr>
-          <w:lang w:val="en-US"/>
-        </w:rPr>
-        <w:t>t</w:t>
-      </w:r>
-      <w:r>
-        <w:rPr>
-          <w:lang w:val="ru-RU"/>
-        </w:rPr>
-        <w:t>));</w:t>
-      </w:r>
-      <w:r>
-        <w:rPr>
-          <w:lang w:val="ru-RU"/>
-        </w:rPr>
-        <w:tab/>
-      </w:r>
-      <w:r>
-        <w:rPr>
-          <w:lang w:val="ru-RU"/>
-        </w:rPr>
-        <w:tab/>
-      </w:r>
-      <w:r>
-        <w:rPr>
-          <w:lang w:val="ru-RU"/>
-        </w:rPr>
-        <w:tab/>
-      </w:r>
-      <w:r>
-        <w:rPr>
-          <w:color w:val="A6A6A6" w:themeColor="background1" w:themeShade="A6"/>
-          <w:lang w:val="ru-RU"/>
-        </w:rPr>
-        <w:t>// среднеквадратичная ошибка</w:t>
-      </w:r>
-    </w:p>
-    <w:p>
-      <w:pPr>
-        <w:rPr>
-          <w:lang w:val="ru-RU"/>
-        </w:rPr>
-      </w:pPr>
-      <w:r>
-        <w:rPr>
-          <w:lang w:val="en-US"/>
-        </w:rPr>
-        <w:t>disp(err);</w:t>
-      </w:r>
-    </w:p>
-    <w:p>
-      <w:pPr>
-        <w:rPr>
-          <w:lang w:val="ru-RU"/>
-        </w:rPr>
-      </w:pPr>
+        <w:t xml:space="preserve">));   </w:t>
+      </w:r>
+      <w:r>
+        <w:rPr>
+          <w:color w:val="A6A6A6" w:themeColor="background1" w:themeShade="A6"/>
+          <w:lang w:val="ru-RU"/>
+        </w:rPr>
+        <w:t xml:space="preserve">// среднеквадратичная ошибка </w:t>
+      </w:r>
+    </w:p>
+    <w:p>
+      <w:pPr>
+        <w:rPr>
+          <w:lang w:val="en-US"/>
+        </w:rPr>
+      </w:pPr>
+      <w:r>
+        <w:rPr>
+          <w:lang w:val="en-US"/>
+        </w:rPr>
+        <w:t>disp("h = " + string(h) + " → Ошибка дискретизации = " + string(err));</w:t>
+      </w:r>
     </w:p>
     <w:p>
       <w:pPr>
         <w:rPr>
           <w:b/>
           <w:bCs/>
-          <w:lang w:val="ru-RU"/>
+          <w:lang w:val="en-US"/>
         </w:rPr>
       </w:pPr>
     </w:p>
@@ -4040,7 +3869,7 @@
     <w:p>
       <w:pPr>
         <w:rPr>
-          <w:lang w:val="en-US"/>
+          <w:lang w:val="ru-RU"/>
         </w:rPr>
       </w:pPr>
       <w:r>
@@ -4051,7 +3880,7 @@
       </w:r>
       <w:r>
         <w:rPr>
-          <w:lang w:val="en-US"/>
+          <w:lang w:val="ru-RU"/>
         </w:rPr>
         <w:t xml:space="preserve"> = 3; </w:t>
       </w:r>
@@ -4064,13 +3893,13 @@
       <w:r>
         <w:rPr>
           <w:vertAlign w:val="subscript"/>
-          <w:lang w:val="en-US"/>
+          <w:lang w:val="ru-RU"/>
         </w:rPr>
         <w:t>0</w:t>
       </w:r>
       <w:r>
         <w:rPr>
-          <w:lang w:val="en-US"/>
+          <w:lang w:val="ru-RU"/>
         </w:rPr>
         <w:t xml:space="preserve"> = 0.75; </w:t>
       </w:r>
@@ -4089,7 +3918,7 @@
       </w:r>
       <w:r>
         <w:rPr>
-          <w:lang w:val="en-US"/>
+          <w:lang w:val="ru-RU"/>
         </w:rPr>
         <w:t xml:space="preserve"> = 0; </w:t>
       </w:r>
@@ -4101,7 +3930,45 @@
       </w:r>
       <w:r>
         <w:rPr>
-          <w:lang w:val="en-US"/>
+          <w:lang w:val="ru-RU"/>
+        </w:rPr>
+        <w:t xml:space="preserve"> = 5.1; </w:t>
+      </w:r>
+      <w:r>
+        <w:rPr>
+          <w:lang w:val="en-US"/>
+        </w:rPr>
+        <w:t>T</w:t>
+      </w:r>
+      <w:r>
+        <w:rPr>
+          <w:vertAlign w:val="subscript"/>
+          <w:lang w:val="en-US"/>
+        </w:rPr>
+        <w:t>i</w:t>
+      </w:r>
+      <w:r>
+        <w:rPr>
+          <w:lang w:val="ru-RU"/>
+        </w:rPr>
+        <w:t xml:space="preserve"> = 1.6; </w:t>
+      </w:r>
+      <w:r>
+        <w:rPr>
+          <w:lang w:val="en-US"/>
+        </w:rPr>
+        <w:t>T</w:t>
+      </w:r>
+      <w:r>
+        <w:rPr>
+          <w:vertAlign w:val="subscript"/>
+          <w:lang w:val="en-US"/>
+        </w:rPr>
+        <w:t>d</w:t>
+      </w:r>
+      <w:r>
+        <w:rPr>
+          <w:lang w:val="ru-RU"/>
         </w:rPr>
         <w:t xml:space="preserve"> = </w:t>
       </w:r>
@@ -4109,30 +3976,6 @@
         <w:rPr>
           <w:lang w:val="en-US"/>
         </w:rPr>
-        <w:t>5</w:t>
-      </w:r>
-      <w:r>
-        <w:rPr>
-          <w:lang w:val="en-US"/>
-        </w:rPr>
-        <w:t>.</w:t>
-      </w:r>
-      <w:r>
-        <w:rPr>
-          <w:lang w:val="en-US"/>
-        </w:rPr>
-        <w:t>1</w:t>
-      </w:r>
-      <w:r>
-        <w:rPr>
-          <w:lang w:val="en-US"/>
-        </w:rPr>
-        <w:t xml:space="preserve">; </w:t>
-      </w:r>
-      <w:r>
-        <w:rPr>
-          <w:lang w:val="en-US"/>
-        </w:rPr>
         <w:t>T</w:t>
       </w:r>
       <w:r>
@@ -4144,7 +3987,26 @@
       </w:r>
       <w:r>
         <w:rPr>
-          <w:lang w:val="en-US"/>
+          <w:lang w:val="ru-RU"/>
+        </w:rPr>
+        <w:t xml:space="preserve">/4 = 0.4; </w:t>
+      </w:r>
+      <w:r>
+        <w:rPr>
+          <w:lang w:val="en-US"/>
+        </w:rPr>
+        <w:t>T</w:t>
+      </w:r>
+      <w:r>
+        <w:rPr>
+          <w:vertAlign w:val="subscript"/>
+          <w:lang w:val="en-US"/>
+        </w:rPr>
+        <w:t>c</w:t>
+      </w:r>
+      <w:r>
+        <w:rPr>
+          <w:lang w:val="ru-RU"/>
         </w:rPr>
         <w:t xml:space="preserve"> = </w:t>
       </w:r>
@@ -4152,19 +4014,7 @@
         <w:rPr>
           <w:lang w:val="en-US"/>
         </w:rPr>
-        <w:t>1</w:t>
-      </w:r>
-      <w:r>
-        <w:rPr>
-          <w:lang w:val="en-US"/>
-        </w:rPr>
-        <w:t>.6</w:t>
-      </w:r>
-      <w:r>
-        <w:rPr>
-          <w:lang w:val="en-US"/>
-        </w:rPr>
-        <w:t>; T</w:t>
+        <w:t>T</w:t>
       </w:r>
       <w:r>
         <w:rPr>
@@ -4175,46 +4025,7 @@
       </w:r>
       <w:r>
         <w:rPr>
-          <w:lang w:val="en-US"/>
-        </w:rPr>
-        <w:t xml:space="preserve"> = T</w:t>
-      </w:r>
-      <w:r>
-        <w:rPr>
-          <w:vertAlign w:val="subscript"/>
-          <w:lang w:val="en-US"/>
-        </w:rPr>
-        <w:t>i</w:t>
-      </w:r>
-      <w:r>
-        <w:rPr>
-          <w:lang w:val="en-US"/>
-        </w:rPr>
-        <w:t>/4 = 0.4; T</w:t>
-      </w:r>
-      <w:r>
-        <w:rPr>
-          <w:vertAlign w:val="subscript"/>
-          <w:lang w:val="en-US"/>
-        </w:rPr>
-        <w:t>c</w:t>
-      </w:r>
-      <w:r>
-        <w:rPr>
-          <w:lang w:val="en-US"/>
-        </w:rPr>
-        <w:t xml:space="preserve"> = T</w:t>
-      </w:r>
-      <w:r>
-        <w:rPr>
-          <w:vertAlign w:val="subscript"/>
-          <w:lang w:val="en-US"/>
-        </w:rPr>
-        <w:t>d</w:t>
-      </w:r>
-      <w:r>
-        <w:rPr>
-          <w:lang w:val="en-US"/>
+          <w:lang w:val="ru-RU"/>
         </w:rPr>
         <w:t>/8 = 0.05</w:t>
       </w:r>
@@ -4222,18 +4033,19 @@
     <w:p>
       <w:pPr>
         <w:rPr>
-          <w:lang w:val="en-US"/>
-        </w:rPr>
-      </w:pPr>
-    </w:p>
-    <w:p>
-      <w:pPr>
-        <w:rPr>
-          <w:lang w:val="ru-RU"/>
-        </w:rPr>
-      </w:pPr>
-      <w:r>
-        <w:rPr>
+          <w:lang w:val="ru-RU"/>
+        </w:rPr>
+      </w:pPr>
+    </w:p>
+    <w:p>
+      <w:pPr>
+        <w:rPr>
+          <w:lang w:val="ru-RU"/>
+        </w:rPr>
+      </w:pPr>
+      <w:r>
+        <w:rPr>
+          <w:noProof/>
           <w:lang w:val="en-US"/>
         </w:rPr>
         <w:lastRenderedPageBreak/>
@@ -4327,6 +4139,7 @@
       </w:pPr>
       <w:r>
         <w:rPr>
+          <w:noProof/>
           <w:lang w:val="ru-RU"/>
         </w:rPr>
         <w:drawing>
@@ -4388,6 +4201,7 @@
       </w:pPr>
       <w:r>
         <w:rPr>
+          <w:noProof/>
           <w:lang w:val="en-US"/>
         </w:rPr>
         <w:drawing>
@@ -4435,6 +4249,7 @@
       </w:pPr>
       <w:r>
         <w:rPr>
+          <w:noProof/>
           <w:lang w:val="en-US"/>
         </w:rPr>
         <w:drawing>
@@ -4545,7 +4360,7 @@
     <w:p>
       <w:pPr>
         <w:rPr>
-          <w:lang w:val="en-US"/>
+          <w:lang w:val="ru-RU"/>
         </w:rPr>
       </w:pPr>
     </w:p>
@@ -4570,6 +4385,7 @@
       </w:pPr>
       <w:r>
         <w:rPr>
+          <w:noProof/>
           <w:lang w:val="en-US"/>
         </w:rPr>
         <w:lastRenderedPageBreak/>
@@ -4624,9 +4440,9 @@
       </w:r>
       <w:r>
         <w:rPr>
-          <w:lang w:val="ru-RU"/>
-        </w:rPr>
-        <w:t>0</w:t>
+          <w:lang w:val="en-US"/>
+        </w:rPr>
+        <w:t>0.1309237</w:t>
       </w:r>
     </w:p>
     <w:p>
@@ -4657,6 +4473,7 @@
       </w:pPr>
       <w:r>
         <w:rPr>
+          <w:noProof/>
           <w:lang w:val="en-US"/>
         </w:rPr>
         <w:drawing>
@@ -4712,7 +4529,7 @@
         <w:rPr>
           <w:lang w:val="en-US"/>
         </w:rPr>
-        <w:t>0.0077160</w:t>
+        <w:t>0.089803</w:t>
       </w:r>
     </w:p>
     <w:p>
@@ -4743,6 +4560,7 @@
       </w:pPr>
       <w:r>
         <w:rPr>
+          <w:noProof/>
           <w:lang w:val="en-US"/>
         </w:rPr>
         <w:drawing>
@@ -4799,7 +4617,7 @@
         <w:rPr>
           <w:lang w:val="en-US"/>
         </w:rPr>
-        <w:t>0.0517385</w:t>
+        <w:t>0.058236</w:t>
       </w:r>
     </w:p>
     <w:p>
@@ -4830,6 +4648,7 @@
       </w:pPr>
       <w:r>
         <w:rPr>
+          <w:noProof/>
           <w:lang w:val="en-US"/>
         </w:rPr>
         <w:drawing>
@@ -4879,7 +4698,13 @@
         <w:rPr>
           <w:lang w:val="en-US"/>
         </w:rPr>
-        <w:t>err =</w:t>
+        <w:t>err</w:t>
+      </w:r>
+      <w:r>
+        <w:rPr>
+          <w:lang w:val="ru-RU"/>
+        </w:rPr>
+        <w:t xml:space="preserve"> =</w:t>
       </w:r>
       <w:r>
         <w:rPr>
@@ -4891,7 +4716,7 @@
         <w:rPr>
           <w:lang w:val="ru-RU"/>
         </w:rPr>
-        <w:t>0.0608425</w:t>
+        <w:t>0.0518526</w:t>
       </w:r>
     </w:p>
     <w:p>
@@ -5180,12 +5005,6 @@
           <w:lang w:val="ru-RU"/>
         </w:rPr>
         <w:tab/>
-      </w:r>
-      <w:r>
-        <w:rPr>
-          <w:color w:val="A6A6A6" w:themeColor="background1" w:themeShade="A6"/>
-          <w:lang w:val="ru-RU"/>
-        </w:rPr>
         <w:t>// коэффициент усиления ПИД-регулятора</w:t>
       </w:r>
     </w:p>
@@ -5280,70 +5099,100 @@
         <w:rPr>
           <w:lang w:val="en-US"/>
         </w:rPr>
-        <w:t>Td = Ti/4;</w:t>
-      </w:r>
-      <w:r>
-        <w:rPr>
-          <w:lang w:val="ru-RU"/>
-        </w:rPr>
-        <w:tab/>
-      </w:r>
-      <w:r>
-        <w:rPr>
-          <w:lang w:val="ru-RU"/>
-        </w:rPr>
-        <w:tab/>
-      </w:r>
-      <w:r>
-        <w:rPr>
-          <w:lang w:val="ru-RU"/>
-        </w:rPr>
-        <w:tab/>
-      </w:r>
-      <w:r>
-        <w:rPr>
-          <w:lang w:val="ru-RU"/>
-        </w:rPr>
-        <w:tab/>
-      </w:r>
-      <w:r>
-        <w:rPr>
-          <w:lang w:val="ru-RU"/>
-        </w:rPr>
-        <w:tab/>
-      </w:r>
-      <w:r>
-        <w:rPr>
-          <w:lang w:val="ru-RU"/>
-        </w:rPr>
-        <w:tab/>
-      </w:r>
-      <w:r>
-        <w:rPr>
-          <w:color w:val="A6A6A6" w:themeColor="background1" w:themeShade="A6"/>
-          <w:lang w:val="ru-RU"/>
-        </w:rPr>
-        <w:tab/>
-      </w:r>
-      <w:r>
-        <w:rPr>
-          <w:color w:val="A6A6A6" w:themeColor="background1" w:themeShade="A6"/>
-          <w:lang w:val="ru-RU"/>
-        </w:rPr>
+        <w:t>Td</w:t>
+      </w:r>
+      <w:r>
+        <w:rPr>
+          <w:lang w:val="ru-RU"/>
+        </w:rPr>
+        <w:t xml:space="preserve"> = </w:t>
+      </w:r>
+      <w:r>
+        <w:rPr>
+          <w:lang w:val="en-US"/>
+        </w:rPr>
+        <w:t>Ti</w:t>
+      </w:r>
+      <w:r>
+        <w:rPr>
+          <w:lang w:val="ru-RU"/>
+        </w:rPr>
+        <w:t>/4;</w:t>
+      </w:r>
+      <w:r>
+        <w:rPr>
+          <w:lang w:val="ru-RU"/>
+        </w:rPr>
+        <w:tab/>
+      </w:r>
+      <w:r>
+        <w:rPr>
+          <w:lang w:val="ru-RU"/>
+        </w:rPr>
+        <w:tab/>
+      </w:r>
+      <w:r>
+        <w:rPr>
+          <w:lang w:val="ru-RU"/>
+        </w:rPr>
+        <w:tab/>
+      </w:r>
+      <w:r>
+        <w:rPr>
+          <w:lang w:val="ru-RU"/>
+        </w:rPr>
+        <w:tab/>
+      </w:r>
+      <w:r>
+        <w:rPr>
+          <w:lang w:val="ru-RU"/>
+        </w:rPr>
+        <w:tab/>
+      </w:r>
+      <w:r>
+        <w:rPr>
+          <w:lang w:val="ru-RU"/>
+        </w:rPr>
+        <w:tab/>
+      </w:r>
+      <w:r>
+        <w:rPr>
+          <w:color w:val="A6A6A6" w:themeColor="background1" w:themeShade="A6"/>
+          <w:lang w:val="ru-RU"/>
+        </w:rPr>
+        <w:tab/>
         <w:t>// время дифференцирования</w:t>
       </w:r>
     </w:p>
     <w:p>
       <w:pPr>
         <w:rPr>
-          <w:lang w:val="en-US"/>
-        </w:rPr>
-      </w:pPr>
-      <w:r>
-        <w:rPr>
-          <w:lang w:val="en-US"/>
-        </w:rPr>
-        <w:t>Tc = Td/8;</w:t>
+          <w:lang w:val="ru-RU"/>
+        </w:rPr>
+      </w:pPr>
+      <w:r>
+        <w:rPr>
+          <w:lang w:val="en-US"/>
+        </w:rPr>
+        <w:t>Tc</w:t>
+      </w:r>
+      <w:r>
+        <w:rPr>
+          <w:lang w:val="ru-RU"/>
+        </w:rPr>
+        <w:t xml:space="preserve"> = </w:t>
+      </w:r>
+      <w:r>
+        <w:rPr>
+          <w:lang w:val="en-US"/>
+        </w:rPr>
+        <w:t>Td</w:t>
+      </w:r>
+      <w:r>
+        <w:rPr>
+          <w:lang w:val="ru-RU"/>
+        </w:rPr>
+        <w:t>/8;</w:t>
       </w:r>
     </w:p>
     <w:p>
@@ -5464,12 +5313,6 @@
           <w:lang w:val="ru-RU"/>
         </w:rPr>
         <w:tab/>
-      </w:r>
-      <w:r>
-        <w:rPr>
-          <w:color w:val="A6A6A6" w:themeColor="background1" w:themeShade="A6"/>
-          <w:lang w:val="ru-RU"/>
-        </w:rPr>
         <w:t>// коэффициент для задания шага дискретизации. этот параметр    равен 1, 2, 10, 100</w:t>
       </w:r>
     </w:p>
@@ -5563,21 +5406,37 @@
         <w:rPr>
           <w:lang w:val="en-US"/>
         </w:rPr>
-        <w:t xml:space="preserve">s = </w:t>
-      </w:r>
-      <w:proofErr w:type="gramStart"/>
-      <w:r>
-        <w:rPr>
-          <w:lang w:val="en-US"/>
-        </w:rPr>
-        <w:t>poly(</w:t>
-      </w:r>
-      <w:proofErr w:type="gramEnd"/>
-      <w:r>
-        <w:rPr>
-          <w:lang w:val="en-US"/>
-        </w:rPr>
-        <w:t>0, 's');</w:t>
+        <w:t>s</w:t>
+      </w:r>
+      <w:r>
+        <w:rPr>
+          <w:lang w:val="ru-RU"/>
+        </w:rPr>
+        <w:t xml:space="preserve"> = </w:t>
+      </w:r>
+      <w:r>
+        <w:rPr>
+          <w:lang w:val="en-US"/>
+        </w:rPr>
+        <w:t>poly</w:t>
+      </w:r>
+      <w:r>
+        <w:rPr>
+          <w:lang w:val="ru-RU"/>
+        </w:rPr>
+        <w:t>(0, '</w:t>
+      </w:r>
+      <w:r>
+        <w:rPr>
+          <w:lang w:val="en-US"/>
+        </w:rPr>
+        <w:t>s</w:t>
+      </w:r>
+      <w:r>
+        <w:rPr>
+          <w:lang w:val="ru-RU"/>
+        </w:rPr>
+        <w:t>');</w:t>
       </w:r>
       <w:r>
         <w:rPr>
@@ -5645,21 +5504,7 @@
         <w:rPr>
           <w:lang w:val="ru-RU"/>
         </w:rPr>
-        <w:t xml:space="preserve"> = 1 </w:t>
-      </w:r>
-      <w:proofErr w:type="gramStart"/>
-      <w:r>
-        <w:rPr>
-          <w:lang w:val="ru-RU"/>
-        </w:rPr>
-        <w:t>/(</w:t>
-      </w:r>
-      <w:proofErr w:type="gramEnd"/>
-      <w:r>
-        <w:rPr>
-          <w:lang w:val="ru-RU"/>
-        </w:rPr>
-        <w:t xml:space="preserve">1 + </w:t>
+        <w:t xml:space="preserve"> = 1 /(1 + </w:t>
       </w:r>
       <w:r>
         <w:rPr>
@@ -5679,14 +5524,12 @@
         </w:rPr>
         <w:t>T</w:t>
       </w:r>
-      <w:proofErr w:type="gramStart"/>
       <w:r>
         <w:rPr>
           <w:lang w:val="ru-RU"/>
         </w:rPr>
         <w:t>0)^</w:t>
       </w:r>
-      <w:proofErr w:type="gramEnd"/>
       <w:r>
         <w:rPr>
           <w:lang w:val="en-US"/>
@@ -5734,21 +5577,7 @@
           <w:color w:val="A6A6A6" w:themeColor="background1" w:themeShade="A6"/>
           <w:lang w:val="ru-RU"/>
         </w:rPr>
-        <w:t xml:space="preserve">// </w:t>
-      </w:r>
-      <w:r>
-        <w:rPr>
-          <w:color w:val="A6A6A6" w:themeColor="background1" w:themeShade="A6"/>
-          <w:lang w:val="ru-RU"/>
-        </w:rPr>
-        <w:t>п</w:t>
-      </w:r>
-      <w:r>
-        <w:rPr>
-          <w:color w:val="A6A6A6" w:themeColor="background1" w:themeShade="A6"/>
-          <w:lang w:val="ru-RU"/>
-        </w:rPr>
-        <w:t>ередаточная функция объекта</w:t>
+        <w:t>// передаточная функция объекта</w:t>
       </w:r>
     </w:p>
     <w:p>
@@ -5768,272 +5597,918 @@
         <w:rPr>
           <w:lang w:val="ru-RU"/>
         </w:rPr>
+        <w:t xml:space="preserve"> =(1 + 1/(</w:t>
+      </w:r>
+      <w:r>
+        <w:rPr>
+          <w:lang w:val="en-US"/>
+        </w:rPr>
+        <w:t>s</w:t>
+      </w:r>
+      <w:r>
+        <w:rPr>
+          <w:lang w:val="ru-RU"/>
+        </w:rPr>
+        <w:t xml:space="preserve"> * </w:t>
+      </w:r>
+      <w:r>
+        <w:rPr>
+          <w:lang w:val="en-US"/>
+        </w:rPr>
+        <w:t>Ti</w:t>
+      </w:r>
+      <w:r>
+        <w:rPr>
+          <w:lang w:val="ru-RU"/>
+        </w:rPr>
+        <w:t>) + (</w:t>
+      </w:r>
+      <w:r>
+        <w:rPr>
+          <w:lang w:val="en-US"/>
+        </w:rPr>
+        <w:t>Td</w:t>
+      </w:r>
+      <w:r>
+        <w:rPr>
+          <w:lang w:val="ru-RU"/>
+        </w:rPr>
+        <w:t xml:space="preserve"> *</w:t>
+      </w:r>
+      <w:r>
+        <w:rPr>
+          <w:lang w:val="en-US"/>
+        </w:rPr>
+        <w:t>s</w:t>
+      </w:r>
+      <w:r>
+        <w:rPr>
+          <w:lang w:val="ru-RU"/>
+        </w:rPr>
+        <w:t xml:space="preserve">) / (1 + </w:t>
+      </w:r>
+      <w:r>
+        <w:rPr>
+          <w:lang w:val="en-US"/>
+        </w:rPr>
+        <w:t>Tc</w:t>
+      </w:r>
+      <w:r>
+        <w:rPr>
+          <w:lang w:val="ru-RU"/>
+        </w:rPr>
+        <w:t xml:space="preserve"> *</w:t>
+      </w:r>
+      <w:r>
+        <w:rPr>
+          <w:lang w:val="en-US"/>
+        </w:rPr>
+        <w:t>s</w:t>
+      </w:r>
+      <w:r>
+        <w:rPr>
+          <w:lang w:val="ru-RU"/>
+        </w:rPr>
+        <w:t xml:space="preserve">)) * </w:t>
+      </w:r>
+      <w:r>
+        <w:rPr>
+          <w:lang w:val="en-US"/>
+        </w:rPr>
+        <w:t>K</w:t>
+      </w:r>
+      <w:r>
+        <w:rPr>
+          <w:lang w:val="ru-RU"/>
+        </w:rPr>
+        <w:t xml:space="preserve"> * </w:t>
+      </w:r>
+      <w:r>
+        <w:rPr>
+          <w:lang w:val="en-US"/>
+        </w:rPr>
+        <w:t>Wright</w:t>
+      </w:r>
+      <w:r>
+        <w:rPr>
+          <w:lang w:val="ru-RU"/>
+        </w:rPr>
+        <w:t>;</w:t>
+      </w:r>
+      <w:r>
+        <w:rPr>
+          <w:lang w:val="ru-RU"/>
+        </w:rPr>
+        <w:tab/>
+      </w:r>
+      <w:r>
+        <w:rPr>
+          <w:color w:val="A6A6A6" w:themeColor="background1" w:themeShade="A6"/>
+          <w:lang w:val="ru-RU"/>
+        </w:rPr>
+        <w:t>// передаточная функция ПИД-регулятора + объект (разомкнутая система)</w:t>
+      </w:r>
+    </w:p>
+    <w:p>
+      <w:pPr>
+        <w:rPr>
+          <w:lang w:val="ru-RU"/>
+        </w:rPr>
+      </w:pPr>
+      <w:r>
+        <w:rPr>
+          <w:lang w:val="en-US"/>
+        </w:rPr>
+        <w:t>W</w:t>
+      </w:r>
+      <w:r>
+        <w:rPr>
+          <w:lang w:val="ru-RU"/>
+        </w:rPr>
+        <w:t xml:space="preserve"> = </w:t>
+      </w:r>
+      <w:r>
+        <w:rPr>
+          <w:lang w:val="en-US"/>
+        </w:rPr>
+        <w:t>Wleft</w:t>
+      </w:r>
+      <w:r>
+        <w:rPr>
+          <w:lang w:val="ru-RU"/>
+        </w:rPr>
+        <w:t xml:space="preserve"> / (1 + </w:t>
+      </w:r>
+      <w:r>
+        <w:rPr>
+          <w:lang w:val="en-US"/>
+        </w:rPr>
+        <w:t>Wleft</w:t>
+      </w:r>
+      <w:r>
+        <w:rPr>
+          <w:lang w:val="ru-RU"/>
+        </w:rPr>
+        <w:t>);</w:t>
+      </w:r>
+      <w:r>
+        <w:rPr>
+          <w:lang w:val="ru-RU"/>
+        </w:rPr>
+        <w:tab/>
+      </w:r>
+      <w:r>
+        <w:rPr>
+          <w:lang w:val="ru-RU"/>
+        </w:rPr>
+        <w:tab/>
+      </w:r>
+      <w:r>
+        <w:rPr>
+          <w:lang w:val="ru-RU"/>
+        </w:rPr>
+        <w:tab/>
+      </w:r>
+      <w:r>
+        <w:rPr>
+          <w:lang w:val="ru-RU"/>
+        </w:rPr>
+        <w:tab/>
+      </w:r>
+      <w:r>
+        <w:rPr>
+          <w:lang w:val="ru-RU"/>
+        </w:rPr>
+        <w:tab/>
+      </w:r>
+      <w:r>
+        <w:rPr>
+          <w:color w:val="A6A6A6" w:themeColor="background1" w:themeShade="A6"/>
+          <w:lang w:val="ru-RU"/>
+        </w:rPr>
+        <w:t>// передаточная функция замкнутой системы</w:t>
+      </w:r>
+    </w:p>
+    <w:p>
+      <w:pPr>
+        <w:rPr>
+          <w:lang w:val="ru-RU"/>
+        </w:rPr>
+      </w:pPr>
+      <w:r>
+        <w:rPr>
+          <w:lang w:val="en-US"/>
+        </w:rPr>
+        <w:t>sl</w:t>
+      </w:r>
+      <w:r>
+        <w:rPr>
+          <w:lang w:val="ru-RU"/>
+        </w:rPr>
+        <w:t xml:space="preserve"> = </w:t>
+      </w:r>
+      <w:r>
+        <w:rPr>
+          <w:lang w:val="en-US"/>
+        </w:rPr>
+        <w:t>syslin</w:t>
+      </w:r>
+      <w:r>
+        <w:rPr>
+          <w:lang w:val="ru-RU"/>
+        </w:rPr>
+        <w:t>('</w:t>
+      </w:r>
+      <w:r>
+        <w:rPr>
+          <w:lang w:val="en-US"/>
+        </w:rPr>
+        <w:t>c</w:t>
+      </w:r>
+      <w:r>
+        <w:rPr>
+          <w:lang w:val="ru-RU"/>
+        </w:rPr>
+        <w:t xml:space="preserve">', </w:t>
+      </w:r>
+      <w:r>
+        <w:rPr>
+          <w:lang w:val="en-US"/>
+        </w:rPr>
+        <w:t>W</w:t>
+      </w:r>
+      <w:r>
+        <w:rPr>
+          <w:lang w:val="ru-RU"/>
+        </w:rPr>
+        <w:t xml:space="preserve">); </w:t>
+      </w:r>
+      <w:r>
+        <w:rPr>
+          <w:lang w:val="ru-RU"/>
+        </w:rPr>
+        <w:tab/>
+      </w:r>
+      <w:r>
+        <w:rPr>
+          <w:lang w:val="ru-RU"/>
+        </w:rPr>
+        <w:tab/>
+      </w:r>
+      <w:r>
+        <w:rPr>
+          <w:lang w:val="ru-RU"/>
+        </w:rPr>
+        <w:tab/>
+      </w:r>
+      <w:r>
+        <w:rPr>
+          <w:lang w:val="ru-RU"/>
+        </w:rPr>
+        <w:tab/>
+      </w:r>
+      <w:r>
+        <w:rPr>
+          <w:lang w:val="ru-RU"/>
+        </w:rPr>
+        <w:tab/>
+      </w:r>
+      <w:r>
+        <w:rPr>
+          <w:lang w:val="ru-RU"/>
+        </w:rPr>
+        <w:tab/>
+      </w:r>
+      <w:r>
+        <w:rPr>
+          <w:color w:val="A6A6A6" w:themeColor="background1" w:themeShade="A6"/>
+          <w:lang w:val="ru-RU"/>
+        </w:rPr>
+        <w:t>// создание линейной непрерывной системы</w:t>
+      </w:r>
+    </w:p>
+    <w:p>
+      <w:pPr>
+        <w:rPr>
+          <w:lang w:val="ru-RU"/>
+        </w:rPr>
+      </w:pPr>
+      <w:r>
+        <w:rPr>
+          <w:lang w:val="en-US"/>
+        </w:rPr>
+        <w:t>sysD</w:t>
+      </w:r>
+      <w:r>
+        <w:rPr>
+          <w:lang w:val="ru-RU"/>
+        </w:rPr>
+        <w:t xml:space="preserve"> = </w:t>
+      </w:r>
+      <w:r>
+        <w:rPr>
+          <w:lang w:val="en-US"/>
+        </w:rPr>
+        <w:t>dscr</w:t>
+      </w:r>
+      <w:r>
+        <w:rPr>
+          <w:lang w:val="ru-RU"/>
+        </w:rPr>
+        <w:t>(</w:t>
+      </w:r>
+      <w:r>
+        <w:rPr>
+          <w:lang w:val="en-US"/>
+        </w:rPr>
+        <w:t>sl</w:t>
+      </w:r>
+      <w:r>
+        <w:rPr>
+          <w:lang w:val="ru-RU"/>
+        </w:rPr>
+        <w:t xml:space="preserve">, </w:t>
+      </w:r>
+      <w:r>
+        <w:rPr>
+          <w:lang w:val="en-US"/>
+        </w:rPr>
+        <w:t>h</w:t>
+      </w:r>
+      <w:r>
+        <w:rPr>
+          <w:lang w:val="ru-RU"/>
+        </w:rPr>
+        <w:t>);</w:t>
+      </w:r>
+      <w:r>
+        <w:rPr>
+          <w:lang w:val="ru-RU"/>
+        </w:rPr>
+        <w:tab/>
+      </w:r>
+      <w:r>
+        <w:rPr>
+          <w:lang w:val="ru-RU"/>
+        </w:rPr>
+        <w:tab/>
+      </w:r>
+      <w:r>
+        <w:rPr>
+          <w:lang w:val="ru-RU"/>
+        </w:rPr>
+        <w:tab/>
+      </w:r>
+      <w:r>
+        <w:rPr>
+          <w:lang w:val="ru-RU"/>
+        </w:rPr>
+        <w:tab/>
+      </w:r>
+      <w:r>
+        <w:rPr>
+          <w:lang w:val="ru-RU"/>
+        </w:rPr>
+        <w:tab/>
+      </w:r>
+      <w:r>
+        <w:rPr>
+          <w:lang w:val="ru-RU"/>
+        </w:rPr>
+        <w:tab/>
+      </w:r>
+      <w:r>
+        <w:rPr>
+          <w:color w:val="A6A6A6" w:themeColor="background1" w:themeShade="A6"/>
+          <w:lang w:val="ru-RU"/>
+        </w:rPr>
+        <w:t>// получение дискретной модели системы</w:t>
+      </w:r>
+    </w:p>
+    <w:p>
+      <w:pPr>
+        <w:rPr>
+          <w:lang w:val="ru-RU"/>
+        </w:rPr>
+      </w:pPr>
+      <w:r>
+        <w:rPr>
+          <w:lang w:val="en-US"/>
+        </w:rPr>
+        <w:t>time</w:t>
+      </w:r>
+      <w:r>
+        <w:rPr>
+          <w:lang w:val="ru-RU"/>
+        </w:rPr>
+        <w:t>_</w:t>
+      </w:r>
+      <w:r>
+        <w:rPr>
+          <w:lang w:val="en-US"/>
+        </w:rPr>
+        <w:t>max</w:t>
+      </w:r>
+      <w:r>
+        <w:rPr>
+          <w:lang w:val="ru-RU"/>
+        </w:rPr>
+        <w:t xml:space="preserve"> = 100;</w:t>
+      </w:r>
+      <w:r>
+        <w:rPr>
+          <w:lang w:val="ru-RU"/>
+        </w:rPr>
+        <w:tab/>
+      </w:r>
+      <w:r>
+        <w:rPr>
+          <w:lang w:val="ru-RU"/>
+        </w:rPr>
+        <w:tab/>
+      </w:r>
+      <w:r>
+        <w:rPr>
+          <w:lang w:val="ru-RU"/>
+        </w:rPr>
+        <w:tab/>
+      </w:r>
+      <w:r>
+        <w:rPr>
+          <w:lang w:val="ru-RU"/>
+        </w:rPr>
+        <w:tab/>
+      </w:r>
+      <w:r>
+        <w:rPr>
+          <w:lang w:val="ru-RU"/>
+        </w:rPr>
+        <w:tab/>
+      </w:r>
+      <w:r>
+        <w:rPr>
+          <w:lang w:val="ru-RU"/>
+        </w:rPr>
+        <w:tab/>
+      </w:r>
+      <w:r>
+        <w:rPr>
+          <w:color w:val="A6A6A6" w:themeColor="background1" w:themeShade="A6"/>
+          <w:lang w:val="ru-RU"/>
+        </w:rPr>
+        <w:t>// общее время моделирования</w:t>
+      </w:r>
+    </w:p>
+    <w:p>
+      <w:pPr>
+        <w:ind w:left="5660" w:hanging="5660"/>
+        <w:rPr>
+          <w:lang w:val="ru-RU"/>
+        </w:rPr>
+      </w:pPr>
+      <w:r>
+        <w:rPr>
+          <w:lang w:val="en-US"/>
+        </w:rPr>
+        <w:t>t</w:t>
+      </w:r>
+      <w:r>
+        <w:rPr>
+          <w:lang w:val="ru-RU"/>
+        </w:rPr>
+        <w:t xml:space="preserve"> = [0:</w:t>
+      </w:r>
+      <w:r>
+        <w:rPr>
+          <w:lang w:val="en-US"/>
+        </w:rPr>
+        <w:t>h</w:t>
+      </w:r>
+      <w:r>
+        <w:rPr>
+          <w:lang w:val="ru-RU"/>
+        </w:rPr>
+        <w:t>:</w:t>
+      </w:r>
+      <w:r>
+        <w:rPr>
+          <w:lang w:val="en-US"/>
+        </w:rPr>
+        <w:t>time</w:t>
+      </w:r>
+      <w:r>
+        <w:rPr>
+          <w:lang w:val="ru-RU"/>
+        </w:rPr>
+        <w:t>_</w:t>
+      </w:r>
+      <w:r>
+        <w:rPr>
+          <w:lang w:val="en-US"/>
+        </w:rPr>
+        <w:t>max</w:t>
+      </w:r>
+      <w:r>
+        <w:rPr>
+          <w:lang w:val="ru-RU"/>
+        </w:rPr>
+        <w:t>];</w:t>
+      </w:r>
+      <w:r>
+        <w:rPr>
+          <w:lang w:val="ru-RU"/>
+        </w:rPr>
+        <w:tab/>
+      </w:r>
+      <w:r>
+        <w:rPr>
+          <w:lang w:val="ru-RU"/>
+        </w:rPr>
+        <w:tab/>
+      </w:r>
+      <w:r>
+        <w:rPr>
+          <w:color w:val="A6A6A6" w:themeColor="background1" w:themeShade="A6"/>
+          <w:lang w:val="ru-RU"/>
+        </w:rPr>
+        <w:t>// вектор времени</w:t>
+      </w:r>
+      <w:r>
+        <w:rPr>
+          <w:color w:val="A6A6A6" w:themeColor="background1" w:themeShade="A6"/>
+          <w:lang w:val="ru-RU"/>
+        </w:rPr>
+        <w:t>. е</w:t>
+      </w:r>
+      <w:r>
+        <w:rPr>
+          <w:color w:val="A6A6A6" w:themeColor="background1" w:themeShade="A6"/>
+          <w:lang w:val="ru-RU"/>
+        </w:rPr>
+        <w:t>сли x является списком syslin (линейная система в виде пространства состояний или передаточной форме), то zeros(x) так же является корректным и возвращает матрицу нулей.</w:t>
+      </w:r>
+    </w:p>
+    <w:p>
+      <w:pPr>
+        <w:rPr>
+          <w:lang w:val="ru-RU"/>
+        </w:rPr>
+      </w:pPr>
+      <w:r>
+        <w:rPr>
+          <w:lang w:val="en-US"/>
+        </w:rPr>
+        <w:t>v</w:t>
+      </w:r>
+      <w:r>
+        <w:rPr>
+          <w:lang w:val="ru-RU"/>
+        </w:rPr>
+        <w:t xml:space="preserve"> = </w:t>
+      </w:r>
+      <w:r>
+        <w:rPr>
+          <w:lang w:val="en-US"/>
+        </w:rPr>
+        <w:t>zeros</w:t>
+      </w:r>
+      <w:r>
+        <w:rPr>
+          <w:lang w:val="ru-RU"/>
+        </w:rPr>
+        <w:t>(</w:t>
+      </w:r>
+      <w:r>
+        <w:rPr>
+          <w:lang w:val="en-US"/>
+        </w:rPr>
+        <w:t>sysD</w:t>
+      </w:r>
+      <w:r>
+        <w:rPr>
+          <w:lang w:val="ru-RU"/>
+        </w:rPr>
+        <w:t>.</w:t>
+      </w:r>
+      <w:r>
+        <w:rPr>
+          <w:lang w:val="en-US"/>
+        </w:rPr>
+        <w:t>B</w:t>
+      </w:r>
+      <w:r>
+        <w:rPr>
+          <w:lang w:val="ru-RU"/>
+        </w:rPr>
+        <w:t>);</w:t>
+      </w:r>
+      <w:r>
+        <w:rPr>
+          <w:lang w:val="ru-RU"/>
+        </w:rPr>
+        <w:tab/>
+      </w:r>
+      <w:r>
+        <w:rPr>
+          <w:lang w:val="ru-RU"/>
+        </w:rPr>
+        <w:tab/>
+      </w:r>
+      <w:r>
+        <w:rPr>
+          <w:lang w:val="ru-RU"/>
+        </w:rPr>
+        <w:tab/>
+      </w:r>
+      <w:r>
+        <w:rPr>
+          <w:lang w:val="ru-RU"/>
+        </w:rPr>
+        <w:tab/>
+      </w:r>
+      <w:r>
+        <w:rPr>
+          <w:lang w:val="ru-RU"/>
+        </w:rPr>
+        <w:tab/>
+      </w:r>
+      <w:r>
+        <w:rPr>
+          <w:lang w:val="ru-RU"/>
+        </w:rPr>
+        <w:tab/>
+      </w:r>
+      <w:r>
+        <w:rPr>
+          <w:color w:val="A6A6A6" w:themeColor="background1" w:themeShade="A6"/>
+          <w:lang w:val="ru-RU"/>
+        </w:rPr>
+        <w:t>// вектор состояния (начальные условия = 0)</w:t>
+      </w:r>
+    </w:p>
+    <w:p>
+      <w:pPr>
+        <w:rPr>
+          <w:lang w:val="ru-RU"/>
+        </w:rPr>
+      </w:pPr>
+      <w:r>
+        <w:rPr>
+          <w:lang w:val="en-US"/>
+        </w:rPr>
+        <w:t>u</w:t>
+      </w:r>
+      <w:r>
+        <w:rPr>
+          <w:lang w:val="ru-RU"/>
+        </w:rPr>
+        <w:t xml:space="preserve"> = </w:t>
+      </w:r>
+      <w:r>
+        <w:rPr>
+          <w:lang w:val="en-US"/>
+        </w:rPr>
+        <w:t>ones</w:t>
+      </w:r>
+      <w:r>
+        <w:rPr>
+          <w:lang w:val="ru-RU"/>
+        </w:rPr>
+        <w:t>(</w:t>
+      </w:r>
+      <w:r>
+        <w:rPr>
+          <w:lang w:val="en-US"/>
+        </w:rPr>
+        <w:t>t</w:t>
+      </w:r>
+      <w:r>
+        <w:rPr>
+          <w:lang w:val="ru-RU"/>
+        </w:rPr>
+        <w:t>);</w:t>
+      </w:r>
+      <w:r>
+        <w:rPr>
+          <w:lang w:val="ru-RU"/>
+        </w:rPr>
+        <w:tab/>
+      </w:r>
+      <w:r>
+        <w:rPr>
+          <w:lang w:val="ru-RU"/>
+        </w:rPr>
+        <w:tab/>
+      </w:r>
+      <w:r>
+        <w:rPr>
+          <w:lang w:val="ru-RU"/>
+        </w:rPr>
+        <w:tab/>
+      </w:r>
+      <w:r>
+        <w:rPr>
+          <w:lang w:val="ru-RU"/>
+        </w:rPr>
+        <w:tab/>
+      </w:r>
+      <w:r>
+        <w:rPr>
+          <w:lang w:val="ru-RU"/>
+        </w:rPr>
+        <w:tab/>
+      </w:r>
+      <w:r>
+        <w:rPr>
+          <w:lang w:val="ru-RU"/>
+        </w:rPr>
+        <w:tab/>
+      </w:r>
+      <w:r>
+        <w:rPr>
+          <w:lang w:val="ru-RU"/>
+        </w:rPr>
+        <w:tab/>
+      </w:r>
+      <w:r>
+        <w:rPr>
+          <w:color w:val="A6A6A6" w:themeColor="background1" w:themeShade="A6"/>
+          <w:lang w:val="ru-RU"/>
+        </w:rPr>
+        <w:t>// входное воздействие — единичный скачок</w:t>
+      </w:r>
+    </w:p>
+    <w:p>
+      <w:pPr>
+        <w:rPr>
+          <w:color w:val="A6A6A6" w:themeColor="background1" w:themeShade="A6"/>
+          <w:lang w:val="ru-RU"/>
+        </w:rPr>
+      </w:pPr>
+      <w:r>
+        <w:rPr>
+          <w:lang w:val="en-US"/>
+        </w:rPr>
+        <w:t>x</w:t>
+      </w:r>
+      <w:r>
+        <w:rPr>
+          <w:lang w:val="ru-RU"/>
+        </w:rPr>
+        <w:t xml:space="preserve"> = </w:t>
+      </w:r>
+      <w:r>
+        <w:rPr>
+          <w:lang w:val="en-US"/>
+        </w:rPr>
+        <w:t>zeros</w:t>
+      </w:r>
+      <w:r>
+        <w:rPr>
+          <w:lang w:val="ru-RU"/>
+        </w:rPr>
+        <w:t>(</w:t>
+      </w:r>
+      <w:r>
+        <w:rPr>
+          <w:lang w:val="en-US"/>
+        </w:rPr>
+        <w:t>u</w:t>
+      </w:r>
+      <w:r>
+        <w:rPr>
+          <w:lang w:val="ru-RU"/>
+        </w:rPr>
+        <w:t>);</w:t>
+      </w:r>
+      <w:r>
+        <w:rPr>
+          <w:lang w:val="ru-RU"/>
+        </w:rPr>
+        <w:tab/>
+      </w:r>
+      <w:r>
+        <w:rPr>
+          <w:lang w:val="ru-RU"/>
+        </w:rPr>
+        <w:tab/>
+      </w:r>
+      <w:r>
+        <w:rPr>
+          <w:lang w:val="ru-RU"/>
+        </w:rPr>
+        <w:tab/>
+      </w:r>
+      <w:r>
+        <w:rPr>
+          <w:lang w:val="ru-RU"/>
+        </w:rPr>
+        <w:tab/>
+      </w:r>
+      <w:r>
+        <w:rPr>
+          <w:lang w:val="ru-RU"/>
+        </w:rPr>
+        <w:tab/>
+      </w:r>
+      <w:r>
+        <w:rPr>
+          <w:lang w:val="ru-RU"/>
+        </w:rPr>
+        <w:tab/>
+      </w:r>
+      <w:r>
+        <w:rPr>
+          <w:lang w:val="ru-RU"/>
+        </w:rPr>
+        <w:tab/>
+      </w:r>
+      <w:r>
+        <w:rPr>
+          <w:color w:val="A6A6A6" w:themeColor="background1" w:themeShade="A6"/>
+          <w:lang w:val="ru-RU"/>
+        </w:rPr>
+        <w:t>// выход системы</w:t>
+      </w:r>
+    </w:p>
+    <w:p>
+      <w:pPr>
+        <w:rPr>
+          <w:color w:val="A6A6A6" w:themeColor="background1" w:themeShade="A6"/>
+          <w:lang w:val="ru-RU"/>
+        </w:rPr>
+      </w:pPr>
+      <w:r>
+        <w:rPr>
+          <w:color w:val="A6A6A6" w:themeColor="background1" w:themeShade="A6"/>
+          <w:lang w:val="ru-RU"/>
+        </w:rPr>
+        <w:t>// цикл дискретного моделирования</w:t>
+      </w:r>
+      <w:r>
+        <w:rPr>
+          <w:color w:val="A6A6A6" w:themeColor="background1" w:themeShade="A6"/>
+          <w:lang w:val="ru-RU"/>
+        </w:rPr>
+        <w:t xml:space="preserve"> - </w:t>
+      </w:r>
+      <w:r>
+        <w:rPr>
+          <w:color w:val="A6A6A6" w:themeColor="background1" w:themeShade="A6"/>
+          <w:lang w:val="ru-RU"/>
+        </w:rPr>
+        <w:t>дискретная система в нормальной форме 1</w:t>
+      </w:r>
+      <w:r>
+        <w:rPr>
+          <w:color w:val="A6A6A6" w:themeColor="background1" w:themeShade="A6"/>
+          <w:lang w:val="ru-RU"/>
+        </w:rPr>
+        <w:t>-</w:t>
+      </w:r>
+      <w:r>
+        <w:rPr>
+          <w:color w:val="A6A6A6" w:themeColor="background1" w:themeShade="A6"/>
+          <w:lang w:val="ru-RU"/>
+        </w:rPr>
+        <w:t>го порядка</w:t>
+      </w:r>
+    </w:p>
+    <w:p>
+      <w:pPr>
+        <w:rPr>
+          <w:lang w:val="ru-RU"/>
+        </w:rPr>
+      </w:pPr>
+      <w:r>
+        <w:rPr>
+          <w:lang w:val="en-US"/>
+        </w:rPr>
+        <w:t>for</w:t>
+      </w:r>
+      <w:r>
+        <w:rPr>
+          <w:lang w:val="ru-RU"/>
+        </w:rPr>
         <w:t xml:space="preserve"> </w:t>
       </w:r>
-      <w:proofErr w:type="gramStart"/>
-      <w:r>
-        <w:rPr>
-          <w:lang w:val="ru-RU"/>
-        </w:rPr>
-        <w:t>=(</w:t>
-      </w:r>
-      <w:proofErr w:type="gramEnd"/>
-      <w:r>
-        <w:rPr>
-          <w:lang w:val="ru-RU"/>
-        </w:rPr>
-        <w:t>1 + 1</w:t>
-      </w:r>
-      <w:proofErr w:type="gramStart"/>
-      <w:r>
-        <w:rPr>
-          <w:lang w:val="ru-RU"/>
-        </w:rPr>
-        <w:t>/(</w:t>
-      </w:r>
-      <w:proofErr w:type="gramEnd"/>
-      <w:r>
-        <w:rPr>
-          <w:lang w:val="en-US"/>
-        </w:rPr>
-        <w:t>s</w:t>
-      </w:r>
-      <w:r>
-        <w:rPr>
-          <w:lang w:val="ru-RU"/>
-        </w:rPr>
-        <w:t xml:space="preserve"> * </w:t>
-      </w:r>
-      <w:r>
-        <w:rPr>
-          <w:lang w:val="en-US"/>
-        </w:rPr>
-        <w:t>Ti</w:t>
-      </w:r>
-      <w:r>
-        <w:rPr>
-          <w:lang w:val="ru-RU"/>
-        </w:rPr>
-        <w:t>) + (</w:t>
-      </w:r>
-      <w:r>
-        <w:rPr>
-          <w:lang w:val="en-US"/>
-        </w:rPr>
-        <w:t>Td</w:t>
-      </w:r>
-      <w:r>
-        <w:rPr>
-          <w:lang w:val="ru-RU"/>
-        </w:rPr>
-        <w:t xml:space="preserve"> *</w:t>
-      </w:r>
-      <w:r>
-        <w:rPr>
-          <w:lang w:val="en-US"/>
-        </w:rPr>
-        <w:t>s</w:t>
-      </w:r>
-      <w:r>
-        <w:rPr>
-          <w:lang w:val="ru-RU"/>
-        </w:rPr>
-        <w:t xml:space="preserve">) / (1 + </w:t>
-      </w:r>
-      <w:r>
-        <w:rPr>
-          <w:lang w:val="en-US"/>
-        </w:rPr>
-        <w:t>Tc</w:t>
-      </w:r>
-      <w:r>
-        <w:rPr>
-          <w:lang w:val="ru-RU"/>
-        </w:rPr>
-        <w:t xml:space="preserve"> *</w:t>
-      </w:r>
-      <w:r>
-        <w:rPr>
-          <w:lang w:val="en-US"/>
-        </w:rPr>
-        <w:t>s</w:t>
-      </w:r>
-      <w:r>
-        <w:rPr>
-          <w:lang w:val="ru-RU"/>
-        </w:rPr>
-        <w:t xml:space="preserve">)) * </w:t>
-      </w:r>
-      <w:r>
-        <w:rPr>
-          <w:lang w:val="en-US"/>
-        </w:rPr>
-        <w:t>K</w:t>
-      </w:r>
-      <w:r>
-        <w:rPr>
-          <w:lang w:val="ru-RU"/>
-        </w:rPr>
-        <w:t xml:space="preserve"> * </w:t>
-      </w:r>
-      <w:r>
-        <w:rPr>
-          <w:lang w:val="en-US"/>
-        </w:rPr>
-        <w:t>Wright</w:t>
-      </w:r>
-      <w:r>
-        <w:rPr>
-          <w:lang w:val="ru-RU"/>
-        </w:rPr>
-        <w:t>;</w:t>
-      </w:r>
-      <w:r>
-        <w:rPr>
-          <w:lang w:val="ru-RU"/>
-        </w:rPr>
-        <w:tab/>
-      </w:r>
-      <w:r>
-        <w:rPr>
-          <w:color w:val="A6A6A6" w:themeColor="background1" w:themeShade="A6"/>
-          <w:lang w:val="ru-RU"/>
-        </w:rPr>
-        <w:t xml:space="preserve">// </w:t>
-      </w:r>
-      <w:r>
-        <w:rPr>
-          <w:color w:val="A6A6A6" w:themeColor="background1" w:themeShade="A6"/>
-          <w:lang w:val="ru-RU"/>
-        </w:rPr>
-        <w:t>п</w:t>
-      </w:r>
-      <w:r>
-        <w:rPr>
-          <w:color w:val="A6A6A6" w:themeColor="background1" w:themeShade="A6"/>
-          <w:lang w:val="ru-RU"/>
-        </w:rPr>
-        <w:t>ередаточная функция ПИД-регулятора + объект (разомкнутая система)</w:t>
-      </w:r>
-    </w:p>
-    <w:p>
-      <w:pPr>
-        <w:rPr>
-          <w:lang w:val="ru-RU"/>
-        </w:rPr>
-      </w:pPr>
-      <w:r>
-        <w:rPr>
-          <w:lang w:val="en-US"/>
-        </w:rPr>
-        <w:t>W</w:t>
-      </w:r>
-      <w:r>
-        <w:rPr>
-          <w:lang w:val="ru-RU"/>
-        </w:rPr>
-        <w:t xml:space="preserve"> = </w:t>
-      </w:r>
-      <w:r>
-        <w:rPr>
-          <w:lang w:val="en-US"/>
-        </w:rPr>
-        <w:t>Wleft</w:t>
-      </w:r>
-      <w:r>
-        <w:rPr>
-          <w:lang w:val="ru-RU"/>
-        </w:rPr>
-        <w:t xml:space="preserve"> / (1 + </w:t>
-      </w:r>
-      <w:r>
-        <w:rPr>
-          <w:lang w:val="en-US"/>
-        </w:rPr>
-        <w:t>Wleft</w:t>
-      </w:r>
-      <w:r>
-        <w:rPr>
-          <w:lang w:val="ru-RU"/>
-        </w:rPr>
-        <w:t>);</w:t>
-      </w:r>
-      <w:r>
-        <w:rPr>
-          <w:lang w:val="ru-RU"/>
-        </w:rPr>
-        <w:tab/>
-      </w:r>
-      <w:r>
-        <w:rPr>
-          <w:lang w:val="ru-RU"/>
-        </w:rPr>
-        <w:tab/>
-      </w:r>
-      <w:r>
-        <w:rPr>
-          <w:lang w:val="ru-RU"/>
-        </w:rPr>
-        <w:tab/>
-      </w:r>
-      <w:r>
-        <w:rPr>
-          <w:lang w:val="ru-RU"/>
-        </w:rPr>
-        <w:tab/>
-      </w:r>
-      <w:r>
-        <w:rPr>
-          <w:lang w:val="ru-RU"/>
-        </w:rPr>
-        <w:tab/>
-      </w:r>
-      <w:r>
-        <w:rPr>
-          <w:color w:val="A6A6A6" w:themeColor="background1" w:themeShade="A6"/>
-          <w:lang w:val="ru-RU"/>
-        </w:rPr>
-        <w:t xml:space="preserve">// </w:t>
-      </w:r>
-      <w:r>
-        <w:rPr>
-          <w:color w:val="A6A6A6" w:themeColor="background1" w:themeShade="A6"/>
-          <w:lang w:val="ru-RU"/>
-        </w:rPr>
-        <w:t>п</w:t>
-      </w:r>
-      <w:r>
-        <w:rPr>
-          <w:color w:val="A6A6A6" w:themeColor="background1" w:themeShade="A6"/>
-          <w:lang w:val="ru-RU"/>
-        </w:rPr>
-        <w:t>ередаточная функция замкнутой системы</w:t>
-      </w:r>
-    </w:p>
-    <w:p>
-      <w:pPr>
-        <w:rPr>
-          <w:lang w:val="ru-RU"/>
-        </w:rPr>
-      </w:pPr>
-      <w:r>
-        <w:rPr>
-          <w:lang w:val="en-US"/>
-        </w:rPr>
-        <w:t>sl</w:t>
-      </w:r>
-      <w:r>
-        <w:rPr>
-          <w:lang w:val="ru-RU"/>
-        </w:rPr>
-        <w:t xml:space="preserve"> = </w:t>
-      </w:r>
-      <w:proofErr w:type="gramStart"/>
-      <w:r>
-        <w:rPr>
-          <w:lang w:val="en-US"/>
-        </w:rPr>
-        <w:t>syslin</w:t>
+      <w:r>
+        <w:rPr>
+          <w:lang w:val="en-US"/>
+        </w:rPr>
+        <w:t>i</w:t>
+      </w:r>
+      <w:r>
+        <w:rPr>
+          <w:lang w:val="ru-RU"/>
+        </w:rPr>
+        <w:t>=1:</w:t>
+      </w:r>
+      <w:r>
+        <w:rPr>
+          <w:lang w:val="en-US"/>
+        </w:rPr>
+        <w:t>length</w:t>
       </w:r>
       <w:r>
         <w:rPr>
@@ -6041,459 +6516,6 @@
         </w:rPr>
         <w:t>(</w:t>
       </w:r>
-      <w:proofErr w:type="gramEnd"/>
-      <w:r>
-        <w:rPr>
-          <w:lang w:val="ru-RU"/>
-        </w:rPr>
-        <w:t>'</w:t>
-      </w:r>
-      <w:r>
-        <w:rPr>
-          <w:lang w:val="en-US"/>
-        </w:rPr>
-        <w:t>c</w:t>
-      </w:r>
-      <w:r>
-        <w:rPr>
-          <w:lang w:val="ru-RU"/>
-        </w:rPr>
-        <w:t xml:space="preserve">', </w:t>
-      </w:r>
-      <w:r>
-        <w:rPr>
-          <w:lang w:val="en-US"/>
-        </w:rPr>
-        <w:t>W</w:t>
-      </w:r>
-      <w:r>
-        <w:rPr>
-          <w:lang w:val="ru-RU"/>
-        </w:rPr>
-        <w:t xml:space="preserve">); </w:t>
-      </w:r>
-      <w:r>
-        <w:rPr>
-          <w:lang w:val="ru-RU"/>
-        </w:rPr>
-        <w:tab/>
-      </w:r>
-      <w:r>
-        <w:rPr>
-          <w:lang w:val="ru-RU"/>
-        </w:rPr>
-        <w:tab/>
-      </w:r>
-      <w:r>
-        <w:rPr>
-          <w:lang w:val="ru-RU"/>
-        </w:rPr>
-        <w:tab/>
-      </w:r>
-      <w:r>
-        <w:rPr>
-          <w:lang w:val="ru-RU"/>
-        </w:rPr>
-        <w:tab/>
-      </w:r>
-      <w:r>
-        <w:rPr>
-          <w:lang w:val="ru-RU"/>
-        </w:rPr>
-        <w:tab/>
-      </w:r>
-      <w:r>
-        <w:rPr>
-          <w:lang w:val="ru-RU"/>
-        </w:rPr>
-        <w:tab/>
-      </w:r>
-      <w:r>
-        <w:rPr>
-          <w:color w:val="A6A6A6" w:themeColor="background1" w:themeShade="A6"/>
-          <w:lang w:val="ru-RU"/>
-        </w:rPr>
-        <w:t>// создание линейной непрерывной системы</w:t>
-      </w:r>
-    </w:p>
-    <w:p>
-      <w:pPr>
-        <w:rPr>
-          <w:lang w:val="ru-RU"/>
-        </w:rPr>
-      </w:pPr>
-      <w:r>
-        <w:rPr>
-          <w:lang w:val="en-US"/>
-        </w:rPr>
-        <w:t>sysD</w:t>
-      </w:r>
-      <w:r>
-        <w:rPr>
-          <w:lang w:val="ru-RU"/>
-        </w:rPr>
-        <w:t xml:space="preserve"> = </w:t>
-      </w:r>
-      <w:proofErr w:type="gramStart"/>
-      <w:r>
-        <w:rPr>
-          <w:lang w:val="en-US"/>
-        </w:rPr>
-        <w:t>dscr</w:t>
-      </w:r>
-      <w:r>
-        <w:rPr>
-          <w:lang w:val="ru-RU"/>
-        </w:rPr>
-        <w:t>(</w:t>
-      </w:r>
-      <w:proofErr w:type="gramEnd"/>
-      <w:r>
-        <w:rPr>
-          <w:lang w:val="en-US"/>
-        </w:rPr>
-        <w:t>sl</w:t>
-      </w:r>
-      <w:r>
-        <w:rPr>
-          <w:lang w:val="ru-RU"/>
-        </w:rPr>
-        <w:t xml:space="preserve">, </w:t>
-      </w:r>
-      <w:r>
-        <w:rPr>
-          <w:lang w:val="en-US"/>
-        </w:rPr>
-        <w:t>h</w:t>
-      </w:r>
-      <w:r>
-        <w:rPr>
-          <w:lang w:val="ru-RU"/>
-        </w:rPr>
-        <w:t>);</w:t>
-      </w:r>
-      <w:r>
-        <w:rPr>
-          <w:lang w:val="ru-RU"/>
-        </w:rPr>
-        <w:tab/>
-      </w:r>
-      <w:r>
-        <w:rPr>
-          <w:lang w:val="ru-RU"/>
-        </w:rPr>
-        <w:tab/>
-      </w:r>
-      <w:r>
-        <w:rPr>
-          <w:lang w:val="ru-RU"/>
-        </w:rPr>
-        <w:tab/>
-      </w:r>
-      <w:r>
-        <w:rPr>
-          <w:lang w:val="ru-RU"/>
-        </w:rPr>
-        <w:tab/>
-      </w:r>
-      <w:r>
-        <w:rPr>
-          <w:lang w:val="ru-RU"/>
-        </w:rPr>
-        <w:tab/>
-      </w:r>
-      <w:r>
-        <w:rPr>
-          <w:lang w:val="ru-RU"/>
-        </w:rPr>
-        <w:tab/>
-      </w:r>
-      <w:r>
-        <w:rPr>
-          <w:color w:val="A6A6A6" w:themeColor="background1" w:themeShade="A6"/>
-          <w:lang w:val="ru-RU"/>
-        </w:rPr>
-        <w:t>// получение дискретной модели системы</w:t>
-      </w:r>
-    </w:p>
-    <w:p>
-      <w:pPr>
-        <w:rPr>
-          <w:lang w:val="ru-RU"/>
-        </w:rPr>
-      </w:pPr>
-      <w:r>
-        <w:rPr>
-          <w:lang w:val="en-US"/>
-        </w:rPr>
-        <w:t>time</w:t>
-      </w:r>
-      <w:r>
-        <w:rPr>
-          <w:lang w:val="ru-RU"/>
-        </w:rPr>
-        <w:t>_</w:t>
-      </w:r>
-      <w:r>
-        <w:rPr>
-          <w:lang w:val="en-US"/>
-        </w:rPr>
-        <w:t>max</w:t>
-      </w:r>
-      <w:r>
-        <w:rPr>
-          <w:lang w:val="ru-RU"/>
-        </w:rPr>
-        <w:t xml:space="preserve"> = 100;</w:t>
-      </w:r>
-      <w:r>
-        <w:rPr>
-          <w:lang w:val="ru-RU"/>
-        </w:rPr>
-        <w:tab/>
-      </w:r>
-      <w:r>
-        <w:rPr>
-          <w:lang w:val="ru-RU"/>
-        </w:rPr>
-        <w:tab/>
-      </w:r>
-      <w:r>
-        <w:rPr>
-          <w:lang w:val="ru-RU"/>
-        </w:rPr>
-        <w:tab/>
-      </w:r>
-      <w:r>
-        <w:rPr>
-          <w:lang w:val="ru-RU"/>
-        </w:rPr>
-        <w:tab/>
-      </w:r>
-      <w:r>
-        <w:rPr>
-          <w:lang w:val="ru-RU"/>
-        </w:rPr>
-        <w:tab/>
-      </w:r>
-      <w:r>
-        <w:rPr>
-          <w:lang w:val="ru-RU"/>
-        </w:rPr>
-        <w:tab/>
-      </w:r>
-      <w:r>
-        <w:rPr>
-          <w:color w:val="A6A6A6" w:themeColor="background1" w:themeShade="A6"/>
-          <w:lang w:val="ru-RU"/>
-        </w:rPr>
-        <w:t>// общее время моделирования</w:t>
-      </w:r>
-    </w:p>
-    <w:p>
-      <w:pPr>
-        <w:ind w:left="5660" w:hanging="5660"/>
-        <w:rPr>
-          <w:lang w:val="ru-RU"/>
-        </w:rPr>
-      </w:pPr>
-      <w:r>
-        <w:rPr>
-          <w:lang w:val="en-US"/>
-        </w:rPr>
-        <w:t>t</w:t>
-      </w:r>
-      <w:r>
-        <w:rPr>
-          <w:lang w:val="ru-RU"/>
-        </w:rPr>
-        <w:t xml:space="preserve"> = [0:</w:t>
-      </w:r>
-      <w:proofErr w:type="gramStart"/>
-      <w:r>
-        <w:rPr>
-          <w:lang w:val="en-US"/>
-        </w:rPr>
-        <w:t>h</w:t>
-      </w:r>
-      <w:r>
-        <w:rPr>
-          <w:lang w:val="ru-RU"/>
-        </w:rPr>
-        <w:t>:</w:t>
-      </w:r>
-      <w:r>
-        <w:rPr>
-          <w:lang w:val="en-US"/>
-        </w:rPr>
-        <w:t>time</w:t>
-      </w:r>
-      <w:proofErr w:type="gramEnd"/>
-      <w:r>
-        <w:rPr>
-          <w:lang w:val="ru-RU"/>
-        </w:rPr>
-        <w:t>_</w:t>
-      </w:r>
-      <w:r>
-        <w:rPr>
-          <w:lang w:val="en-US"/>
-        </w:rPr>
-        <w:t>max</w:t>
-      </w:r>
-      <w:r>
-        <w:rPr>
-          <w:lang w:val="ru-RU"/>
-        </w:rPr>
-        <w:t>];</w:t>
-      </w:r>
-      <w:r>
-        <w:rPr>
-          <w:lang w:val="ru-RU"/>
-        </w:rPr>
-        <w:tab/>
-      </w:r>
-      <w:r>
-        <w:rPr>
-          <w:lang w:val="ru-RU"/>
-        </w:rPr>
-        <w:tab/>
-      </w:r>
-      <w:r>
-        <w:rPr>
-          <w:color w:val="A6A6A6" w:themeColor="background1" w:themeShade="A6"/>
-          <w:lang w:val="ru-RU"/>
-        </w:rPr>
-        <w:t>// вектор времени</w:t>
-      </w:r>
-      <w:r>
-        <w:rPr>
-          <w:color w:val="A6A6A6" w:themeColor="background1" w:themeShade="A6"/>
-          <w:lang w:val="ru-RU"/>
-        </w:rPr>
-        <w:t xml:space="preserve">. </w:t>
-      </w:r>
-      <w:r>
-        <w:rPr>
-          <w:color w:val="A6A6A6" w:themeColor="background1" w:themeShade="A6"/>
-          <w:lang w:val="ru-RU"/>
-        </w:rPr>
-        <w:t>е</w:t>
-      </w:r>
-      <w:r>
-        <w:rPr>
-          <w:color w:val="A6A6A6" w:themeColor="background1" w:themeShade="A6"/>
-          <w:lang w:val="ru-RU"/>
-        </w:rPr>
-        <w:t>сли x является списком syslin (линейная система в виде пространства состояний или передаточной форме), то zeros(x) так же является корректным и возвращает матрицу нулей.</w:t>
-      </w:r>
-    </w:p>
-    <w:p>
-      <w:pPr>
-        <w:rPr>
-          <w:lang w:val="ru-RU"/>
-        </w:rPr>
-      </w:pPr>
-      <w:r>
-        <w:rPr>
-          <w:lang w:val="en-US"/>
-        </w:rPr>
-        <w:t>v</w:t>
-      </w:r>
-      <w:r>
-        <w:rPr>
-          <w:lang w:val="ru-RU"/>
-        </w:rPr>
-        <w:t xml:space="preserve"> = </w:t>
-      </w:r>
-      <w:proofErr w:type="gramStart"/>
-      <w:r>
-        <w:rPr>
-          <w:lang w:val="en-US"/>
-        </w:rPr>
-        <w:t>zeros</w:t>
-      </w:r>
-      <w:r>
-        <w:rPr>
-          <w:lang w:val="ru-RU"/>
-        </w:rPr>
-        <w:t>(</w:t>
-      </w:r>
-      <w:proofErr w:type="gramEnd"/>
-      <w:r>
-        <w:rPr>
-          <w:lang w:val="en-US"/>
-        </w:rPr>
-        <w:t>sysD</w:t>
-      </w:r>
-      <w:r>
-        <w:rPr>
-          <w:lang w:val="ru-RU"/>
-        </w:rPr>
-        <w:t>.</w:t>
-      </w:r>
-      <w:r>
-        <w:rPr>
-          <w:lang w:val="en-US"/>
-        </w:rPr>
-        <w:t>B</w:t>
-      </w:r>
-      <w:r>
-        <w:rPr>
-          <w:lang w:val="ru-RU"/>
-        </w:rPr>
-        <w:t>);</w:t>
-      </w:r>
-      <w:r>
-        <w:rPr>
-          <w:lang w:val="ru-RU"/>
-        </w:rPr>
-        <w:tab/>
-      </w:r>
-      <w:r>
-        <w:rPr>
-          <w:lang w:val="ru-RU"/>
-        </w:rPr>
-        <w:tab/>
-      </w:r>
-      <w:r>
-        <w:rPr>
-          <w:lang w:val="ru-RU"/>
-        </w:rPr>
-        <w:tab/>
-      </w:r>
-      <w:r>
-        <w:rPr>
-          <w:lang w:val="ru-RU"/>
-        </w:rPr>
-        <w:tab/>
-      </w:r>
-      <w:r>
-        <w:rPr>
-          <w:lang w:val="ru-RU"/>
-        </w:rPr>
-        <w:tab/>
-      </w:r>
-      <w:r>
-        <w:rPr>
-          <w:lang w:val="ru-RU"/>
-        </w:rPr>
-        <w:tab/>
-      </w:r>
-      <w:r>
-        <w:rPr>
-          <w:color w:val="A6A6A6" w:themeColor="background1" w:themeShade="A6"/>
-          <w:lang w:val="ru-RU"/>
-        </w:rPr>
-        <w:t>// вектор состояния (начальные условия = 0)</w:t>
-      </w:r>
-    </w:p>
-    <w:p>
-      <w:pPr>
-        <w:rPr>
-          <w:lang w:val="ru-RU"/>
-        </w:rPr>
-      </w:pPr>
       <w:r>
         <w:rPr>
           <w:lang w:val="en-US"/>
@@ -6504,234 +6526,7 @@
         <w:rPr>
           <w:lang w:val="ru-RU"/>
         </w:rPr>
-        <w:t xml:space="preserve"> = </w:t>
-      </w:r>
-      <w:r>
-        <w:rPr>
-          <w:lang w:val="en-US"/>
-        </w:rPr>
-        <w:t>ones</w:t>
-      </w:r>
-      <w:r>
-        <w:rPr>
-          <w:lang w:val="ru-RU"/>
-        </w:rPr>
-        <w:t>(</w:t>
-      </w:r>
-      <w:r>
-        <w:rPr>
-          <w:lang w:val="en-US"/>
-        </w:rPr>
-        <w:t>t</w:t>
-      </w:r>
-      <w:r>
-        <w:rPr>
-          <w:lang w:val="ru-RU"/>
-        </w:rPr>
-        <w:t>);</w:t>
-      </w:r>
-      <w:r>
-        <w:rPr>
-          <w:lang w:val="ru-RU"/>
-        </w:rPr>
-        <w:tab/>
-      </w:r>
-      <w:r>
-        <w:rPr>
-          <w:lang w:val="ru-RU"/>
-        </w:rPr>
-        <w:tab/>
-      </w:r>
-      <w:r>
-        <w:rPr>
-          <w:lang w:val="ru-RU"/>
-        </w:rPr>
-        <w:tab/>
-      </w:r>
-      <w:r>
-        <w:rPr>
-          <w:lang w:val="ru-RU"/>
-        </w:rPr>
-        <w:tab/>
-      </w:r>
-      <w:r>
-        <w:rPr>
-          <w:lang w:val="ru-RU"/>
-        </w:rPr>
-        <w:tab/>
-      </w:r>
-      <w:r>
-        <w:rPr>
-          <w:lang w:val="ru-RU"/>
-        </w:rPr>
-        <w:tab/>
-      </w:r>
-      <w:r>
-        <w:rPr>
-          <w:lang w:val="ru-RU"/>
-        </w:rPr>
-        <w:tab/>
-      </w:r>
-      <w:r>
-        <w:rPr>
-          <w:color w:val="A6A6A6" w:themeColor="background1" w:themeShade="A6"/>
-          <w:lang w:val="ru-RU"/>
-        </w:rPr>
-        <w:t>// входное воздействие — единичный скачок</w:t>
-      </w:r>
-    </w:p>
-    <w:p>
-      <w:pPr>
-        <w:rPr>
-          <w:color w:val="A6A6A6" w:themeColor="background1" w:themeShade="A6"/>
-          <w:lang w:val="ru-RU"/>
-        </w:rPr>
-      </w:pPr>
-      <w:r>
-        <w:rPr>
-          <w:lang w:val="en-US"/>
-        </w:rPr>
-        <w:t>x = zeros(u);</w:t>
-      </w:r>
-      <w:r>
-        <w:rPr>
-          <w:lang w:val="ru-RU"/>
-        </w:rPr>
-        <w:tab/>
-      </w:r>
-      <w:r>
-        <w:rPr>
-          <w:lang w:val="ru-RU"/>
-        </w:rPr>
-        <w:tab/>
-      </w:r>
-      <w:r>
-        <w:rPr>
-          <w:lang w:val="ru-RU"/>
-        </w:rPr>
-        <w:tab/>
-      </w:r>
-      <w:r>
-        <w:rPr>
-          <w:lang w:val="ru-RU"/>
-        </w:rPr>
-        <w:tab/>
-      </w:r>
-      <w:r>
-        <w:rPr>
-          <w:lang w:val="ru-RU"/>
-        </w:rPr>
-        <w:tab/>
-      </w:r>
-      <w:r>
-        <w:rPr>
-          <w:lang w:val="ru-RU"/>
-        </w:rPr>
-        <w:tab/>
-      </w:r>
-      <w:r>
-        <w:rPr>
-          <w:lang w:val="ru-RU"/>
-        </w:rPr>
-        <w:tab/>
-      </w:r>
-      <w:r>
-        <w:rPr>
-          <w:color w:val="A6A6A6" w:themeColor="background1" w:themeShade="A6"/>
-          <w:lang w:val="ru-RU"/>
-        </w:rPr>
-        <w:t>// выход системы</w:t>
-      </w:r>
-    </w:p>
-    <w:p>
-      <w:pPr>
-        <w:rPr>
-          <w:color w:val="A6A6A6" w:themeColor="background1" w:themeShade="A6"/>
-          <w:lang w:val="ru-RU"/>
-        </w:rPr>
-      </w:pPr>
-      <w:r>
-        <w:rPr>
-          <w:color w:val="A6A6A6" w:themeColor="background1" w:themeShade="A6"/>
-          <w:lang w:val="ru-RU"/>
-        </w:rPr>
-        <w:t xml:space="preserve">// </w:t>
-      </w:r>
-      <w:r>
-        <w:rPr>
-          <w:color w:val="A6A6A6" w:themeColor="background1" w:themeShade="A6"/>
-          <w:lang w:val="ru-RU"/>
-        </w:rPr>
-        <w:t>ц</w:t>
-      </w:r>
-      <w:r>
-        <w:rPr>
-          <w:color w:val="A6A6A6" w:themeColor="background1" w:themeShade="A6"/>
-          <w:lang w:val="ru-RU"/>
-        </w:rPr>
-        <w:t>икл дискретного моделирования</w:t>
-      </w:r>
-      <w:r>
-        <w:rPr>
-          <w:color w:val="A6A6A6" w:themeColor="background1" w:themeShade="A6"/>
-          <w:lang w:val="ru-RU"/>
-        </w:rPr>
-        <w:t xml:space="preserve"> </w:t>
-      </w:r>
-      <w:r>
-        <w:rPr>
-          <w:color w:val="A6A6A6" w:themeColor="background1" w:themeShade="A6"/>
-          <w:lang w:val="ru-RU"/>
-        </w:rPr>
-        <w:t xml:space="preserve">- </w:t>
-      </w:r>
-      <w:r>
-        <w:rPr>
-          <w:color w:val="A6A6A6" w:themeColor="background1" w:themeShade="A6"/>
-          <w:lang w:val="ru-RU"/>
-        </w:rPr>
-        <w:t>дискретная система в нормальной форме 1</w:t>
-      </w:r>
-      <w:r>
-        <w:rPr>
-          <w:color w:val="A6A6A6" w:themeColor="background1" w:themeShade="A6"/>
-          <w:lang w:val="ru-RU"/>
-        </w:rPr>
-        <w:t>-</w:t>
-      </w:r>
-      <w:r>
-        <w:rPr>
-          <w:color w:val="A6A6A6" w:themeColor="background1" w:themeShade="A6"/>
-          <w:lang w:val="ru-RU"/>
-        </w:rPr>
-        <w:t>го порядка</w:t>
-      </w:r>
-    </w:p>
-    <w:p>
-      <w:pPr>
-        <w:rPr>
-          <w:lang w:val="en-US"/>
-        </w:rPr>
-      </w:pPr>
-      <w:r>
-        <w:rPr>
-          <w:lang w:val="en-US"/>
-        </w:rPr>
-        <w:t>for i=</w:t>
-      </w:r>
-      <w:proofErr w:type="gramStart"/>
-      <w:r>
-        <w:rPr>
-          <w:lang w:val="en-US"/>
-        </w:rPr>
-        <w:t>1:length</w:t>
-      </w:r>
-      <w:proofErr w:type="gramEnd"/>
-      <w:r>
-        <w:rPr>
-          <w:lang w:val="en-US"/>
-        </w:rPr>
-        <w:t>(u)</w:t>
+        <w:t>)</w:t>
       </w:r>
     </w:p>
     <w:p>
@@ -6980,7 +6775,6 @@
           <w:lang w:val="ru-RU"/>
         </w:rPr>
       </w:pPr>
-      <w:proofErr w:type="gramStart"/>
       <w:r>
         <w:rPr>
           <w:lang w:val="en-US"/>
@@ -6993,7 +6787,6 @@
         </w:rPr>
         <w:t>(</w:t>
       </w:r>
-      <w:proofErr w:type="gramEnd"/>
       <w:r>
         <w:rPr>
           <w:lang w:val="en-US"/>
@@ -7148,59 +6941,211 @@
           <w:lang w:val="en-US"/>
         </w:rPr>
       </w:pPr>
-      <w:proofErr w:type="gramStart"/>
-      <w:r>
-        <w:rPr>
-          <w:lang w:val="en-US"/>
-        </w:rPr>
-        <w:t>plot(</w:t>
-      </w:r>
-      <w:proofErr w:type="gramEnd"/>
+      <w:r>
+        <w:rPr>
+          <w:color w:val="A6A6A6" w:themeColor="background1" w:themeShade="A6"/>
+          <w:lang w:val="en-US"/>
+        </w:rPr>
+        <w:t xml:space="preserve">// </w:t>
+      </w:r>
+      <w:r>
+        <w:rPr>
+          <w:color w:val="A6A6A6" w:themeColor="background1" w:themeShade="A6"/>
+          <w:lang w:val="ru-RU"/>
+        </w:rPr>
+        <w:t>рассчет</w:t>
+      </w:r>
+      <w:r>
+        <w:rPr>
+          <w:color w:val="A6A6A6" w:themeColor="background1" w:themeShade="A6"/>
+          <w:lang w:val="en-US"/>
+        </w:rPr>
+        <w:t xml:space="preserve"> </w:t>
+      </w:r>
+      <w:r>
+        <w:rPr>
+          <w:color w:val="A6A6A6" w:themeColor="background1" w:themeShade="A6"/>
+          <w:lang w:val="ru-RU"/>
+        </w:rPr>
+        <w:t>ошибки</w:t>
+      </w:r>
+    </w:p>
+    <w:p>
+      <w:pPr>
+        <w:rPr>
+          <w:lang w:val="en-US"/>
+        </w:rPr>
+      </w:pPr>
+      <w:r>
+        <w:rPr>
+          <w:lang w:val="en-US"/>
+        </w:rPr>
+        <w:t>t_cont = data(:,1);</w:t>
+      </w:r>
+      <w:r>
+        <w:rPr>
+          <w:lang w:val="en-US"/>
+        </w:rPr>
+        <w:tab/>
+      </w:r>
+      <w:r>
+        <w:rPr>
+          <w:lang w:val="en-US"/>
+        </w:rPr>
+        <w:tab/>
+      </w:r>
+      <w:r>
+        <w:rPr>
+          <w:lang w:val="en-US"/>
+        </w:rPr>
+        <w:tab/>
+      </w:r>
+      <w:r>
+        <w:rPr>
+          <w:color w:val="BFBFBF" w:themeColor="background1" w:themeShade="BF"/>
+          <w:lang w:val="en-US"/>
+        </w:rPr>
+        <w:tab/>
+      </w:r>
+      <w:r>
+        <w:rPr>
+          <w:color w:val="A6A6A6" w:themeColor="background1" w:themeShade="A6"/>
+          <w:lang w:val="en-US"/>
+        </w:rPr>
+        <w:t xml:space="preserve">// </w:t>
+      </w:r>
+      <w:r>
+        <w:rPr>
+          <w:color w:val="A6A6A6" w:themeColor="background1" w:themeShade="A6"/>
+          <w:lang w:val="ru-RU"/>
+        </w:rPr>
+        <w:t>время</w:t>
+      </w:r>
+      <w:r>
+        <w:rPr>
+          <w:color w:val="A6A6A6" w:themeColor="background1" w:themeShade="A6"/>
+          <w:lang w:val="en-US"/>
+        </w:rPr>
+        <w:t xml:space="preserve"> </w:t>
+      </w:r>
+      <w:r>
+        <w:rPr>
+          <w:color w:val="A6A6A6" w:themeColor="background1" w:themeShade="A6"/>
+          <w:lang w:val="ru-RU"/>
+        </w:rPr>
+        <w:t>из</w:t>
+      </w:r>
+      <w:r>
+        <w:rPr>
+          <w:color w:val="A6A6A6" w:themeColor="background1" w:themeShade="A6"/>
+          <w:lang w:val="en-US"/>
+        </w:rPr>
+        <w:t xml:space="preserve"> Micro-Cap</w:t>
+      </w:r>
+    </w:p>
+    <w:p>
+      <w:pPr>
+        <w:rPr>
+          <w:color w:val="A6A6A6" w:themeColor="background1" w:themeShade="A6"/>
+          <w:lang w:val="en-US"/>
+        </w:rPr>
+      </w:pPr>
+      <w:r>
+        <w:rPr>
+          <w:lang w:val="en-US"/>
+        </w:rPr>
+        <w:t>y_cont = data(:,2);</w:t>
+      </w:r>
+      <w:r>
+        <w:rPr>
+          <w:lang w:val="en-US"/>
+        </w:rPr>
+        <w:tab/>
+      </w:r>
+      <w:r>
+        <w:rPr>
+          <w:lang w:val="en-US"/>
+        </w:rPr>
+        <w:tab/>
+      </w:r>
+      <w:r>
+        <w:rPr>
+          <w:lang w:val="en-US"/>
+        </w:rPr>
+        <w:tab/>
+      </w:r>
+      <w:r>
+        <w:rPr>
+          <w:lang w:val="en-US"/>
+        </w:rPr>
+        <w:tab/>
+      </w:r>
+      <w:r>
+        <w:rPr>
+          <w:color w:val="A6A6A6" w:themeColor="background1" w:themeShade="A6"/>
+          <w:lang w:val="en-US"/>
+        </w:rPr>
+        <w:t xml:space="preserve">// </w:t>
+      </w:r>
+      <w:r>
+        <w:rPr>
+          <w:color w:val="A6A6A6" w:themeColor="background1" w:themeShade="A6"/>
+          <w:lang w:val="ru-RU"/>
+        </w:rPr>
+        <w:t>выход</w:t>
+      </w:r>
+      <w:r>
+        <w:rPr>
+          <w:color w:val="A6A6A6" w:themeColor="background1" w:themeShade="A6"/>
+          <w:lang w:val="en-US"/>
+        </w:rPr>
+        <w:t xml:space="preserve"> </w:t>
+      </w:r>
+      <w:r>
+        <w:rPr>
+          <w:color w:val="A6A6A6" w:themeColor="background1" w:themeShade="A6"/>
+          <w:lang w:val="ru-RU"/>
+        </w:rPr>
+        <w:t>из</w:t>
+      </w:r>
+      <w:r>
+        <w:rPr>
+          <w:color w:val="A6A6A6" w:themeColor="background1" w:themeShade="A6"/>
+          <w:lang w:val="en-US"/>
+        </w:rPr>
+        <w:t xml:space="preserve"> Micro-Cap</w:t>
+      </w:r>
+    </w:p>
+    <w:p>
+      <w:pPr>
+        <w:rPr>
+          <w:color w:val="A6A6A6" w:themeColor="background1" w:themeShade="A6"/>
+          <w:lang w:val="en-US"/>
+        </w:rPr>
+      </w:pPr>
+      <w:r>
+        <w:rPr>
+          <w:lang w:val="en-US"/>
+        </w:rPr>
+        <w:t>plot</w:t>
+      </w:r>
+      <w:r>
+        <w:rPr>
+          <w:lang w:val="en-US"/>
+        </w:rPr>
+        <w:t>(</w:t>
+      </w:r>
       <w:r>
         <w:rPr>
           <w:lang w:val="en-US"/>
         </w:rPr>
         <w:t>data</w:t>
       </w:r>
-      <w:proofErr w:type="gramStart"/>
-      <w:r>
-        <w:rPr>
-          <w:lang w:val="en-US"/>
-        </w:rPr>
-        <w:t>(:,</w:t>
-      </w:r>
-      <w:proofErr w:type="gramEnd"/>
-      <w:r>
-        <w:rPr>
-          <w:lang w:val="en-US"/>
-        </w:rPr>
-        <w:t xml:space="preserve"> 1), data</w:t>
-      </w:r>
-      <w:proofErr w:type="gramStart"/>
-      <w:r>
-        <w:rPr>
-          <w:lang w:val="en-US"/>
-        </w:rPr>
-        <w:t>(:,</w:t>
-      </w:r>
-      <w:proofErr w:type="gramEnd"/>
-      <w:r>
-        <w:rPr>
-          <w:lang w:val="en-US"/>
-        </w:rPr>
-        <w:t xml:space="preserve"> 2), 'red');</w:t>
-      </w:r>
-      <w:r>
-        <w:rPr>
-          <w:lang w:val="en-US"/>
-        </w:rPr>
-        <w:tab/>
-      </w:r>
-      <w:r>
-        <w:rPr>
-          <w:lang w:val="en-US"/>
-        </w:rPr>
-        <w:tab/>
+      <w:r>
+        <w:rPr>
+          <w:lang w:val="en-US"/>
+        </w:rPr>
+        <w:t>(t_cont, y_cont, 'red');</w:t>
       </w:r>
       <w:r>
         <w:rPr>
@@ -7226,7 +7171,7 @@
           <w:color w:val="A6A6A6" w:themeColor="background1" w:themeShade="A6"/>
           <w:lang w:val="ru-RU"/>
         </w:rPr>
-        <w:t>загрузка</w:t>
+        <w:t>график</w:t>
       </w:r>
       <w:r>
         <w:rPr>
@@ -7240,7 +7185,7 @@
           <w:color w:val="A6A6A6" w:themeColor="background1" w:themeShade="A6"/>
           <w:lang w:val="ru-RU"/>
         </w:rPr>
-        <w:t>данных</w:t>
+        <w:t>непрерывной</w:t>
       </w:r>
       <w:r>
         <w:rPr>
@@ -7254,451 +7199,218 @@
           <w:color w:val="A6A6A6" w:themeColor="background1" w:themeShade="A6"/>
           <w:lang w:val="ru-RU"/>
         </w:rPr>
-        <w:t>из</w:t>
-      </w:r>
-      <w:r>
-        <w:rPr>
-          <w:color w:val="A6A6A6" w:themeColor="background1" w:themeShade="A6"/>
-          <w:lang w:val="en-US"/>
-        </w:rPr>
-        <w:t xml:space="preserve"> MicroCap</w:t>
-      </w:r>
-    </w:p>
-    <w:p>
-      <w:pPr>
-        <w:rPr>
-          <w:lang w:val="ru-RU"/>
-        </w:rPr>
-      </w:pPr>
-      <w:r>
-        <w:rPr>
-          <w:lang w:val="en-US"/>
-        </w:rPr>
-        <w:t>y</w:t>
-      </w:r>
-      <w:r>
-        <w:rPr>
-          <w:lang w:val="ru-RU"/>
-        </w:rPr>
-        <w:t xml:space="preserve"> = </w:t>
-      </w:r>
-      <w:r>
-        <w:rPr>
-          <w:lang w:val="en-US"/>
-        </w:rPr>
-        <w:t>data</w:t>
-      </w:r>
-      <w:proofErr w:type="gramStart"/>
-      <w:r>
-        <w:rPr>
-          <w:lang w:val="ru-RU"/>
-        </w:rPr>
-        <w:t>(:,</w:t>
-      </w:r>
-      <w:proofErr w:type="gramEnd"/>
-      <w:r>
-        <w:rPr>
-          <w:lang w:val="ru-RU"/>
-        </w:rPr>
-        <w:t>2);</w:t>
-      </w:r>
-      <w:r>
-        <w:rPr>
-          <w:lang w:val="ru-RU"/>
-        </w:rPr>
-        <w:tab/>
-      </w:r>
-      <w:r>
-        <w:rPr>
-          <w:lang w:val="ru-RU"/>
-        </w:rPr>
-        <w:tab/>
-      </w:r>
-      <w:r>
-        <w:rPr>
-          <w:lang w:val="ru-RU"/>
-        </w:rPr>
-        <w:tab/>
-      </w:r>
-      <w:r>
-        <w:rPr>
-          <w:lang w:val="ru-RU"/>
-        </w:rPr>
-        <w:tab/>
-      </w:r>
-      <w:r>
-        <w:rPr>
-          <w:lang w:val="ru-RU"/>
-        </w:rPr>
-        <w:tab/>
-      </w:r>
-      <w:r>
-        <w:rPr>
-          <w:lang w:val="ru-RU"/>
-        </w:rPr>
-        <w:tab/>
-      </w:r>
-      <w:r>
-        <w:rPr>
-          <w:lang w:val="ru-RU"/>
-        </w:rPr>
-        <w:tab/>
-      </w:r>
-      <w:r>
-        <w:rPr>
-          <w:color w:val="A6A6A6" w:themeColor="background1" w:themeShade="A6"/>
-          <w:lang w:val="ru-RU"/>
-        </w:rPr>
-        <w:t>// значения выхода из MicroCap</w:t>
-      </w:r>
-    </w:p>
-    <w:p>
-      <w:pPr>
-        <w:rPr>
-          <w:lang w:val="en-US"/>
-        </w:rPr>
-      </w:pPr>
-      <w:r>
-        <w:rPr>
-          <w:lang w:val="en-US"/>
-        </w:rPr>
-        <w:t>err = 0;</w:t>
-      </w:r>
-    </w:p>
-    <w:p>
-      <w:pPr>
-        <w:ind w:left="5660" w:hanging="5660"/>
-        <w:rPr>
-          <w:lang w:val="ru-RU"/>
-        </w:rPr>
-      </w:pPr>
-      <w:r>
-        <w:rPr>
-          <w:lang w:val="en-US"/>
-        </w:rPr>
-        <w:t>tau</w:t>
-      </w:r>
-      <w:r>
-        <w:rPr>
-          <w:lang w:val="ru-RU"/>
-        </w:rPr>
-        <w:t xml:space="preserve"> = </w:t>
-      </w:r>
-      <w:r>
-        <w:rPr>
-          <w:lang w:val="en-US"/>
-        </w:rPr>
-        <w:t>h</w:t>
-      </w:r>
-      <w:r>
-        <w:rPr>
-          <w:lang w:val="ru-RU"/>
-        </w:rPr>
-        <w:t xml:space="preserve"> * 100;</w:t>
-      </w:r>
-      <w:r>
-        <w:rPr>
-          <w:lang w:val="ru-RU"/>
-        </w:rPr>
-        <w:tab/>
-      </w:r>
-      <w:r>
-        <w:rPr>
-          <w:lang w:val="ru-RU"/>
-        </w:rPr>
-        <w:tab/>
-      </w:r>
-      <w:r>
-        <w:rPr>
-          <w:color w:val="A6A6A6" w:themeColor="background1" w:themeShade="A6"/>
-          <w:lang w:val="ru-RU"/>
-        </w:rPr>
-        <w:t>// коэффициент для соответствия индексов</w:t>
-      </w:r>
-      <w:r>
-        <w:rPr>
-          <w:color w:val="A6A6A6" w:themeColor="background1" w:themeShade="A6"/>
+        <w:t>модели</w:t>
+      </w:r>
+    </w:p>
+    <w:p>
+      <w:pPr>
+        <w:rPr>
+          <w:lang w:val="en-US"/>
+        </w:rPr>
+      </w:pPr>
+      <w:r>
+        <w:rPr>
+          <w:lang w:val="en-US"/>
+        </w:rPr>
+        <w:t>err</w:t>
+      </w:r>
+      <w:r>
+        <w:rPr>
+          <w:lang w:val="en-US"/>
+        </w:rPr>
+        <w:t xml:space="preserve"> = 0;</w:t>
+      </w:r>
+    </w:p>
+    <w:p>
+      <w:pPr>
+        <w:rPr>
+          <w:lang w:val="ru-RU"/>
+        </w:rPr>
+      </w:pPr>
+      <w:r>
+        <w:rPr>
+          <w:lang w:val="en-US"/>
+        </w:rPr>
+        <w:t>for</w:t>
+      </w:r>
+      <w:r>
+        <w:rPr>
           <w:lang w:val="ru-RU"/>
         </w:rPr>
         <w:t xml:space="preserve"> </w:t>
       </w:r>
       <w:r>
         <w:rPr>
-          <w:color w:val="A6A6A6" w:themeColor="background1" w:themeShade="A6"/>
-          <w:lang w:val="ru-RU"/>
-        </w:rPr>
-        <w:t>(т.к. разное количество точек)</w:t>
-      </w:r>
-    </w:p>
-    <w:p>
-      <w:pPr>
-        <w:rPr>
-          <w:lang w:val="ru-RU"/>
-        </w:rPr>
-      </w:pPr>
-      <w:r>
-        <w:rPr>
-          <w:lang w:val="en-US"/>
-        </w:rPr>
-        <w:t>for</w:t>
-      </w:r>
-      <w:r>
-        <w:rPr>
-          <w:lang w:val="ru-RU"/>
+          <w:lang w:val="en-US"/>
+        </w:rPr>
+        <w:t>i</w:t>
+      </w:r>
+      <w:r>
+        <w:rPr>
+          <w:lang w:val="ru-RU"/>
+        </w:rPr>
+        <w:t xml:space="preserve"> = 1:</w:t>
+      </w:r>
+      <w:r>
+        <w:rPr>
+          <w:lang w:val="en-US"/>
+        </w:rPr>
+        <w:t>length</w:t>
+      </w:r>
+      <w:r>
+        <w:rPr>
+          <w:lang w:val="ru-RU"/>
+        </w:rPr>
+        <w:t>(</w:t>
+      </w:r>
+      <w:r>
+        <w:rPr>
+          <w:lang w:val="en-US"/>
+        </w:rPr>
+        <w:t>t</w:t>
+      </w:r>
+      <w:r>
+        <w:rPr>
+          <w:lang w:val="ru-RU"/>
+        </w:rPr>
+        <w:t>)</w:t>
+      </w:r>
+    </w:p>
+    <w:p>
+      <w:pPr>
+        <w:rPr>
+          <w:color w:val="A6A6A6" w:themeColor="background1" w:themeShade="A6"/>
+          <w:lang w:val="ru-RU"/>
+        </w:rPr>
+      </w:pPr>
+      <w:r>
+        <w:rPr>
+          <w:color w:val="A6A6A6" w:themeColor="background1" w:themeShade="A6"/>
+          <w:lang w:val="ru-RU"/>
+        </w:rPr>
+        <w:t xml:space="preserve">// </w:t>
+      </w:r>
+      <w:r>
+        <w:rPr>
+          <w:color w:val="A6A6A6" w:themeColor="background1" w:themeShade="A6"/>
+          <w:lang w:val="ru-RU"/>
+        </w:rPr>
+        <w:t>и</w:t>
+      </w:r>
+      <w:r>
+        <w:rPr>
+          <w:color w:val="A6A6A6" w:themeColor="background1" w:themeShade="A6"/>
+          <w:lang w:val="ru-RU"/>
+        </w:rPr>
+        <w:t xml:space="preserve">нтерполяция — берём значение непрерывной модели точно в момент </w:t>
+      </w:r>
+      <w:r>
+        <w:rPr>
+          <w:color w:val="A6A6A6" w:themeColor="background1" w:themeShade="A6"/>
+          <w:lang w:val="en-US"/>
+        </w:rPr>
+        <w:t>t</w:t>
+      </w:r>
+      <w:r>
+        <w:rPr>
+          <w:color w:val="A6A6A6" w:themeColor="background1" w:themeShade="A6"/>
+          <w:lang w:val="ru-RU"/>
+        </w:rPr>
+        <w:t>(</w:t>
+      </w:r>
+      <w:r>
+        <w:rPr>
+          <w:color w:val="A6A6A6" w:themeColor="background1" w:themeShade="A6"/>
+          <w:lang w:val="en-US"/>
+        </w:rPr>
+        <w:t>i</w:t>
+      </w:r>
+      <w:r>
+        <w:rPr>
+          <w:color w:val="A6A6A6" w:themeColor="background1" w:themeShade="A6"/>
+          <w:lang w:val="ru-RU"/>
+        </w:rPr>
+        <w:t>)</w:t>
+      </w:r>
+    </w:p>
+    <w:p>
+      <w:pPr>
+        <w:rPr>
+          <w:lang w:val="en-US"/>
+        </w:rPr>
+      </w:pPr>
+      <w:r>
+        <w:rPr>
+          <w:lang w:val="en-US"/>
+        </w:rPr>
+        <w:t>y_interp = interp1(t_cont, y_cont, t(i), 'linear', 'extrap');</w:t>
+      </w:r>
+    </w:p>
+    <w:p>
+      <w:pPr>
+        <w:rPr>
+          <w:lang w:val="en-US"/>
+        </w:rPr>
+      </w:pPr>
+      <w:r>
+        <w:rPr>
+          <w:lang w:val="en-US"/>
+        </w:rPr>
+        <w:t>err = err + (y_interp - x(i))^2;</w:t>
+      </w:r>
+    </w:p>
+    <w:p>
+      <w:pPr>
+        <w:rPr>
+          <w:lang w:val="en-US"/>
+        </w:rPr>
+      </w:pPr>
+      <w:r>
+        <w:rPr>
+          <w:lang w:val="en-US"/>
+        </w:rPr>
+        <w:t>end</w:t>
+      </w:r>
+    </w:p>
+    <w:p>
+      <w:pPr>
+        <w:rPr>
+          <w:lang w:val="en-US"/>
+        </w:rPr>
+      </w:pPr>
+      <w:r>
+        <w:rPr>
+          <w:lang w:val="en-US"/>
+        </w:rPr>
+        <w:t xml:space="preserve">err = sqrt(err / length(t));   </w:t>
+      </w:r>
+      <w:r>
+        <w:rPr>
+          <w:color w:val="A6A6A6" w:themeColor="background1" w:themeShade="A6"/>
+          <w:lang w:val="en-US"/>
+        </w:rPr>
+        <w:t xml:space="preserve">// </w:t>
+      </w:r>
+      <w:r>
+        <w:rPr>
+          <w:color w:val="A6A6A6" w:themeColor="background1" w:themeShade="A6"/>
+          <w:lang w:val="ru-RU"/>
+        </w:rPr>
+        <w:t>среднеквадратичная</w:t>
+      </w:r>
+      <w:r>
+        <w:rPr>
+          <w:color w:val="A6A6A6" w:themeColor="background1" w:themeShade="A6"/>
+          <w:lang w:val="en-US"/>
         </w:rPr>
         <w:t xml:space="preserve"> </w:t>
       </w:r>
       <w:r>
         <w:rPr>
-          <w:lang w:val="en-US"/>
-        </w:rPr>
-        <w:t>k</w:t>
-      </w:r>
-      <w:r>
-        <w:rPr>
-          <w:lang w:val="ru-RU"/>
-        </w:rPr>
-        <w:t xml:space="preserve"> = </w:t>
-      </w:r>
-      <w:proofErr w:type="gramStart"/>
-      <w:r>
-        <w:rPr>
-          <w:lang w:val="ru-RU"/>
-        </w:rPr>
-        <w:t>2:</w:t>
-      </w:r>
-      <w:r>
-        <w:rPr>
-          <w:lang w:val="en-US"/>
-        </w:rPr>
-        <w:t>length</w:t>
-      </w:r>
-      <w:proofErr w:type="gramEnd"/>
-      <w:r>
-        <w:rPr>
-          <w:lang w:val="ru-RU"/>
-        </w:rPr>
-        <w:t>(</w:t>
-      </w:r>
-      <w:r>
-        <w:rPr>
-          <w:lang w:val="en-US"/>
-        </w:rPr>
-        <w:t>t</w:t>
-      </w:r>
-      <w:r>
-        <w:rPr>
-          <w:lang w:val="ru-RU"/>
-        </w:rPr>
-        <w:t>)</w:t>
-      </w:r>
-    </w:p>
-    <w:p>
-      <w:pPr>
-        <w:rPr>
-          <w:lang w:val="ru-RU"/>
-        </w:rPr>
-      </w:pPr>
-      <w:r>
-        <w:rPr>
-          <w:lang w:val="en-US"/>
-        </w:rPr>
-        <w:t>err</w:t>
-      </w:r>
-      <w:r>
-        <w:rPr>
-          <w:lang w:val="ru-RU"/>
-        </w:rPr>
-        <w:t xml:space="preserve"> = </w:t>
-      </w:r>
-      <w:r>
-        <w:rPr>
-          <w:lang w:val="en-US"/>
-        </w:rPr>
-        <w:t>err</w:t>
-      </w:r>
-      <w:r>
-        <w:rPr>
-          <w:lang w:val="ru-RU"/>
-        </w:rPr>
-        <w:t xml:space="preserve"> + (</w:t>
-      </w:r>
-      <w:r>
-        <w:rPr>
-          <w:lang w:val="en-US"/>
-        </w:rPr>
-        <w:t>y</w:t>
-      </w:r>
-      <w:r>
-        <w:rPr>
-          <w:lang w:val="ru-RU"/>
-        </w:rPr>
-        <w:t>((</w:t>
-      </w:r>
-      <w:r>
-        <w:rPr>
-          <w:lang w:val="en-US"/>
-        </w:rPr>
-        <w:t>k</w:t>
-      </w:r>
-      <w:r>
-        <w:rPr>
-          <w:lang w:val="ru-RU"/>
-        </w:rPr>
-        <w:t>-</w:t>
-      </w:r>
-      <w:proofErr w:type="gramStart"/>
-      <w:r>
-        <w:rPr>
-          <w:lang w:val="ru-RU"/>
-        </w:rPr>
-        <w:t>1)*</w:t>
-      </w:r>
-      <w:proofErr w:type="gramEnd"/>
-      <w:r>
-        <w:rPr>
-          <w:lang w:val="en-US"/>
-        </w:rPr>
-        <w:t>tau</w:t>
-      </w:r>
-      <w:r>
-        <w:rPr>
-          <w:lang w:val="ru-RU"/>
-        </w:rPr>
-        <w:t xml:space="preserve">) - </w:t>
-      </w:r>
-      <w:r>
-        <w:rPr>
-          <w:lang w:val="en-US"/>
-        </w:rPr>
-        <w:t>x</w:t>
-      </w:r>
-      <w:r>
-        <w:rPr>
-          <w:lang w:val="ru-RU"/>
-        </w:rPr>
-        <w:t>(</w:t>
-      </w:r>
-      <w:r>
-        <w:rPr>
-          <w:lang w:val="en-US"/>
-        </w:rPr>
-        <w:t>k</w:t>
-      </w:r>
-      <w:proofErr w:type="gramStart"/>
-      <w:r>
-        <w:rPr>
-          <w:lang w:val="ru-RU"/>
-        </w:rPr>
-        <w:t>))^</w:t>
-      </w:r>
-      <w:proofErr w:type="gramEnd"/>
-      <w:r>
-        <w:rPr>
-          <w:lang w:val="ru-RU"/>
-        </w:rPr>
-        <w:t>2;</w:t>
-      </w:r>
-      <w:r>
-        <w:rPr>
-          <w:lang w:val="ru-RU"/>
-        </w:rPr>
-        <w:tab/>
-      </w:r>
-      <w:r>
-        <w:rPr>
-          <w:lang w:val="ru-RU"/>
-        </w:rPr>
-        <w:tab/>
-      </w:r>
-      <w:r>
-        <w:rPr>
-          <w:lang w:val="ru-RU"/>
-        </w:rPr>
-        <w:tab/>
-      </w:r>
-      <w:r>
-        <w:rPr>
-          <w:lang w:val="ru-RU"/>
-        </w:rPr>
-        <w:tab/>
-      </w:r>
-      <w:r>
-        <w:rPr>
-          <w:color w:val="A6A6A6" w:themeColor="background1" w:themeShade="A6"/>
-          <w:lang w:val="ru-RU"/>
-        </w:rPr>
-        <w:t>// накопление квадрата разности</w:t>
-      </w:r>
-    </w:p>
-    <w:p>
-      <w:pPr>
-        <w:rPr>
-          <w:lang w:val="en-US"/>
-        </w:rPr>
-      </w:pPr>
-      <w:r>
-        <w:rPr>
-          <w:lang w:val="en-US"/>
-        </w:rPr>
-        <w:t>end</w:t>
-      </w:r>
-    </w:p>
-    <w:p>
-      <w:pPr>
-        <w:rPr>
-          <w:lang w:val="ru-RU"/>
-        </w:rPr>
-      </w:pPr>
-      <w:r>
-        <w:rPr>
-          <w:lang w:val="en-US"/>
-        </w:rPr>
-        <w:t>err = sqrt(err/length(t));</w:t>
-      </w:r>
-      <w:r>
-        <w:rPr>
-          <w:lang w:val="en-US"/>
-        </w:rPr>
-        <w:tab/>
-      </w:r>
-      <w:r>
-        <w:rPr>
-          <w:lang w:val="en-US"/>
-        </w:rPr>
-        <w:tab/>
-      </w:r>
-      <w:r>
-        <w:rPr>
-          <w:lang w:val="en-US"/>
-        </w:rPr>
-        <w:tab/>
-      </w:r>
-      <w:r>
-        <w:rPr>
-          <w:lang w:val="en-US"/>
-        </w:rPr>
-        <w:tab/>
-      </w:r>
-      <w:r>
-        <w:rPr>
-          <w:lang w:val="en-US"/>
-        </w:rPr>
-        <w:tab/>
-      </w:r>
-      <w:r>
-        <w:rPr>
-          <w:color w:val="A6A6A6" w:themeColor="background1" w:themeShade="A6"/>
-          <w:lang w:val="en-US"/>
-        </w:rPr>
-        <w:t xml:space="preserve">// </w:t>
-      </w:r>
-      <w:r>
-        <w:rPr>
-          <w:color w:val="A6A6A6" w:themeColor="background1" w:themeShade="A6"/>
-          <w:lang w:val="ru-RU"/>
-        </w:rPr>
-        <w:t>среднеквадратичная</w:t>
+          <w:color w:val="A6A6A6" w:themeColor="background1" w:themeShade="A6"/>
+          <w:lang w:val="ru-RU"/>
+        </w:rPr>
+        <w:t>ошибка</w:t>
       </w:r>
       <w:r>
         <w:rPr>
@@ -7707,46 +7419,26 @@
         </w:rPr>
         <w:t xml:space="preserve"> </w:t>
       </w:r>
-      <w:r>
-        <w:rPr>
-          <w:color w:val="A6A6A6" w:themeColor="background1" w:themeShade="A6"/>
-          <w:lang w:val="ru-RU"/>
-        </w:rPr>
-        <w:t>ошибка</w:t>
-      </w:r>
-    </w:p>
-    <w:p>
-      <w:pPr>
-        <w:rPr>
-          <w:lang w:val="ru-RU"/>
-        </w:rPr>
-      </w:pPr>
-      <w:r>
-        <w:rPr>
-          <w:lang w:val="en-US"/>
-        </w:rPr>
-        <w:t>disp(err);</w:t>
-      </w:r>
-      <w:r>
-        <w:rPr>
-          <w:lang w:val="en-US"/>
-        </w:rPr>
-        <w:t xml:space="preserve"> </w:t>
-      </w:r>
-    </w:p>
-    <w:p>
-      <w:pPr>
-        <w:rPr>
-          <w:lang w:val="ru-RU"/>
-        </w:rPr>
-      </w:pPr>
+    </w:p>
+    <w:p>
+      <w:pPr>
+        <w:rPr>
+          <w:lang w:val="en-US"/>
+        </w:rPr>
+      </w:pPr>
+      <w:r>
+        <w:rPr>
+          <w:lang w:val="en-US"/>
+        </w:rPr>
+        <w:t>disp("h = " + string(h) + " → Ошибка дискретизации = " + string(err));</w:t>
+      </w:r>
     </w:p>
     <w:p>
       <w:pPr>
         <w:rPr>
           <w:b/>
           <w:bCs/>
-          <w:lang w:val="ru-RU"/>
+          <w:lang w:val="en-US"/>
         </w:rPr>
       </w:pPr>
     </w:p>
@@ -7780,6 +7472,7 @@
       </w:pPr>
       <w:r>
         <w:rPr>
+          <w:noProof/>
           <w:lang w:val="ru-RU"/>
         </w:rPr>
         <w:drawing>
@@ -8102,14 +7795,14 @@
             <w:pPr>
               <w:jc w:val="center"/>
               <w:rPr>
-                <w:lang w:val="en-US"/>
+                <w:lang w:val="ru-RU"/>
               </w:rPr>
             </w:pPr>
             <w:r>
               <w:rPr>
-                <w:lang w:val="en-US"/>
+                <w:lang w:val="ru-RU"/>
               </w:rPr>
-              <w:t>0</w:t>
+              <w:t>0.1220596</w:t>
             </w:r>
           </w:p>
         </w:tc>
@@ -8121,14 +7814,14 @@
             <w:pPr>
               <w:jc w:val="center"/>
               <w:rPr>
-                <w:lang w:val="en-US"/>
+                <w:lang w:val="ru-RU"/>
               </w:rPr>
             </w:pPr>
             <w:r>
               <w:rPr>
                 <w:lang w:val="en-US"/>
               </w:rPr>
-              <w:t>0</w:t>
+              <w:t>0.1309237</w:t>
             </w:r>
           </w:p>
         </w:tc>
@@ -8172,7 +7865,7 @@
               <w:rPr>
                 <w:lang w:val="en-US"/>
               </w:rPr>
-              <w:t>0.0324746</w:t>
+              <w:t>0.0576756</w:t>
             </w:r>
           </w:p>
         </w:tc>
@@ -8191,7 +7884,7 @@
               <w:rPr>
                 <w:lang w:val="en-US"/>
               </w:rPr>
-              <w:t>0.0077160</w:t>
+              <w:t>0.089803</w:t>
             </w:r>
           </w:p>
         </w:tc>
@@ -8235,7 +7928,7 @@
               <w:rPr>
                 <w:lang w:val="en-US"/>
               </w:rPr>
-              <w:t>0.0658850</w:t>
+              <w:t>0.0257183</w:t>
             </w:r>
           </w:p>
         </w:tc>
@@ -8254,7 +7947,7 @@
               <w:rPr>
                 <w:lang w:val="en-US"/>
               </w:rPr>
-              <w:t>0.0517385</w:t>
+              <w:t>0.058236</w:t>
             </w:r>
           </w:p>
         </w:tc>
@@ -8296,9 +7989,9 @@
             </w:pPr>
             <w:r>
               <w:rPr>
-                <w:lang w:val="en-US"/>
+                <w:lang w:val="ru-RU"/>
               </w:rPr>
-              <w:t>0.0688897</w:t>
+              <w:t>0.0294496</w:t>
             </w:r>
           </w:p>
         </w:tc>
@@ -8317,7 +8010,7 @@
               <w:rPr>
                 <w:lang w:val="ru-RU"/>
               </w:rPr>
-              <w:t>0.0608425</w:t>
+              <w:t>0.0518526</w:t>
             </w:r>
           </w:p>
         </w:tc>
@@ -8469,13 +8162,6 @@
         </w:rPr>
         <w:t>Таким образом, ПИД-регулятор обладает лучшей робастностью к дискретизации, однако требует более точной реализации дифференцирующего звена.</w:t>
       </w:r>
-    </w:p>
-    <w:p>
-      <w:pPr>
-        <w:rPr>
-          <w:lang w:val="ru-RU"/>
-        </w:rPr>
-      </w:pPr>
     </w:p>
     <w:sectPr>
       <w:pgSz w:w="11906" w:h="16838"/>
